--- a/INFORME/EIC 511 - JANTH CELEDON MIRANDA-.docx
+++ b/INFORME/EIC 511 - JANTH CELEDON MIRANDA-.docx
@@ -131,49 +131,8 @@
           <w:b/>
           <w:bCs/>
         </w:rPr>
-        <w:t>CUANTIFICACIÓN DE BENEFICIOS DEL DISEÑO PARAMÉTRICO</w:t>
-      </w:r>
-    </w:p>
-    <w:p>
-      <w:pPr>
-        <w:jc w:val="center"/>
-        <w:rPr>
-          <w:b/>
-          <w:bCs/>
-        </w:rPr>
-      </w:pPr>
-      <w:r>
-        <w:rPr>
-          <w:b/>
-          <w:bCs/>
-        </w:rPr>
-        <w:t xml:space="preserve"> DFMA EN FABRICACIÓN DIGITAL: </w:t>
-      </w:r>
-    </w:p>
-    <w:p>
-      <w:pPr>
-        <w:jc w:val="center"/>
-        <w:rPr>
-          <w:b/>
-          <w:bCs/>
-        </w:rPr>
-      </w:pPr>
-      <w:r>
-        <w:rPr>
-          <w:b/>
-          <w:bCs/>
-        </w:rPr>
-        <w:t>REDUCCIÓN DE TIEMPO DE PREPARACIÓN Y DESPERDICIO DE MATERIAL EN SISTEMAS MODULARES CNC.</w:t>
-      </w:r>
-    </w:p>
-    <w:p>
-      <w:pPr>
-        <w:jc w:val="center"/>
-        <w:rPr>
-          <w:b/>
-          <w:bCs/>
-        </w:rPr>
-      </w:pPr>
+        <w:t>CUANTIFICACIÓN DE BENEFICIOS DEL DISEÑO PARAMÉTRICO DFMA EN FABRICACIÓN DIGITAL: REDUCCIÓN DE TIEMPO DE PREPARACIÓN Y DESPERDICIO DE MATERIAL EN SISTEMA WIKIHOUSE.</w:t>
+      </w:r>
     </w:p>
     <w:p>
       <w:pPr>
@@ -376,7 +335,7 @@
           <w:r>
             <w:fldChar w:fldCharType="separate"/>
           </w:r>
-          <w:hyperlink w:anchor="_Toc242086612" w:history="1">
+          <w:hyperlink w:anchor="_Toc242131352" w:history="1">
             <w:r>
               <w:rPr>
                 <w:rStyle w:val="Hipervnculo"/>
@@ -403,7 +362,7 @@
                 <w:noProof/>
                 <w:webHidden/>
               </w:rPr>
-              <w:instrText xml:space="preserve"> PAGEREF _Toc242086612 \h </w:instrText>
+              <w:instrText xml:space="preserve"> PAGEREF _Toc242131352 \h </w:instrText>
             </w:r>
             <w:r>
               <w:rPr>
@@ -449,7 +408,7 @@
               <w14:ligatures w14:val="standardContextual"/>
             </w:rPr>
           </w:pPr>
-          <w:hyperlink w:anchor="_Toc242086613" w:history="1">
+          <w:hyperlink w:anchor="_Toc242131353" w:history="1">
             <w:r>
               <w:rPr>
                 <w:rStyle w:val="Hipervnculo"/>
@@ -476,7 +435,7 @@
                 <w:noProof/>
                 <w:webHidden/>
               </w:rPr>
-              <w:instrText xml:space="preserve"> PAGEREF _Toc242086613 \h </w:instrText>
+              <w:instrText xml:space="preserve"> PAGEREF _Toc242131353 \h </w:instrText>
             </w:r>
             <w:r>
               <w:rPr>
@@ -496,7 +455,7 @@
                 <w:noProof/>
                 <w:webHidden/>
               </w:rPr>
-              <w:t>4</w:t>
+              <w:t>5</w:t>
             </w:r>
             <w:r>
               <w:rPr>
@@ -523,7 +482,7 @@
               <w14:ligatures w14:val="standardContextual"/>
             </w:rPr>
           </w:pPr>
-          <w:hyperlink w:anchor="_Toc242086614" w:history="1">
+          <w:hyperlink w:anchor="_Toc242131354" w:history="1">
             <w:r>
               <w:rPr>
                 <w:rStyle w:val="Hipervnculo"/>
@@ -568,7 +527,7 @@
                 <w:noProof/>
                 <w:webHidden/>
               </w:rPr>
-              <w:instrText xml:space="preserve"> PAGEREF _Toc242086614 \h </w:instrText>
+              <w:instrText xml:space="preserve"> PAGEREF _Toc242131354 \h </w:instrText>
             </w:r>
             <w:r>
               <w:rPr>
@@ -588,7 +547,7 @@
                 <w:noProof/>
                 <w:webHidden/>
               </w:rPr>
-              <w:t>4</w:t>
+              <w:t>5</w:t>
             </w:r>
             <w:r>
               <w:rPr>
@@ -615,7 +574,7 @@
               <w14:ligatures w14:val="standardContextual"/>
             </w:rPr>
           </w:pPr>
-          <w:hyperlink w:anchor="_Toc242086615" w:history="1">
+          <w:hyperlink w:anchor="_Toc242131355" w:history="1">
             <w:r>
               <w:rPr>
                 <w:rStyle w:val="Hipervnculo"/>
@@ -660,7 +619,7 @@
                 <w:noProof/>
                 <w:webHidden/>
               </w:rPr>
-              <w:instrText xml:space="preserve"> PAGEREF _Toc242086615 \h </w:instrText>
+              <w:instrText xml:space="preserve"> PAGEREF _Toc242131355 \h </w:instrText>
             </w:r>
             <w:r>
               <w:rPr>
@@ -680,7 +639,7 @@
                 <w:noProof/>
                 <w:webHidden/>
               </w:rPr>
-              <w:t>6</w:t>
+              <w:t>7</w:t>
             </w:r>
             <w:r>
               <w:rPr>
@@ -707,7 +666,7 @@
               <w14:ligatures w14:val="standardContextual"/>
             </w:rPr>
           </w:pPr>
-          <w:hyperlink w:anchor="_Toc242086616" w:history="1">
+          <w:hyperlink w:anchor="_Toc242131356" w:history="1">
             <w:r>
               <w:rPr>
                 <w:rStyle w:val="Hipervnculo"/>
@@ -752,7 +711,7 @@
                 <w:noProof/>
                 <w:webHidden/>
               </w:rPr>
-              <w:instrText xml:space="preserve"> PAGEREF _Toc242086616 \h </w:instrText>
+              <w:instrText xml:space="preserve"> PAGEREF _Toc242131356 \h </w:instrText>
             </w:r>
             <w:r>
               <w:rPr>
@@ -772,7 +731,7 @@
                 <w:noProof/>
                 <w:webHidden/>
               </w:rPr>
-              <w:t>8</w:t>
+              <w:t>9</w:t>
             </w:r>
             <w:r>
               <w:rPr>
@@ -799,7 +758,7 @@
               <w14:ligatures w14:val="standardContextual"/>
             </w:rPr>
           </w:pPr>
-          <w:hyperlink w:anchor="_Toc242086617" w:history="1">
+          <w:hyperlink w:anchor="_Toc242131357" w:history="1">
             <w:r>
               <w:rPr>
                 <w:rStyle w:val="Hipervnculo"/>
@@ -844,7 +803,7 @@
                 <w:noProof/>
                 <w:webHidden/>
               </w:rPr>
-              <w:instrText xml:space="preserve"> PAGEREF _Toc242086617 \h </w:instrText>
+              <w:instrText xml:space="preserve"> PAGEREF _Toc242131357 \h </w:instrText>
             </w:r>
             <w:r>
               <w:rPr>
@@ -864,7 +823,7 @@
                 <w:noProof/>
                 <w:webHidden/>
               </w:rPr>
-              <w:t>9</w:t>
+              <w:t>10</w:t>
             </w:r>
             <w:r>
               <w:rPr>
@@ -891,7 +850,7 @@
               <w14:ligatures w14:val="standardContextual"/>
             </w:rPr>
           </w:pPr>
-          <w:hyperlink w:anchor="_Toc242086618" w:history="1">
+          <w:hyperlink w:anchor="_Toc242131358" w:history="1">
             <w:r>
               <w:rPr>
                 <w:rStyle w:val="Hipervnculo"/>
@@ -936,7 +895,7 @@
                 <w:noProof/>
                 <w:webHidden/>
               </w:rPr>
-              <w:instrText xml:space="preserve"> PAGEREF _Toc242086618 \h </w:instrText>
+              <w:instrText xml:space="preserve"> PAGEREF _Toc242131358 \h </w:instrText>
             </w:r>
             <w:r>
               <w:rPr>
@@ -983,7 +942,7 @@
               <w14:ligatures w14:val="standardContextual"/>
             </w:rPr>
           </w:pPr>
-          <w:hyperlink w:anchor="_Toc242086619" w:history="1">
+          <w:hyperlink w:anchor="_Toc242131359" w:history="1">
             <w:r>
               <w:rPr>
                 <w:rStyle w:val="Hipervnculo"/>
@@ -1028,7 +987,7 @@
                 <w:noProof/>
                 <w:webHidden/>
               </w:rPr>
-              <w:instrText xml:space="preserve"> PAGEREF _Toc242086619 \h </w:instrText>
+              <w:instrText xml:space="preserve"> PAGEREF _Toc242131359 \h </w:instrText>
             </w:r>
             <w:r>
               <w:rPr>
@@ -1075,7 +1034,7 @@
               <w14:ligatures w14:val="standardContextual"/>
             </w:rPr>
           </w:pPr>
-          <w:hyperlink w:anchor="_Toc242086620" w:history="1">
+          <w:hyperlink w:anchor="_Toc242131360" w:history="1">
             <w:r>
               <w:rPr>
                 <w:rStyle w:val="Hipervnculo"/>
@@ -1120,7 +1079,7 @@
                 <w:noProof/>
                 <w:webHidden/>
               </w:rPr>
-              <w:instrText xml:space="preserve"> PAGEREF _Toc242086620 \h </w:instrText>
+              <w:instrText xml:space="preserve"> PAGEREF _Toc242131360 \h </w:instrText>
             </w:r>
             <w:r>
               <w:rPr>
@@ -1167,7 +1126,7 @@
               <w14:ligatures w14:val="standardContextual"/>
             </w:rPr>
           </w:pPr>
-          <w:hyperlink w:anchor="_Toc242086621" w:history="1">
+          <w:hyperlink w:anchor="_Toc242131361" w:history="1">
             <w:r>
               <w:rPr>
                 <w:rStyle w:val="Hipervnculo"/>
@@ -1212,7 +1171,7 @@
                 <w:noProof/>
                 <w:webHidden/>
               </w:rPr>
-              <w:instrText xml:space="preserve"> PAGEREF _Toc242086621 \h </w:instrText>
+              <w:instrText xml:space="preserve"> PAGEREF _Toc242131361 \h </w:instrText>
             </w:r>
             <w:r>
               <w:rPr>
@@ -1258,7 +1217,7 @@
               <w14:ligatures w14:val="standardContextual"/>
             </w:rPr>
           </w:pPr>
-          <w:hyperlink w:anchor="_Toc242086622" w:history="1">
+          <w:hyperlink w:anchor="_Toc242131362" w:history="1">
             <w:r>
               <w:rPr>
                 <w:rStyle w:val="Hipervnculo"/>
@@ -1285,7 +1244,7 @@
                 <w:noProof/>
                 <w:webHidden/>
               </w:rPr>
-              <w:instrText xml:space="preserve"> PAGEREF _Toc242086622 \h </w:instrText>
+              <w:instrText xml:space="preserve"> PAGEREF _Toc242131362 \h </w:instrText>
             </w:r>
             <w:r>
               <w:rPr>
@@ -1305,7 +1264,7 @@
                 <w:noProof/>
                 <w:webHidden/>
               </w:rPr>
-              <w:t>12</w:t>
+              <w:t>13</w:t>
             </w:r>
             <w:r>
               <w:rPr>
@@ -1332,7 +1291,7 @@
               <w14:ligatures w14:val="standardContextual"/>
             </w:rPr>
           </w:pPr>
-          <w:hyperlink w:anchor="_Toc242086623" w:history="1">
+          <w:hyperlink w:anchor="_Toc242131363" w:history="1">
             <w:r>
               <w:rPr>
                 <w:rStyle w:val="Hipervnculo"/>
@@ -1377,7 +1336,7 @@
                 <w:noProof/>
                 <w:webHidden/>
               </w:rPr>
-              <w:instrText xml:space="preserve"> PAGEREF _Toc242086623 \h </w:instrText>
+              <w:instrText xml:space="preserve"> PAGEREF _Toc242131363 \h </w:instrText>
             </w:r>
             <w:r>
               <w:rPr>
@@ -1397,7 +1356,7 @@
                 <w:noProof/>
                 <w:webHidden/>
               </w:rPr>
-              <w:t>12</w:t>
+              <w:t>13</w:t>
             </w:r>
             <w:r>
               <w:rPr>
@@ -1424,7 +1383,7 @@
               <w14:ligatures w14:val="standardContextual"/>
             </w:rPr>
           </w:pPr>
-          <w:hyperlink w:anchor="_Toc242086624" w:history="1">
+          <w:hyperlink w:anchor="_Toc242131364" w:history="1">
             <w:r>
               <w:rPr>
                 <w:rStyle w:val="Hipervnculo"/>
@@ -1471,7 +1430,7 @@
                 <w:noProof/>
                 <w:webHidden/>
               </w:rPr>
-              <w:instrText xml:space="preserve"> PAGEREF _Toc242086624 \h </w:instrText>
+              <w:instrText xml:space="preserve"> PAGEREF _Toc242131364 \h </w:instrText>
             </w:r>
             <w:r>
               <w:rPr>
@@ -1491,7 +1450,7 @@
                 <w:noProof/>
                 <w:webHidden/>
               </w:rPr>
-              <w:t>12</w:t>
+              <w:t>13</w:t>
             </w:r>
             <w:r>
               <w:rPr>
@@ -1518,7 +1477,7 @@
               <w14:ligatures w14:val="standardContextual"/>
             </w:rPr>
           </w:pPr>
-          <w:hyperlink w:anchor="_Toc242086625" w:history="1">
+          <w:hyperlink w:anchor="_Toc242131365" w:history="1">
             <w:r>
               <w:rPr>
                 <w:rStyle w:val="Hipervnculo"/>
@@ -1565,7 +1524,7 @@
                 <w:noProof/>
                 <w:webHidden/>
               </w:rPr>
-              <w:instrText xml:space="preserve"> PAGEREF _Toc242086625 \h </w:instrText>
+              <w:instrText xml:space="preserve"> PAGEREF _Toc242131365 \h </w:instrText>
             </w:r>
             <w:r>
               <w:rPr>
@@ -1585,7 +1544,7 @@
                 <w:noProof/>
                 <w:webHidden/>
               </w:rPr>
-              <w:t>13</w:t>
+              <w:t>14</w:t>
             </w:r>
             <w:r>
               <w:rPr>
@@ -1612,7 +1571,7 @@
               <w14:ligatures w14:val="standardContextual"/>
             </w:rPr>
           </w:pPr>
-          <w:hyperlink w:anchor="_Toc242086626" w:history="1">
+          <w:hyperlink w:anchor="_Toc242131366" w:history="1">
             <w:r>
               <w:rPr>
                 <w:rStyle w:val="Hipervnculo"/>
@@ -1659,7 +1618,7 @@
                 <w:noProof/>
                 <w:webHidden/>
               </w:rPr>
-              <w:instrText xml:space="preserve"> PAGEREF _Toc242086626 \h </w:instrText>
+              <w:instrText xml:space="preserve"> PAGEREF _Toc242131366 \h </w:instrText>
             </w:r>
             <w:r>
               <w:rPr>
@@ -1679,7 +1638,7 @@
                 <w:noProof/>
                 <w:webHidden/>
               </w:rPr>
-              <w:t>13</w:t>
+              <w:t>14</w:t>
             </w:r>
             <w:r>
               <w:rPr>
@@ -1706,7 +1665,7 @@
               <w14:ligatures w14:val="standardContextual"/>
             </w:rPr>
           </w:pPr>
-          <w:hyperlink w:anchor="_Toc242086627" w:history="1">
+          <w:hyperlink w:anchor="_Toc242131367" w:history="1">
             <w:r>
               <w:rPr>
                 <w:rStyle w:val="Hipervnculo"/>
@@ -1732,7 +1691,7 @@
                 <w:noProof/>
                 <w:lang w:val="es-CL"/>
               </w:rPr>
-              <w:t>Tolerancias, ajuste y comportamiento higroscópico.</w:t>
+              <w:t>Anidado de piezas y diferencias entre corte láser y fresado.</w:t>
             </w:r>
             <w:r>
               <w:rPr>
@@ -1753,7 +1712,7 @@
                 <w:noProof/>
                 <w:webHidden/>
               </w:rPr>
-              <w:instrText xml:space="preserve"> PAGEREF _Toc242086627 \h </w:instrText>
+              <w:instrText xml:space="preserve"> PAGEREF _Toc242131367 \h </w:instrText>
             </w:r>
             <w:r>
               <w:rPr>
@@ -1773,7 +1732,7 @@
                 <w:noProof/>
                 <w:webHidden/>
               </w:rPr>
-              <w:t>14</w:t>
+              <w:t>15</w:t>
             </w:r>
             <w:r>
               <w:rPr>
@@ -1800,7 +1759,7 @@
               <w14:ligatures w14:val="standardContextual"/>
             </w:rPr>
           </w:pPr>
-          <w:hyperlink w:anchor="_Toc242086628" w:history="1">
+          <w:hyperlink w:anchor="_Toc242131368" w:history="1">
             <w:r>
               <w:rPr>
                 <w:rStyle w:val="Hipervnculo"/>
@@ -1826,7 +1785,7 @@
                 <w:noProof/>
                 <w:lang w:val="es-CL"/>
               </w:rPr>
-              <w:t>Anidado de piezas y diferencias entre corte láser y fresado.</w:t>
+              <w:t>Pérdidas Lean en la prefabricación en madera.</w:t>
             </w:r>
             <w:r>
               <w:rPr>
@@ -1847,7 +1806,7 @@
                 <w:noProof/>
                 <w:webHidden/>
               </w:rPr>
-              <w:instrText xml:space="preserve"> PAGEREF _Toc242086628 \h </w:instrText>
+              <w:instrText xml:space="preserve"> PAGEREF _Toc242131368 \h </w:instrText>
             </w:r>
             <w:r>
               <w:rPr>
@@ -1867,7 +1826,99 @@
                 <w:noProof/>
                 <w:webHidden/>
               </w:rPr>
-              <w:t>14</w:t>
+              <w:t>15</w:t>
+            </w:r>
+            <w:r>
+              <w:rPr>
+                <w:noProof/>
+                <w:webHidden/>
+              </w:rPr>
+              <w:fldChar w:fldCharType="end"/>
+            </w:r>
+          </w:hyperlink>
+        </w:p>
+        <w:p>
+          <w:pPr>
+            <w:pStyle w:val="TDC2"/>
+            <w:tabs>
+              <w:tab w:val="left" w:pos="960"/>
+              <w:tab w:val="right" w:leader="dot" w:pos="10195"/>
+            </w:tabs>
+            <w:rPr>
+              <w:rFonts w:asciiTheme="minorHAnsi" w:eastAsiaTheme="minorEastAsia" w:hAnsiTheme="minorHAnsi" w:cstheme="minorBidi"/>
+              <w:noProof/>
+              <w:kern w:val="2"/>
+              <w:szCs w:val="24"/>
+              <w:lang w:val="es-CL"/>
+              <w14:ligatures w14:val="standardContextual"/>
+            </w:rPr>
+          </w:pPr>
+          <w:hyperlink w:anchor="_Toc242131369" w:history="1">
+            <w:r>
+              <w:rPr>
+                <w:rStyle w:val="Hipervnculo"/>
+                <w:noProof/>
+              </w:rPr>
+              <w:t>2.2</w:t>
+            </w:r>
+            <w:r>
+              <w:rPr>
+                <w:rFonts w:asciiTheme="minorHAnsi" w:eastAsiaTheme="minorEastAsia" w:hAnsiTheme="minorHAnsi" w:cstheme="minorBidi"/>
+                <w:noProof/>
+                <w:kern w:val="2"/>
+                <w:szCs w:val="24"/>
+                <w:lang w:val="es-CL"/>
+                <w14:ligatures w14:val="standardContextual"/>
+              </w:rPr>
+              <w:tab/>
+            </w:r>
+            <w:r>
+              <w:rPr>
+                <w:rStyle w:val="Hipervnculo"/>
+                <w:noProof/>
+              </w:rPr>
+              <w:t>Marco Teórico.</w:t>
+            </w:r>
+            <w:r>
+              <w:rPr>
+                <w:noProof/>
+                <w:webHidden/>
+              </w:rPr>
+              <w:tab/>
+            </w:r>
+            <w:r>
+              <w:rPr>
+                <w:noProof/>
+                <w:webHidden/>
+              </w:rPr>
+              <w:fldChar w:fldCharType="begin"/>
+            </w:r>
+            <w:r>
+              <w:rPr>
+                <w:noProof/>
+                <w:webHidden/>
+              </w:rPr>
+              <w:instrText xml:space="preserve"> PAGEREF _Toc242131369 \h </w:instrText>
+            </w:r>
+            <w:r>
+              <w:rPr>
+                <w:noProof/>
+                <w:webHidden/>
+              </w:rPr>
+            </w:r>
+            <w:r>
+              <w:rPr>
+                <w:noProof/>
+                <w:webHidden/>
+              </w:rPr>
+              <w:fldChar w:fldCharType="separate"/>
+            </w:r>
+            <w:r>
+              <w:rPr>
+                <w:noProof/>
+                <w:webHidden/>
+              </w:rPr>
+              <w:t>16</w:t>
             </w:r>
             <w:r>
               <w:rPr>
@@ -1894,14 +1945,14 @@
               <w14:ligatures w14:val="standardContextual"/>
             </w:rPr>
           </w:pPr>
-          <w:hyperlink w:anchor="_Toc242086629" w:history="1">
+          <w:hyperlink w:anchor="_Toc242131370" w:history="1">
             <w:r>
               <w:rPr>
                 <w:rStyle w:val="Hipervnculo"/>
                 <w:noProof/>
                 <w:lang w:val="es-CL"/>
               </w:rPr>
-              <w:t>2.1.6</w:t>
+              <w:t>2.2.1</w:t>
             </w:r>
             <w:r>
               <w:rPr>
@@ -1920,7 +1971,7 @@
                 <w:noProof/>
                 <w:lang w:val="es-CL"/>
               </w:rPr>
-              <w:t>Pérdidas Lean en la prefabricación en madera.</w:t>
+              <w:t>Producción Lean y teoría de restricciones.</w:t>
             </w:r>
             <w:r>
               <w:rPr>
@@ -1941,7 +1992,7 @@
                 <w:noProof/>
                 <w:webHidden/>
               </w:rPr>
-              <w:instrText xml:space="preserve"> PAGEREF _Toc242086629 \h </w:instrText>
+              <w:instrText xml:space="preserve"> PAGEREF _Toc242131370 \h </w:instrText>
             </w:r>
             <w:r>
               <w:rPr>
@@ -1961,99 +2012,7 @@
                 <w:noProof/>
                 <w:webHidden/>
               </w:rPr>
-              <w:t>15</w:t>
-            </w:r>
-            <w:r>
-              <w:rPr>
-                <w:noProof/>
-                <w:webHidden/>
-              </w:rPr>
-              <w:fldChar w:fldCharType="end"/>
-            </w:r>
-          </w:hyperlink>
-        </w:p>
-        <w:p>
-          <w:pPr>
-            <w:pStyle w:val="TDC2"/>
-            <w:tabs>
-              <w:tab w:val="left" w:pos="960"/>
-              <w:tab w:val="right" w:leader="dot" w:pos="10195"/>
-            </w:tabs>
-            <w:rPr>
-              <w:rFonts w:asciiTheme="minorHAnsi" w:eastAsiaTheme="minorEastAsia" w:hAnsiTheme="minorHAnsi" w:cstheme="minorBidi"/>
-              <w:noProof/>
-              <w:kern w:val="2"/>
-              <w:szCs w:val="24"/>
-              <w:lang w:val="es-CL"/>
-              <w14:ligatures w14:val="standardContextual"/>
-            </w:rPr>
-          </w:pPr>
-          <w:hyperlink w:anchor="_Toc242086630" w:history="1">
-            <w:r>
-              <w:rPr>
-                <w:rStyle w:val="Hipervnculo"/>
-                <w:noProof/>
-              </w:rPr>
-              <w:t>2.2</w:t>
-            </w:r>
-            <w:r>
-              <w:rPr>
-                <w:rFonts w:asciiTheme="minorHAnsi" w:eastAsiaTheme="minorEastAsia" w:hAnsiTheme="minorHAnsi" w:cstheme="minorBidi"/>
-                <w:noProof/>
-                <w:kern w:val="2"/>
-                <w:szCs w:val="24"/>
-                <w:lang w:val="es-CL"/>
-                <w14:ligatures w14:val="standardContextual"/>
-              </w:rPr>
-              <w:tab/>
-            </w:r>
-            <w:r>
-              <w:rPr>
-                <w:rStyle w:val="Hipervnculo"/>
-                <w:noProof/>
-              </w:rPr>
-              <w:t>Marco Teórico.</w:t>
-            </w:r>
-            <w:r>
-              <w:rPr>
-                <w:noProof/>
-                <w:webHidden/>
-              </w:rPr>
-              <w:tab/>
-            </w:r>
-            <w:r>
-              <w:rPr>
-                <w:noProof/>
-                <w:webHidden/>
-              </w:rPr>
-              <w:fldChar w:fldCharType="begin"/>
-            </w:r>
-            <w:r>
-              <w:rPr>
-                <w:noProof/>
-                <w:webHidden/>
-              </w:rPr>
-              <w:instrText xml:space="preserve"> PAGEREF _Toc242086630 \h </w:instrText>
-            </w:r>
-            <w:r>
-              <w:rPr>
-                <w:noProof/>
-                <w:webHidden/>
-              </w:rPr>
-            </w:r>
-            <w:r>
-              <w:rPr>
-                <w:noProof/>
-                <w:webHidden/>
-              </w:rPr>
-              <w:fldChar w:fldCharType="separate"/>
-            </w:r>
-            <w:r>
-              <w:rPr>
-                <w:noProof/>
-                <w:webHidden/>
-              </w:rPr>
-              <w:t>15</w:t>
+              <w:t>16</w:t>
             </w:r>
             <w:r>
               <w:rPr>
@@ -2080,14 +2039,13 @@
               <w14:ligatures w14:val="standardContextual"/>
             </w:rPr>
           </w:pPr>
-          <w:hyperlink w:anchor="_Toc242086631" w:history="1">
+          <w:hyperlink w:anchor="_Toc242131371" w:history="1">
             <w:r>
               <w:rPr>
                 <w:rStyle w:val="Hipervnculo"/>
                 <w:noProof/>
-                <w:lang w:val="es-CL"/>
-              </w:rPr>
-              <w:t>2.2.1</w:t>
+              </w:rPr>
+              <w:t>2.2.2</w:t>
             </w:r>
             <w:r>
               <w:rPr>
@@ -2106,7 +2064,7 @@
                 <w:noProof/>
                 <w:lang w:val="es-CL"/>
               </w:rPr>
-              <w:t>Producción Lean y teoría de restricciones.</w:t>
+              <w:t>Diseño para la Fabricación y el Ensamblaje.</w:t>
             </w:r>
             <w:r>
               <w:rPr>
@@ -2127,7 +2085,7 @@
                 <w:noProof/>
                 <w:webHidden/>
               </w:rPr>
-              <w:instrText xml:space="preserve"> PAGEREF _Toc242086631 \h </w:instrText>
+              <w:instrText xml:space="preserve"> PAGEREF _Toc242131371 \h </w:instrText>
             </w:r>
             <w:r>
               <w:rPr>
@@ -2174,13 +2132,13 @@
               <w14:ligatures w14:val="standardContextual"/>
             </w:rPr>
           </w:pPr>
-          <w:hyperlink w:anchor="_Toc242086632" w:history="1">
+          <w:hyperlink w:anchor="_Toc242131372" w:history="1">
             <w:r>
               <w:rPr>
                 <w:rStyle w:val="Hipervnculo"/>
                 <w:noProof/>
               </w:rPr>
-              <w:t>2.2.2</w:t>
+              <w:t>2.2.3</w:t>
             </w:r>
             <w:r>
               <w:rPr>
@@ -2199,7 +2157,7 @@
                 <w:noProof/>
                 <w:lang w:val="es-CL"/>
               </w:rPr>
-              <w:t>Diseño para la Fabricación y el Ensamblaje.</w:t>
+              <w:t>Diseño paramétrico y cadena CAD-CAM.</w:t>
             </w:r>
             <w:r>
               <w:rPr>
@@ -2220,7 +2178,7 @@
                 <w:noProof/>
                 <w:webHidden/>
               </w:rPr>
-              <w:instrText xml:space="preserve"> PAGEREF _Toc242086632 \h </w:instrText>
+              <w:instrText xml:space="preserve"> PAGEREF _Toc242131372 \h </w:instrText>
             </w:r>
             <w:r>
               <w:rPr>
@@ -2240,7 +2198,7 @@
                 <w:noProof/>
                 <w:webHidden/>
               </w:rPr>
-              <w:t>16</w:t>
+              <w:t>17</w:t>
             </w:r>
             <w:r>
               <w:rPr>
@@ -2267,13 +2225,14 @@
               <w14:ligatures w14:val="standardContextual"/>
             </w:rPr>
           </w:pPr>
-          <w:hyperlink w:anchor="_Toc242086633" w:history="1">
+          <w:hyperlink w:anchor="_Toc242131373" w:history="1">
             <w:r>
               <w:rPr>
                 <w:rStyle w:val="Hipervnculo"/>
                 <w:noProof/>
-              </w:rPr>
-              <w:t>2.2.3</w:t>
+                <w:lang w:val="es-CL"/>
+              </w:rPr>
+              <w:t>2.2.4</w:t>
             </w:r>
             <w:r>
               <w:rPr>
@@ -2292,7 +2251,7 @@
                 <w:noProof/>
                 <w:lang w:val="es-CL"/>
               </w:rPr>
-              <w:t>Diseño paramétrico y cadena CAD-CAM.</w:t>
+              <w:t>Ajustes, tolerancias y comportamiento higroscópico.</w:t>
             </w:r>
             <w:r>
               <w:rPr>
@@ -2313,7 +2272,7 @@
                 <w:noProof/>
                 <w:webHidden/>
               </w:rPr>
-              <w:instrText xml:space="preserve"> PAGEREF _Toc242086633 \h </w:instrText>
+              <w:instrText xml:space="preserve"> PAGEREF _Toc242131373 \h </w:instrText>
             </w:r>
             <w:r>
               <w:rPr>
@@ -2360,14 +2319,14 @@
               <w14:ligatures w14:val="standardContextual"/>
             </w:rPr>
           </w:pPr>
-          <w:hyperlink w:anchor="_Toc242086634" w:history="1">
+          <w:hyperlink w:anchor="_Toc242131374" w:history="1">
             <w:r>
               <w:rPr>
                 <w:rStyle w:val="Hipervnculo"/>
                 <w:noProof/>
                 <w:lang w:val="es-CL"/>
               </w:rPr>
-              <w:t>2.2.4</w:t>
+              <w:t>2.2.5</w:t>
             </w:r>
             <w:r>
               <w:rPr>
@@ -2386,7 +2345,7 @@
                 <w:noProof/>
                 <w:lang w:val="es-CL"/>
               </w:rPr>
-              <w:t>Ajustes, tolerancias y comportamiento higroscópico.</w:t>
+              <w:t>El problema del anidado.</w:t>
             </w:r>
             <w:r>
               <w:rPr>
@@ -2407,101 +2366,7 @@
                 <w:noProof/>
                 <w:webHidden/>
               </w:rPr>
-              <w:instrText xml:space="preserve"> PAGEREF _Toc242086634 \h </w:instrText>
-            </w:r>
-            <w:r>
-              <w:rPr>
-                <w:noProof/>
-                <w:webHidden/>
-              </w:rPr>
-            </w:r>
-            <w:r>
-              <w:rPr>
-                <w:noProof/>
-                <w:webHidden/>
-              </w:rPr>
-              <w:fldChar w:fldCharType="separate"/>
-            </w:r>
-            <w:r>
-              <w:rPr>
-                <w:noProof/>
-                <w:webHidden/>
-              </w:rPr>
-              <w:t>17</w:t>
-            </w:r>
-            <w:r>
-              <w:rPr>
-                <w:noProof/>
-                <w:webHidden/>
-              </w:rPr>
-              <w:fldChar w:fldCharType="end"/>
-            </w:r>
-          </w:hyperlink>
-        </w:p>
-        <w:p>
-          <w:pPr>
-            <w:pStyle w:val="TDC3"/>
-            <w:tabs>
-              <w:tab w:val="left" w:pos="1440"/>
-              <w:tab w:val="right" w:leader="dot" w:pos="10195"/>
-            </w:tabs>
-            <w:rPr>
-              <w:rFonts w:asciiTheme="minorHAnsi" w:eastAsiaTheme="minorEastAsia" w:hAnsiTheme="minorHAnsi" w:cstheme="minorBidi"/>
-              <w:noProof/>
-              <w:kern w:val="2"/>
-              <w:szCs w:val="24"/>
-              <w:lang w:val="es-CL"/>
-              <w14:ligatures w14:val="standardContextual"/>
-            </w:rPr>
-          </w:pPr>
-          <w:hyperlink w:anchor="_Toc242086635" w:history="1">
-            <w:r>
-              <w:rPr>
-                <w:rStyle w:val="Hipervnculo"/>
-                <w:noProof/>
-                <w:lang w:val="es-CL"/>
-              </w:rPr>
-              <w:t>2.2.5</w:t>
-            </w:r>
-            <w:r>
-              <w:rPr>
-                <w:rFonts w:asciiTheme="minorHAnsi" w:eastAsiaTheme="minorEastAsia" w:hAnsiTheme="minorHAnsi" w:cstheme="minorBidi"/>
-                <w:noProof/>
-                <w:kern w:val="2"/>
-                <w:szCs w:val="24"/>
-                <w:lang w:val="es-CL"/>
-                <w14:ligatures w14:val="standardContextual"/>
-              </w:rPr>
-              <w:tab/>
-            </w:r>
-            <w:r>
-              <w:rPr>
-                <w:rStyle w:val="Hipervnculo"/>
-                <w:noProof/>
-                <w:lang w:val="es-CL"/>
-              </w:rPr>
-              <w:t>El problema del anidado.</w:t>
-            </w:r>
-            <w:r>
-              <w:rPr>
-                <w:noProof/>
-                <w:webHidden/>
-              </w:rPr>
-              <w:tab/>
-            </w:r>
-            <w:r>
-              <w:rPr>
-                <w:noProof/>
-                <w:webHidden/>
-              </w:rPr>
-              <w:fldChar w:fldCharType="begin"/>
-            </w:r>
-            <w:r>
-              <w:rPr>
-                <w:noProof/>
-                <w:webHidden/>
-              </w:rPr>
-              <w:instrText xml:space="preserve"> PAGEREF _Toc242086635 \h </w:instrText>
+              <w:instrText xml:space="preserve"> PAGEREF _Toc242131374 \h </w:instrText>
             </w:r>
             <w:r>
               <w:rPr>
@@ -2547,7 +2412,7 @@
               <w14:ligatures w14:val="standardContextual"/>
             </w:rPr>
           </w:pPr>
-          <w:hyperlink w:anchor="_Toc242086636" w:history="1">
+          <w:hyperlink w:anchor="_Toc242131375" w:history="1">
             <w:r>
               <w:rPr>
                 <w:rStyle w:val="Hipervnculo"/>
@@ -2574,7 +2439,7 @@
                 <w:noProof/>
                 <w:webHidden/>
               </w:rPr>
-              <w:instrText xml:space="preserve"> PAGEREF _Toc242086636 \h </w:instrText>
+              <w:instrText xml:space="preserve"> PAGEREF _Toc242131375 \h </w:instrText>
             </w:r>
             <w:r>
               <w:rPr>
@@ -2594,7 +2459,7 @@
                 <w:noProof/>
                 <w:webHidden/>
               </w:rPr>
-              <w:t>19</w:t>
+              <w:t>20</w:t>
             </w:r>
             <w:r>
               <w:rPr>
@@ -2627,7 +2492,7 @@
       <w:pPr>
         <w:pStyle w:val="Ttulo1"/>
       </w:pPr>
-      <w:bookmarkStart w:id="0" w:name="_Toc242086612"/>
+      <w:bookmarkStart w:id="0" w:name="_Toc242131352"/>
       <w:r>
         <w:lastRenderedPageBreak/>
         <w:t>Introducción</w:t>
@@ -2665,63 +2530,7 @@
         <w:rPr>
           <w:lang w:val="es-CL"/>
         </w:rPr>
-        <w:t xml:space="preserve">Para estas empresas, la fabricación digital representa una forma accesible de comenzar. </w:t>
-      </w:r>
-      <w:proofErr w:type="spellStart"/>
-      <w:r>
-        <w:rPr>
-          <w:lang w:val="es-CL"/>
-        </w:rPr>
-        <w:t>WikiHouse</w:t>
-      </w:r>
-      <w:proofErr w:type="spellEnd"/>
-      <w:r>
-        <w:rPr>
-          <w:lang w:val="es-CL"/>
-        </w:rPr>
-        <w:t xml:space="preserve">, un sistema constructivo de código </w:t>
-      </w:r>
-      <w:proofErr w:type="gramStart"/>
-      <w:r>
-        <w:rPr>
-          <w:lang w:val="es-CL"/>
-        </w:rPr>
-        <w:t>abierto,</w:t>
-      </w:r>
-      <w:proofErr w:type="gramEnd"/>
-      <w:r>
-        <w:rPr>
-          <w:lang w:val="es-CL"/>
-        </w:rPr>
-        <w:t xml:space="preserve"> permite fabricar los componentes de una vivienda en un </w:t>
-      </w:r>
-      <w:proofErr w:type="spellStart"/>
-      <w:r>
-        <w:rPr>
-          <w:lang w:val="es-CL"/>
-        </w:rPr>
-        <w:t>router</w:t>
-      </w:r>
-      <w:proofErr w:type="spellEnd"/>
-      <w:r>
-        <w:rPr>
-          <w:lang w:val="es-CL"/>
-        </w:rPr>
-        <w:t xml:space="preserve"> CNC de 3 ejes a partir de tableros estándar y de archivos de corte disponibles libremente (</w:t>
-      </w:r>
-      <w:proofErr w:type="spellStart"/>
-      <w:r>
-        <w:rPr>
-          <w:lang w:val="es-CL"/>
-        </w:rPr>
-        <w:t>WikiHouse</w:t>
-      </w:r>
-      <w:proofErr w:type="spellEnd"/>
-      <w:r>
-        <w:rPr>
-          <w:lang w:val="es-CL"/>
-        </w:rPr>
-        <w:t>, s. f.-a). En Chile, un módulo construido con este sistema requirió un 44 % menos de tiempo y costó un 29 % menos que la construcción tradicional con la que se comparó (Romero Quidel et al., 2023).</w:t>
+        <w:t>Para estas empresas, la fabricación digital representa una forma accesible de comenzar. WikiHouse, un sistema constructivo de código abierto, permite fabricar los componentes de una vivienda en un router CNC de 3 ejes a partir de tableros estándar y de archivos de corte disponibles libremente (WikiHouse, s. f.-a). En Chile, un módulo construido con este sistema requirió un 44 % menos de tiempo y costó un 29 % menos que la construcción tradicional con la que se comparó (Romero Quidel et al., 2023).</w:t>
       </w:r>
     </w:p>
     <w:p>
@@ -2748,21 +2557,7 @@
         <w:rPr>
           <w:lang w:val="es-CL"/>
         </w:rPr>
-        <w:t xml:space="preserve">la preparación de los archivos en la oficina. Los archivos de </w:t>
-      </w:r>
-      <w:proofErr w:type="spellStart"/>
-      <w:r>
-        <w:rPr>
-          <w:lang w:val="es-CL"/>
-        </w:rPr>
-        <w:t>WikiHouse</w:t>
-      </w:r>
-      <w:proofErr w:type="spellEnd"/>
-      <w:r>
-        <w:rPr>
-          <w:lang w:val="es-CL"/>
-        </w:rPr>
-        <w:t xml:space="preserve"> están dibujados para un espesor</w:t>
+        <w:t>la preparación de los archivos en la oficina. Los archivos de WikiHouse están dibujados para un espesor</w:t>
       </w:r>
       <w:r>
         <w:rPr>
@@ -2789,127 +2584,41 @@
         <w:rPr>
           <w:lang w:val="es-CL"/>
         </w:rPr>
-        <w:t>A partir de este problema, la investigación busca determinar en qué medida un modelo paramétrico de Diseño para la Fabricación y el Ensamblaje (</w:t>
-      </w:r>
-      <w:proofErr w:type="spellStart"/>
-      <w:r>
-        <w:rPr>
-          <w:lang w:val="es-CL"/>
-        </w:rPr>
-        <w:t>DfMA</w:t>
-      </w:r>
-      <w:proofErr w:type="spellEnd"/>
-      <w:r>
-        <w:rPr>
-          <w:lang w:val="es-CL"/>
-        </w:rPr>
-        <w:t xml:space="preserve">), capaz de adaptar sus uniones al espesor del tablero, reduce el tiempo de preparación CAD-CAM y la merma de material en comparación con el flujo manual. La hipótesis plantea que el modelo reduce el tiempo de preparación en al menos un 80 % y la merma en al menos un 15 % relativo. Ambos umbrales se basan en el único estudio previo que comparó flujos manuales y paramétricos para </w:t>
-      </w:r>
-      <w:proofErr w:type="spellStart"/>
-      <w:r>
-        <w:rPr>
-          <w:lang w:val="es-CL"/>
-        </w:rPr>
-        <w:t>WikiHouse</w:t>
-      </w:r>
-      <w:proofErr w:type="spellEnd"/>
-      <w:r>
-        <w:rPr>
-          <w:lang w:val="es-CL"/>
-        </w:rPr>
-        <w:t xml:space="preserve"> (</w:t>
-      </w:r>
-      <w:proofErr w:type="spellStart"/>
-      <w:r>
-        <w:rPr>
-          <w:lang w:val="es-CL"/>
-        </w:rPr>
-        <w:t>Esenarro</w:t>
-      </w:r>
-      <w:proofErr w:type="spellEnd"/>
-      <w:r>
-        <w:rPr>
-          <w:lang w:val="es-CL"/>
-        </w:rPr>
-        <w:t xml:space="preserve"> Vargas et al., 2025).</w:t>
-      </w:r>
-    </w:p>
-    <w:p>
-      <w:pPr>
-        <w:spacing w:line="360" w:lineRule="auto"/>
-        <w:jc w:val="both"/>
-        <w:rPr>
-          <w:lang w:val="es-CL"/>
-        </w:rPr>
-      </w:pPr>
-      <w:r>
-        <w:rPr>
-          <w:lang w:val="es-CL"/>
-        </w:rPr>
-        <w:t xml:space="preserve">Para contrastar la hipótesis, el estudio comienza con un diagnóstico del flujo manual y de la variabilidad de los tableros comerciales, y luego desarrolla el modelo en </w:t>
-      </w:r>
-      <w:proofErr w:type="spellStart"/>
-      <w:r>
-        <w:rPr>
-          <w:lang w:val="es-CL"/>
-        </w:rPr>
-        <w:t>Grasshopper</w:t>
-      </w:r>
-      <w:proofErr w:type="spellEnd"/>
-      <w:r>
-        <w:rPr>
-          <w:lang w:val="es-CL"/>
-        </w:rPr>
-        <w:t xml:space="preserve"> y Python, tomando como base el modelo de tolerancias de </w:t>
-      </w:r>
-      <w:proofErr w:type="spellStart"/>
-      <w:r>
-        <w:rPr>
-          <w:lang w:val="es-CL"/>
-        </w:rPr>
-        <w:t>Buš</w:t>
-      </w:r>
-      <w:proofErr w:type="spellEnd"/>
-      <w:r>
-        <w:rPr>
-          <w:lang w:val="es-CL"/>
-        </w:rPr>
-        <w:t xml:space="preserve"> et al. (2023). Su desempeño se evalúa en tres etapas sucesivas, que avanzan desde lo más económico y controlable hacia lo más costoso y cercano a la producción real. En la etapa </w:t>
+        <w:t>A partir de este problema, la investigación busca determinar en qué medida un modelo paramétrico de Diseño para la Fabricación y el Ensamblaje (DfMA), capaz de adaptar sus uniones al espesor del tablero, reduce el tiempo de preparación CAD-CAM y la merma de material en comparación con el flujo manual. La hipótesis plantea que el modelo reduce el tiempo de preparación en al menos un 80 % y la merma en al menos un 15 % relativo. Ambos umbrales se basan en el único estudio previo que comparó flujos manuales y paramétricos para WikiHouse (Esenarro Vargas et al., 2025).</w:t>
+      </w:r>
+    </w:p>
+    <w:p>
+      <w:pPr>
+        <w:spacing w:line="360" w:lineRule="auto"/>
+        <w:jc w:val="both"/>
+        <w:rPr>
+          <w:lang w:val="es-CL"/>
+        </w:rPr>
+      </w:pPr>
+      <w:r>
+        <w:rPr>
+          <w:lang w:val="es-CL"/>
+        </w:rPr>
+        <w:t xml:space="preserve">Para contrastar la hipótesis, el estudio comienza con un diagnóstico del flujo manual y de la variabilidad de los tableros comerciales, y luego desarrolla el modelo en Grasshopper y Python, tomando como base el modelo de tolerancias de </w:t>
+      </w:r>
+      <w:r>
+        <w:rPr>
+          <w:lang w:val="es-CL"/>
+        </w:rPr>
+        <w:t>(</w:t>
+      </w:r>
+      <w:r>
+        <w:rPr>
+          <w:lang w:val="es-CL"/>
+        </w:rPr>
+        <w:t xml:space="preserve">Buš et al. 2023). Su desempeño se evalúa en tres etapas sucesivas, que avanzan desde lo más económico y controlable hacia lo más costoso y cercano a la producción real. En la etapa </w:t>
       </w:r>
       <w:r>
         <w:rPr>
           <w:lang w:val="es-CL"/>
         </w:rPr>
         <w:lastRenderedPageBreak/>
-        <w:t xml:space="preserve">computacional se miden tiempos, errores y mermas simuladas. En la etapa láser se fabrican prototipos a escala con distintos espesores configurados, para comprobar que el modelo recalcula correctamente las uniones. Por último, en la etapa CNC se trabaja con tableros estructurales de 18 mm, cuyo espesor real y humedad se incorporan al modelo. El caso de estudio es el sistema </w:t>
-      </w:r>
-      <w:proofErr w:type="spellStart"/>
-      <w:r>
-        <w:rPr>
-          <w:lang w:val="es-CL"/>
-        </w:rPr>
-        <w:t>WikiHouse</w:t>
-      </w:r>
-      <w:proofErr w:type="spellEnd"/>
-      <w:r>
-        <w:rPr>
-          <w:lang w:val="es-CL"/>
-        </w:rPr>
-        <w:t xml:space="preserve"> </w:t>
-      </w:r>
-      <w:proofErr w:type="spellStart"/>
-      <w:r>
-        <w:rPr>
-          <w:lang w:val="es-CL"/>
-        </w:rPr>
-        <w:t>Skylark</w:t>
-      </w:r>
-      <w:proofErr w:type="spellEnd"/>
-      <w:r>
-        <w:rPr>
-          <w:lang w:val="es-CL"/>
-        </w:rPr>
-        <w:t xml:space="preserve"> 150.</w:t>
+        <w:t>computacional se miden tiempos, errores y mermas simuladas. En la etapa láser se fabrican prototipos a escala con distintos espesores configurados, para comprobar que el modelo recalcula correctamente las uniones. Por último, en la etapa CNC se trabaja con tableros estructurales de 18 mm, cuyo espesor real y humedad se incorporan al modelo. El caso de estudio es el sistema WikiHouse Skylark 150.</w:t>
       </w:r>
     </w:p>
     <w:p>
@@ -2932,34 +2641,201 @@
         </w:rPr>
         <w:t>(</w:t>
       </w:r>
-      <w:proofErr w:type="spellStart"/>
-      <w:r>
-        <w:rPr>
-          <w:lang w:val="es-CL"/>
-        </w:rPr>
-        <w:t>Esenarro</w:t>
-      </w:r>
-      <w:proofErr w:type="spellEnd"/>
-      <w:r>
-        <w:rPr>
-          <w:lang w:val="es-CL"/>
-        </w:rPr>
-        <w:t xml:space="preserve"> Vargas et al. 2025), que se había realizado con estudiantes y solo con corte láser. En segundo lugar, cuantifica el efecto productivo de un modelo de tolerancias publicado sin validación en taller (</w:t>
-      </w:r>
-      <w:proofErr w:type="spellStart"/>
-      <w:r>
-        <w:rPr>
-          <w:lang w:val="es-CL"/>
-        </w:rPr>
-        <w:t>Buš</w:t>
-      </w:r>
-      <w:proofErr w:type="spellEnd"/>
-      <w:r>
-        <w:rPr>
-          <w:lang w:val="es-CL"/>
-        </w:rPr>
-        <w:t xml:space="preserve"> et al., 2023). Y, en tercer lugar, registra el espesor real y la humedad de tableros estructurales comercializados en Chile, información de la que no se encontraron registros publicados.</w:t>
-      </w:r>
+      <w:r>
+        <w:rPr>
+          <w:lang w:val="es-CL"/>
+        </w:rPr>
+        <w:t>Esenarro Vargas et al. 2025), que se había realizado con estudiantes y solo con corte láser. En segundo lugar, cuantifica el efecto productivo de un modelo de tolerancias publicado sin validación en taller (Buš et al., 2023). Y, en tercer lugar, registra el espesor real y la humedad de tableros estructurales comercializados en Chile, información de la que no se encontraron registros publicados.</w:t>
+      </w:r>
+    </w:p>
+    <w:p>
+      <w:pPr>
+        <w:spacing w:line="360" w:lineRule="auto"/>
+        <w:jc w:val="both"/>
+        <w:rPr>
+          <w:lang w:val="es-CL"/>
+        </w:rPr>
+      </w:pPr>
+    </w:p>
+    <w:p>
+      <w:pPr>
+        <w:spacing w:line="360" w:lineRule="auto"/>
+        <w:jc w:val="both"/>
+        <w:rPr>
+          <w:lang w:val="es-CL"/>
+        </w:rPr>
+      </w:pPr>
+    </w:p>
+    <w:p>
+      <w:pPr>
+        <w:spacing w:line="360" w:lineRule="auto"/>
+        <w:jc w:val="both"/>
+        <w:rPr>
+          <w:lang w:val="es-CL"/>
+        </w:rPr>
+      </w:pPr>
+    </w:p>
+    <w:p>
+      <w:pPr>
+        <w:spacing w:line="360" w:lineRule="auto"/>
+        <w:jc w:val="both"/>
+        <w:rPr>
+          <w:lang w:val="es-CL"/>
+        </w:rPr>
+      </w:pPr>
+    </w:p>
+    <w:p>
+      <w:pPr>
+        <w:spacing w:line="360" w:lineRule="auto"/>
+        <w:jc w:val="both"/>
+        <w:rPr>
+          <w:lang w:val="es-CL"/>
+        </w:rPr>
+      </w:pPr>
+    </w:p>
+    <w:p>
+      <w:pPr>
+        <w:spacing w:line="360" w:lineRule="auto"/>
+        <w:jc w:val="both"/>
+        <w:rPr>
+          <w:lang w:val="es-CL"/>
+        </w:rPr>
+      </w:pPr>
+    </w:p>
+    <w:p>
+      <w:pPr>
+        <w:spacing w:line="360" w:lineRule="auto"/>
+        <w:jc w:val="both"/>
+        <w:rPr>
+          <w:lang w:val="es-CL"/>
+        </w:rPr>
+      </w:pPr>
+    </w:p>
+    <w:p>
+      <w:pPr>
+        <w:spacing w:line="360" w:lineRule="auto"/>
+        <w:jc w:val="both"/>
+        <w:rPr>
+          <w:lang w:val="es-CL"/>
+        </w:rPr>
+      </w:pPr>
+    </w:p>
+    <w:p>
+      <w:pPr>
+        <w:spacing w:line="360" w:lineRule="auto"/>
+        <w:jc w:val="both"/>
+        <w:rPr>
+          <w:lang w:val="es-CL"/>
+        </w:rPr>
+      </w:pPr>
+    </w:p>
+    <w:p>
+      <w:pPr>
+        <w:spacing w:line="360" w:lineRule="auto"/>
+        <w:jc w:val="both"/>
+        <w:rPr>
+          <w:lang w:val="es-CL"/>
+        </w:rPr>
+      </w:pPr>
+    </w:p>
+    <w:p>
+      <w:pPr>
+        <w:spacing w:line="360" w:lineRule="auto"/>
+        <w:jc w:val="both"/>
+        <w:rPr>
+          <w:lang w:val="es-CL"/>
+        </w:rPr>
+      </w:pPr>
+    </w:p>
+    <w:p>
+      <w:pPr>
+        <w:spacing w:line="360" w:lineRule="auto"/>
+        <w:jc w:val="both"/>
+        <w:rPr>
+          <w:lang w:val="es-CL"/>
+        </w:rPr>
+      </w:pPr>
+    </w:p>
+    <w:p>
+      <w:pPr>
+        <w:spacing w:line="360" w:lineRule="auto"/>
+        <w:jc w:val="both"/>
+        <w:rPr>
+          <w:lang w:val="es-CL"/>
+        </w:rPr>
+      </w:pPr>
+    </w:p>
+    <w:p>
+      <w:pPr>
+        <w:spacing w:line="360" w:lineRule="auto"/>
+        <w:jc w:val="both"/>
+        <w:rPr>
+          <w:lang w:val="es-CL"/>
+        </w:rPr>
+      </w:pPr>
+    </w:p>
+    <w:p>
+      <w:pPr>
+        <w:spacing w:line="360" w:lineRule="auto"/>
+        <w:jc w:val="both"/>
+        <w:rPr>
+          <w:lang w:val="es-CL"/>
+        </w:rPr>
+      </w:pPr>
+    </w:p>
+    <w:p>
+      <w:pPr>
+        <w:spacing w:line="360" w:lineRule="auto"/>
+        <w:jc w:val="both"/>
+        <w:rPr>
+          <w:lang w:val="es-CL"/>
+        </w:rPr>
+      </w:pPr>
+    </w:p>
+    <w:p>
+      <w:pPr>
+        <w:spacing w:line="360" w:lineRule="auto"/>
+        <w:jc w:val="both"/>
+        <w:rPr>
+          <w:lang w:val="es-CL"/>
+        </w:rPr>
+      </w:pPr>
+    </w:p>
+    <w:p>
+      <w:pPr>
+        <w:spacing w:line="360" w:lineRule="auto"/>
+        <w:jc w:val="both"/>
+        <w:rPr>
+          <w:lang w:val="es-CL"/>
+        </w:rPr>
+      </w:pPr>
+    </w:p>
+    <w:p>
+      <w:pPr>
+        <w:spacing w:line="360" w:lineRule="auto"/>
+        <w:jc w:val="both"/>
+        <w:rPr>
+          <w:lang w:val="es-CL"/>
+        </w:rPr>
+      </w:pPr>
+    </w:p>
+    <w:p>
+      <w:pPr>
+        <w:spacing w:line="360" w:lineRule="auto"/>
+        <w:jc w:val="both"/>
+        <w:rPr>
+          <w:lang w:val="es-CL"/>
+        </w:rPr>
+      </w:pPr>
+    </w:p>
+    <w:p>
+      <w:pPr>
+        <w:spacing w:line="360" w:lineRule="auto"/>
+        <w:jc w:val="both"/>
+        <w:rPr>
+          <w:lang w:val="es-CL"/>
+        </w:rPr>
+      </w:pPr>
     </w:p>
     <w:p>
       <w:pPr>
@@ -2976,7 +2852,7 @@
           <w:szCs w:val="24"/>
         </w:rPr>
       </w:pPr>
-      <w:bookmarkStart w:id="1" w:name="_Toc242086613"/>
+      <w:bookmarkStart w:id="1" w:name="_Toc242131353"/>
       <w:r>
         <w:rPr>
           <w:szCs w:val="24"/>
@@ -3013,7 +2889,7 @@
         </w:numPr>
         <w:spacing w:line="360" w:lineRule="auto"/>
       </w:pPr>
-      <w:bookmarkStart w:id="2" w:name="_Toc242086614"/>
+      <w:bookmarkStart w:id="2" w:name="_Toc242131354"/>
       <w:r>
         <w:t xml:space="preserve">Antecedentes </w:t>
       </w:r>
@@ -3078,19 +2954,11 @@
         </w:rPr>
         <w:t>(</w:t>
       </w:r>
-      <w:proofErr w:type="spellStart"/>
-      <w:r>
-        <w:rPr>
-          <w:lang w:val="es-CL"/>
-        </w:rPr>
-        <w:t>ProChile</w:t>
-      </w:r>
-      <w:proofErr w:type="spellEnd"/>
-      <w:r>
-        <w:rPr>
-          <w:lang w:val="es-CL"/>
-        </w:rPr>
-        <w:t>, 2023</w:t>
+      <w:r>
+        <w:rPr>
+          <w:lang w:val="es-CL"/>
+        </w:rPr>
+        <w:t>ProChile, 2023</w:t>
       </w:r>
       <w:r>
         <w:rPr>
@@ -3114,199 +2982,107 @@
         <w:rPr>
           <w:lang w:val="es-CL"/>
         </w:rPr>
-        <w:t xml:space="preserve">Undurraga et al., 2026), y un grupo de empresas que invirtió en tecnología ya produce cerca de 20.000 viviendas industrializadas al año (Undurraga et al., 2026). Ese grupo, sin embargo, es reducido. La mayor parte del sector está formada por Pymes de 10 a 50 trabajadores que fabrican entre 10 y 80 viviendas al año, con procesos mayoritariamente manuales y poca capacidad de inversión (CORMA, 2023, y Construye2025, 2023, como se citaron en Undurraga et al., 2026). Un catastro nacional muestra la misma realidad: de 23 </w:t>
-      </w:r>
-      <w:proofErr w:type="spellStart"/>
-      <w:r>
-        <w:rPr>
-          <w:lang w:val="es-CL"/>
-        </w:rPr>
-        <w:t>prefabricadoras</w:t>
-      </w:r>
-      <w:proofErr w:type="spellEnd"/>
-      <w:r>
-        <w:rPr>
-          <w:lang w:val="es-CL"/>
-        </w:rPr>
-        <w:t xml:space="preserve"> de madera evaluadas en detalle, solo el 13 % alcanza un nivel alto de industrialización, y el uso de herramientas digitales obtiene 0,97 puntos sobre 4 (Centro UC de Innovación en Madera [CIM UC] y MINVU, 2023).</w:t>
-      </w:r>
-    </w:p>
-    <w:p>
-      <w:pPr>
-        <w:spacing w:line="360" w:lineRule="auto"/>
-        <w:jc w:val="both"/>
-        <w:rPr>
-          <w:lang w:val="es-CL"/>
-        </w:rPr>
-      </w:pPr>
+        <w:t>Undurraga et al., 2026), y un grupo de empresas que invirtió en tecnología ya produce cerca de 20.000 viviendas industrializadas al año (Undurraga et al., 2026). Ese grupo, sin embargo, es reducido. La mayor parte del sector está formada por Pymes de 10 a 50 trabajadores que fabrican entre 10 y 80 viviendas al año, con procesos mayoritariamente manuales y poca capacidad de inversión (CORMA, 2023, y Construye2025, 2023, como se citaron en Undurraga et al., 2026). Un catastro nacional muestra la misma realidad: de 23 prefabricadoras de madera evaluadas en detalle, solo el 13 % alcanza un nivel alto de industrialización, y el uso de herramientas digitales obtiene 0,97 puntos sobre 4 (Centro UC de Innovación en Madera [CIM UC] y MINVU, 2023).</w:t>
+      </w:r>
+    </w:p>
+    <w:p>
+      <w:pPr>
+        <w:spacing w:line="360" w:lineRule="auto"/>
+        <w:jc w:val="both"/>
+        <w:rPr>
+          <w:lang w:val="es-CL"/>
+        </w:rPr>
+      </w:pPr>
+      <w:r>
+        <w:rPr>
+          <w:lang w:val="es-CL"/>
+        </w:rPr>
+        <w:t>(</w:t>
+      </w:r>
+      <w:r>
+        <w:rPr>
+          <w:lang w:val="es-CL"/>
+        </w:rPr>
+        <w:t>Undurraga et al. 2026) estimaron cuánto puede mejorar una de estas empresas al incorporar tecnología. En una planta chilena de paneles de entramado ligero, comprobaron que con 12 a 18 operarios trabajando a mano es posible superar las 200 viviendas anuales, siempre que antes se resuelvan los cuellos de botella. Si además se automatizan con un router CNC dos de las ocho actividades de una estación, la capacidad se acerca a 300 viviendas, y la mejora atribuible a la tecnología ronda el 15 %. La conclusión más relevante del estudio es que automatizar una etapa que no limita el flujo no produce mejoras. Por eso, los autores recomiendan avanzar de forma gradual: estandarizar primero y automatizar después, solo donde la máquina realmente aporta.</w:t>
+      </w:r>
+    </w:p>
+    <w:p>
+      <w:pPr>
+        <w:spacing w:line="360" w:lineRule="auto"/>
+        <w:jc w:val="both"/>
+        <w:rPr>
+          <w:lang w:val="es-CL"/>
+        </w:rPr>
+      </w:pPr>
+      <w:r>
+        <w:rPr>
+          <w:lang w:val="es-CL"/>
+        </w:rPr>
+        <w:t xml:space="preserve">La fabricación digital ofrece un camino para ese avance sin grandes inversiones. WikiHouse, un sistema de código abierto desarrollado por Open Systems Lab, organiza la vivienda en bloques cuyas piezas se cortan </w:t>
+      </w:r>
       <w:r>
         <w:rPr>
           <w:lang w:val="es-CL"/>
         </w:rPr>
         <w:lastRenderedPageBreak/>
+        <w:t>en un router CNC a partir de tableros comunes de 2.440 × 1.220 mm y 18 mm de espesor. Las piezas se ensamblan a mano, encajando unas con otras, sin conectores metálicos en la estructura principal (WikiHouse, s. f.-a). Su versión actual, Skylark 150, publica los archivos de corte de cada bloque para que cualquier taller pueda utilizarlos (WikiHouse, s. f.-b). En la práctica, es una aplicación del Diseño para la Fabricación y el Ensamblaje (DfMA) a la vivienda: pocas piezas distintas, geometrías que se repiten y un archivo digital que puede fabricarse donde exista una máquina.</w:t>
+      </w:r>
+    </w:p>
+    <w:p>
+      <w:pPr>
+        <w:spacing w:line="360" w:lineRule="auto"/>
+        <w:jc w:val="both"/>
+        <w:rPr>
+          <w:lang w:val="es-CL"/>
+        </w:rPr>
+      </w:pPr>
+      <w:r>
+        <w:rPr>
+          <w:lang w:val="es-CL"/>
+        </w:rPr>
+        <w:t xml:space="preserve">El sistema ya cuenta con una experiencia en Chile. En la Universidad de La Frontera, </w:t>
+      </w:r>
+      <w:r>
+        <w:rPr>
+          <w:lang w:val="es-CL"/>
+        </w:rPr>
         <w:t>(</w:t>
       </w:r>
       <w:r>
         <w:rPr>
           <w:lang w:val="es-CL"/>
         </w:rPr>
-        <w:t xml:space="preserve">Undurraga et al. 2026) estimaron cuánto puede mejorar una de estas empresas al incorporar tecnología. En una planta chilena de paneles de entramado ligero, comprobaron que con 12 a 18 operarios trabajando a mano es posible superar las 200 viviendas anuales, siempre que antes se resuelvan los cuellos de botella. Si además se automatizan con un </w:t>
-      </w:r>
-      <w:proofErr w:type="spellStart"/>
-      <w:r>
-        <w:rPr>
-          <w:lang w:val="es-CL"/>
-        </w:rPr>
-        <w:t>router</w:t>
-      </w:r>
-      <w:proofErr w:type="spellEnd"/>
-      <w:r>
-        <w:rPr>
-          <w:lang w:val="es-CL"/>
-        </w:rPr>
-        <w:t xml:space="preserve"> CNC dos de las ocho actividades de una estación, la capacidad se acerca a 300 viviendas, y la mejora atribuible a la tecnología ronda el 15 %. La conclusión más relevante del estudio es que automatizar una etapa que no limita el flujo no produce mejoras. Por eso, los autores recomiendan avanzar de forma gradual: estandarizar primero y automatizar después, solo donde la máquina realmente aporta.</w:t>
-      </w:r>
-    </w:p>
-    <w:p>
-      <w:pPr>
-        <w:spacing w:line="360" w:lineRule="auto"/>
-        <w:jc w:val="both"/>
-        <w:rPr>
-          <w:lang w:val="es-CL"/>
-        </w:rPr>
-      </w:pPr>
-      <w:r>
-        <w:rPr>
-          <w:lang w:val="es-CL"/>
-        </w:rPr>
-        <w:t xml:space="preserve">La fabricación digital ofrece un camino para ese avance sin grandes inversiones. </w:t>
-      </w:r>
-      <w:proofErr w:type="spellStart"/>
-      <w:r>
-        <w:rPr>
-          <w:lang w:val="es-CL"/>
-        </w:rPr>
-        <w:t>WikiHouse</w:t>
-      </w:r>
-      <w:proofErr w:type="spellEnd"/>
-      <w:r>
-        <w:rPr>
-          <w:lang w:val="es-CL"/>
-        </w:rPr>
-        <w:t xml:space="preserve">, un sistema de código abierto desarrollado por Open </w:t>
-      </w:r>
-      <w:proofErr w:type="spellStart"/>
-      <w:r>
-        <w:rPr>
-          <w:lang w:val="es-CL"/>
-        </w:rPr>
-        <w:t>Systems</w:t>
-      </w:r>
-      <w:proofErr w:type="spellEnd"/>
-      <w:r>
-        <w:rPr>
-          <w:lang w:val="es-CL"/>
-        </w:rPr>
-        <w:t xml:space="preserve"> </w:t>
-      </w:r>
-      <w:proofErr w:type="spellStart"/>
-      <w:r>
-        <w:rPr>
-          <w:lang w:val="es-CL"/>
-        </w:rPr>
-        <w:t>Lab</w:t>
-      </w:r>
-      <w:proofErr w:type="spellEnd"/>
-      <w:r>
-        <w:rPr>
-          <w:lang w:val="es-CL"/>
-        </w:rPr>
-        <w:t xml:space="preserve">, organiza la vivienda en bloques cuyas piezas se cortan en un </w:t>
-      </w:r>
-      <w:proofErr w:type="spellStart"/>
-      <w:r>
-        <w:rPr>
-          <w:lang w:val="es-CL"/>
-        </w:rPr>
-        <w:t>router</w:t>
-      </w:r>
-      <w:proofErr w:type="spellEnd"/>
-      <w:r>
-        <w:rPr>
-          <w:lang w:val="es-CL"/>
-        </w:rPr>
-        <w:t xml:space="preserve"> CNC a partir de tableros comunes de 2.440 × 1.220 mm y 18 mm de espesor. Las piezas se ensamblan a mano, encajando unas con otras, sin conectores metálicos en la estructura principal (</w:t>
-      </w:r>
-      <w:proofErr w:type="spellStart"/>
-      <w:r>
-        <w:rPr>
-          <w:lang w:val="es-CL"/>
-        </w:rPr>
-        <w:t>WikiHouse</w:t>
-      </w:r>
-      <w:proofErr w:type="spellEnd"/>
-      <w:r>
-        <w:rPr>
-          <w:lang w:val="es-CL"/>
-        </w:rPr>
-        <w:t xml:space="preserve">, s. f.-a). Su versión actual, </w:t>
-      </w:r>
-      <w:proofErr w:type="spellStart"/>
-      <w:r>
-        <w:rPr>
-          <w:lang w:val="es-CL"/>
-        </w:rPr>
-        <w:t>Skylark</w:t>
-      </w:r>
-      <w:proofErr w:type="spellEnd"/>
-      <w:r>
-        <w:rPr>
-          <w:lang w:val="es-CL"/>
-        </w:rPr>
-        <w:t xml:space="preserve"> 150, publica los archivos de corte de cada bloque para que cualquier taller pueda utilizarlos (</w:t>
-      </w:r>
-      <w:proofErr w:type="spellStart"/>
-      <w:r>
-        <w:rPr>
-          <w:lang w:val="es-CL"/>
-        </w:rPr>
-        <w:t>WikiHouse</w:t>
-      </w:r>
-      <w:proofErr w:type="spellEnd"/>
-      <w:r>
-        <w:rPr>
-          <w:lang w:val="es-CL"/>
-        </w:rPr>
-        <w:t>, s. f.-b). En la práctica, es una aplicación del Diseño para la Fabricación y el Ensamblaje (</w:t>
-      </w:r>
-      <w:proofErr w:type="spellStart"/>
-      <w:r>
-        <w:rPr>
-          <w:lang w:val="es-CL"/>
-        </w:rPr>
-        <w:t>DfMA</w:t>
-      </w:r>
-      <w:proofErr w:type="spellEnd"/>
-      <w:r>
-        <w:rPr>
-          <w:lang w:val="es-CL"/>
-        </w:rPr>
-        <w:t>) a la vivienda: pocas piezas distintas, geometrías que se repiten y un archivo digital que puede fabricarse donde exista una máquina.</w:t>
-      </w:r>
-    </w:p>
-    <w:p>
-      <w:pPr>
-        <w:spacing w:line="360" w:lineRule="auto"/>
-        <w:jc w:val="both"/>
-        <w:rPr>
-          <w:lang w:val="es-CL"/>
-        </w:rPr>
-      </w:pPr>
-      <w:r>
-        <w:rPr>
-          <w:lang w:val="es-CL"/>
-        </w:rPr>
-        <w:t xml:space="preserve">El sistema ya cuenta con una experiencia en Chile. En la Universidad de La Frontera, </w:t>
+        <w:t>Romero Quidel et al. 2023) fabricaron y montaron un módulo con la versión anterior, Skylark 250, cortando sus piezas de terciado en un router CNC. En comparación con la construcción tradicional, el módulo requirió un 44 % menos de tiempo y costó un 29 % menos. El registro de la obra dejó, además, una lección sobre el peso del diseño en la fabricación: al eliminar los bloques de esquina y de remate, el módulo usó 11 tableros menos, ahorró 8,2 horas entre fabricación y montaje y redujo de 4,10 a 3,60 las horas por metro cuadrado (Romero Quidel et al., 2023).</w:t>
+      </w:r>
+    </w:p>
+    <w:p>
+      <w:pPr>
+        <w:spacing w:line="360" w:lineRule="auto"/>
+        <w:jc w:val="both"/>
+        <w:rPr>
+          <w:lang w:val="es-CL"/>
+        </w:rPr>
+      </w:pPr>
+      <w:r>
+        <w:rPr>
+          <w:lang w:val="es-CL"/>
+        </w:rPr>
+        <w:t>Estas cifras, sin embargo, se refieren a lo que ocurre en obra. Antes de que la máquina corte la primera pieza existe un trabajo menos visible, que se realiza en la oficina técnica: ordenar las piezas, ajustar las holguras al material disponible, distribuirlas sobre los tableros y generar las trayectorias de corte. Ese trabajo parte de un supuesto poco flexible. La guía de WikiHouse diseña sus uniones para tableros de entre 17,1 y 18,1 mm de espesor real (WikiHouse, s. f.-a), mientras que el terciado estructural comercializado en Chile puede alcanzar los 18,80 mm (Arauco, 2019). Cuando el tablero no coincide con lo previsto, el archivo debe corregirse a mano.</w:t>
+      </w:r>
+    </w:p>
+    <w:p>
+      <w:pPr>
+        <w:spacing w:line="360" w:lineRule="auto"/>
+        <w:jc w:val="both"/>
+        <w:rPr>
+          <w:lang w:val="es-CL"/>
+        </w:rPr>
+      </w:pPr>
+      <w:r>
+        <w:rPr>
+          <w:lang w:val="es-CL"/>
+        </w:rPr>
+        <w:t xml:space="preserve">Hay antecedentes de que automatizar esa corrección es viable y conveniente. </w:t>
       </w:r>
       <w:r>
         <w:rPr>
@@ -3318,78 +3094,31 @@
         <w:rPr>
           <w:lang w:val="es-CL"/>
         </w:rPr>
-        <w:t xml:space="preserve">Romero Quidel et al. 2023) fabricaron y montaron un módulo con la versión anterior, </w:t>
-      </w:r>
-      <w:proofErr w:type="spellStart"/>
-      <w:r>
-        <w:rPr>
-          <w:lang w:val="es-CL"/>
-        </w:rPr>
-        <w:t>Skylark</w:t>
-      </w:r>
-      <w:proofErr w:type="spellEnd"/>
-      <w:r>
-        <w:rPr>
-          <w:lang w:val="es-CL"/>
-        </w:rPr>
-        <w:t xml:space="preserve"> 250, cortando sus piezas de terciado en un </w:t>
-      </w:r>
-      <w:proofErr w:type="spellStart"/>
-      <w:r>
-        <w:rPr>
-          <w:lang w:val="es-CL"/>
-        </w:rPr>
-        <w:t>router</w:t>
-      </w:r>
-      <w:proofErr w:type="spellEnd"/>
-      <w:r>
-        <w:rPr>
-          <w:lang w:val="es-CL"/>
-        </w:rPr>
-        <w:t xml:space="preserve"> CNC. En comparación con la construcción tradicional, el módulo requirió un 44 % menos de tiempo y costó un 29 % menos. El registro de la obra dejó, además, una lección sobre el peso del diseño en la fabricación: al eliminar los bloques de esquina y de remate, el módulo usó 11 tableros menos, ahorró 8,2 horas entre fabricación y montaje y redujo de 4,10 a 3,60 las horas por metro cuadrado (Romero Quidel et al., 2023).</w:t>
-      </w:r>
-    </w:p>
-    <w:p>
-      <w:pPr>
-        <w:spacing w:line="360" w:lineRule="auto"/>
-        <w:jc w:val="both"/>
-        <w:rPr>
-          <w:lang w:val="es-CL"/>
-        </w:rPr>
-      </w:pPr>
-      <w:r>
-        <w:rPr>
-          <w:lang w:val="es-CL"/>
-        </w:rPr>
-        <w:t xml:space="preserve">Estas cifras, sin embargo, se refieren a lo que ocurre en obra. Antes de que la máquina corte la primera pieza existe un trabajo menos visible, que se realiza en la oficina técnica: ordenar las piezas, ajustar las holguras al material disponible, distribuirlas sobre los tableros y generar las trayectorias de corte. Ese trabajo parte de un supuesto poco flexible. La guía de </w:t>
-      </w:r>
-      <w:proofErr w:type="spellStart"/>
-      <w:r>
-        <w:rPr>
-          <w:lang w:val="es-CL"/>
-        </w:rPr>
-        <w:t>WikiHouse</w:t>
-      </w:r>
-      <w:proofErr w:type="spellEnd"/>
-      <w:r>
-        <w:rPr>
-          <w:lang w:val="es-CL"/>
-        </w:rPr>
-        <w:t xml:space="preserve"> diseña sus uniones para tableros de entre 17,1 y 18,1 mm de espesor real (</w:t>
-      </w:r>
-      <w:proofErr w:type="spellStart"/>
-      <w:r>
-        <w:rPr>
-          <w:lang w:val="es-CL"/>
-        </w:rPr>
-        <w:t>WikiHouse</w:t>
-      </w:r>
-      <w:proofErr w:type="spellEnd"/>
-      <w:r>
-        <w:rPr>
-          <w:lang w:val="es-CL"/>
-        </w:rPr>
-        <w:t>, s. f.-a), mientras que el terciado estructural comercializado en Chile puede alcanzar los 18,80 mm (Arauco, 2019). Cuando el tablero no coincide con lo previsto, el archivo debe corregirse a mano.</w:t>
+        <w:t xml:space="preserve">Esenarro Vargas et al. </w:t>
+      </w:r>
+      <w:r>
+        <w:rPr>
+          <w:lang w:val="es-CL"/>
+        </w:rPr>
+        <w:t>2</w:t>
+      </w:r>
+      <w:r>
+        <w:rPr>
+          <w:lang w:val="es-CL"/>
+        </w:rPr>
+        <w:t xml:space="preserve">025) compararon un flujo programado en Grasshopper y Python con el trabajo manual en Rhino y SketchUp. Con el programa, la distribución de piezas sobre los tableros tomó menos de un minuto, frente a 63 y 79 minutos de forma manual, y la merma bajó de cerca de un 25 % a un 21 %. El estudio, eso sí, trabajó con estudiantes y con piezas preparadas para corte láser. El láser es muy útil para probar ideas a escala, con material económico y en poco tiempo, pero no impone las mismas restricciones que una fresa, por lo que sus resultados no pueden trasladarse directamente a un router. Por su parte, </w:t>
+      </w:r>
+      <w:r>
+        <w:rPr>
+          <w:lang w:val="es-CL"/>
+        </w:rPr>
+        <w:t>(</w:t>
+      </w:r>
+      <w:r>
+        <w:rPr>
+          <w:lang w:val="es-CL"/>
+        </w:rPr>
+        <w:t>Buš et al. 2023) desarrollaron un modelo que ajusta la geometría de las piezas según la humedad y el espesor del tablero, aunque sin medir su efecto en la producción.</w:t>
       </w:r>
     </w:p>
     <w:p>
@@ -3405,130 +3134,7 @@
           <w:lang w:val="es-CL"/>
         </w:rPr>
         <w:lastRenderedPageBreak/>
-        <w:t xml:space="preserve">Hay antecedentes de que automatizar esa corrección es viable y conveniente. </w:t>
-      </w:r>
-      <w:r>
-        <w:rPr>
-          <w:lang w:val="es-CL"/>
-        </w:rPr>
-        <w:t>(</w:t>
-      </w:r>
-      <w:proofErr w:type="spellStart"/>
-      <w:r>
-        <w:rPr>
-          <w:lang w:val="es-CL"/>
-        </w:rPr>
-        <w:t>Esenarro</w:t>
-      </w:r>
-      <w:proofErr w:type="spellEnd"/>
-      <w:r>
-        <w:rPr>
-          <w:lang w:val="es-CL"/>
-        </w:rPr>
-        <w:t xml:space="preserve"> Vargas et al. </w:t>
-      </w:r>
-      <w:r>
-        <w:rPr>
-          <w:lang w:val="es-CL"/>
-        </w:rPr>
-        <w:t>2</w:t>
-      </w:r>
-      <w:r>
-        <w:rPr>
-          <w:lang w:val="es-CL"/>
-        </w:rPr>
-        <w:t xml:space="preserve">025) compararon un flujo programado en </w:t>
-      </w:r>
-      <w:proofErr w:type="spellStart"/>
-      <w:r>
-        <w:rPr>
-          <w:lang w:val="es-CL"/>
-        </w:rPr>
-        <w:t>Grasshopper</w:t>
-      </w:r>
-      <w:proofErr w:type="spellEnd"/>
-      <w:r>
-        <w:rPr>
-          <w:lang w:val="es-CL"/>
-        </w:rPr>
-        <w:t xml:space="preserve"> y Python con el trabajo manual en Rhino y </w:t>
-      </w:r>
-      <w:proofErr w:type="spellStart"/>
-      <w:r>
-        <w:rPr>
-          <w:lang w:val="es-CL"/>
-        </w:rPr>
-        <w:t>SketchUp</w:t>
-      </w:r>
-      <w:proofErr w:type="spellEnd"/>
-      <w:r>
-        <w:rPr>
-          <w:lang w:val="es-CL"/>
-        </w:rPr>
-        <w:t xml:space="preserve">. Con el programa, la distribución de piezas sobre los tableros tomó menos de un minuto, frente a 63 y 79 minutos de forma manual, y la merma bajó de cerca de un 25 % a un 21 %. El estudio, eso sí, trabajó con estudiantes y con piezas preparadas para corte láser. El láser es muy útil para probar ideas a escala, con material económico y en poco tiempo, pero no impone las mismas restricciones que una fresa, por lo que sus resultados no pueden trasladarse directamente a un </w:t>
-      </w:r>
-      <w:proofErr w:type="spellStart"/>
-      <w:r>
-        <w:rPr>
-          <w:lang w:val="es-CL"/>
-        </w:rPr>
-        <w:t>router</w:t>
-      </w:r>
-      <w:proofErr w:type="spellEnd"/>
-      <w:r>
-        <w:rPr>
-          <w:lang w:val="es-CL"/>
-        </w:rPr>
-        <w:t xml:space="preserve">. Por su parte, </w:t>
-      </w:r>
-      <w:r>
-        <w:rPr>
-          <w:lang w:val="es-CL"/>
-        </w:rPr>
-        <w:t>(</w:t>
-      </w:r>
-      <w:proofErr w:type="spellStart"/>
-      <w:r>
-        <w:rPr>
-          <w:lang w:val="es-CL"/>
-        </w:rPr>
-        <w:t>Buš</w:t>
-      </w:r>
-      <w:proofErr w:type="spellEnd"/>
-      <w:r>
-        <w:rPr>
-          <w:lang w:val="es-CL"/>
-        </w:rPr>
-        <w:t xml:space="preserve"> et al. 2023) desarrollaron un modelo que ajusta la geometría de las piezas según la humedad y el espesor del tablero, aunque sin medir su efecto en la producción.</w:t>
-      </w:r>
-    </w:p>
-    <w:p>
-      <w:pPr>
-        <w:spacing w:line="360" w:lineRule="auto"/>
-        <w:jc w:val="both"/>
-        <w:rPr>
-          <w:lang w:val="es-CL"/>
-        </w:rPr>
-      </w:pPr>
-      <w:r>
-        <w:rPr>
-          <w:lang w:val="es-CL"/>
-        </w:rPr>
-        <w:t xml:space="preserve">Estos antecedentes permiten establecer tres puntos. Primero, las Pymes madereras chilenas necesitan industrializarse y pueden hacerlo gradualmente, con tecnología CNC a su alcance (Undurraga et al., 2026). Segundo, </w:t>
-      </w:r>
-      <w:proofErr w:type="spellStart"/>
-      <w:r>
-        <w:rPr>
-          <w:lang w:val="es-CL"/>
-        </w:rPr>
-        <w:t>WikiHouse</w:t>
-      </w:r>
-      <w:proofErr w:type="spellEnd"/>
-      <w:r>
-        <w:rPr>
-          <w:lang w:val="es-CL"/>
-        </w:rPr>
-        <w:t xml:space="preserve"> ya demostró en el país ahorros de tiempo y costo en obra (Romero Quidel et al., 2023). Tercero, la preparación de los archivos de corte sigue dependiendo del trabajo manual, es sensible a la variación del tablero y apenas ha sido medida, tanto en prototipos a escala como en fabricación real. Esta última brecha es el punto de partida de la investigación.</w:t>
+        <w:t>Estos antecedentes permiten establecer tres puntos. Primero, las Pymes madereras chilenas necesitan industrializarse y pueden hacerlo gradualmente, con tecnología CNC a su alcance (Undurraga et al., 2026). Segundo, WikiHouse ya demostró en el país ahorros de tiempo y costo en obra (Romero Quidel et al., 2023). Tercero, la preparación de los archivos de corte sigue dependiendo del trabajo manual, es sensible a la variación del tablero y apenas ha sido medida, tanto en prototipos a escala como en fabricación real. Esta última brecha es el punto de partida de la investigación.</w:t>
       </w:r>
     </w:p>
     <w:p>
@@ -3548,7 +3154,7 @@
         </w:numPr>
         <w:spacing w:line="360" w:lineRule="auto"/>
       </w:pPr>
-      <w:bookmarkStart w:id="3" w:name="_Toc242086615"/>
+      <w:bookmarkStart w:id="3" w:name="_Toc242131355"/>
       <w:r>
         <w:t>Identificación</w:t>
       </w:r>
@@ -3581,234 +3187,86 @@
         <w:rPr>
           <w:lang w:val="es-CL"/>
         </w:rPr>
-        <w:t xml:space="preserve">El problema que aborda esta investigación nace de un desencuentro entre el archivo digital y el material. Los archivos de </w:t>
-      </w:r>
-      <w:proofErr w:type="spellStart"/>
-      <w:r>
-        <w:rPr>
-          <w:lang w:val="es-CL"/>
-        </w:rPr>
-        <w:t>WikiHouse</w:t>
-      </w:r>
-      <w:proofErr w:type="spellEnd"/>
-      <w:r>
-        <w:rPr>
-          <w:lang w:val="es-CL"/>
-        </w:rPr>
-        <w:t xml:space="preserve"> tienen una geometría fija; los tableros que llegan al taller, en cambio, varían de un lote a otro. Cuando ambos no coinciden, alguien debe corregir la diferencia a mano, ya sea antes del corte o durante el montaje.</w:t>
-      </w:r>
-    </w:p>
-    <w:p>
-      <w:pPr>
-        <w:spacing w:line="360" w:lineRule="auto"/>
-        <w:jc w:val="both"/>
-        <w:rPr>
-          <w:lang w:val="es-CL"/>
-        </w:rPr>
-      </w:pPr>
-      <w:r>
-        <w:rPr>
-          <w:lang w:val="es-CL"/>
-        </w:rPr>
-        <w:t xml:space="preserve">La rigidez está en el origen del sistema. </w:t>
-      </w:r>
-      <w:proofErr w:type="spellStart"/>
-      <w:r>
-        <w:rPr>
-          <w:lang w:val="es-CL"/>
-        </w:rPr>
-        <w:t>WikiHouse</w:t>
-      </w:r>
-      <w:proofErr w:type="spellEnd"/>
-      <w:r>
-        <w:rPr>
-          <w:lang w:val="es-CL"/>
-        </w:rPr>
-        <w:t xml:space="preserve"> diseña sus uniones para contrachapado de 18 mm y les agrega una holgura de 0,25 mm por lado, de modo que cada ranura se corta a 18,5 mm (</w:t>
-      </w:r>
-      <w:proofErr w:type="spellStart"/>
-      <w:r>
-        <w:rPr>
-          <w:lang w:val="es-CL"/>
-        </w:rPr>
-        <w:t>WikiHouse</w:t>
-      </w:r>
-      <w:proofErr w:type="spellEnd"/>
-      <w:r>
-        <w:rPr>
-          <w:lang w:val="es-CL"/>
-        </w:rPr>
-        <w:t xml:space="preserve">, s. f.-a). Esa holgura no se define en el software de corte, sino que viene dibujada en la geometría. Una revisión de los 518 archivos DXF oficiales de </w:t>
-      </w:r>
-      <w:proofErr w:type="spellStart"/>
-      <w:r>
-        <w:rPr>
-          <w:lang w:val="es-CL"/>
-        </w:rPr>
-        <w:t>Skylark</w:t>
-      </w:r>
-      <w:proofErr w:type="spellEnd"/>
-      <w:r>
-        <w:rPr>
-          <w:lang w:val="es-CL"/>
-        </w:rPr>
-        <w:t xml:space="preserve"> 150 confirmó que todas las ranuras pasantes interiores miden exactamente 18,50 mm (cálculo propio sobre </w:t>
-      </w:r>
-      <w:proofErr w:type="spellStart"/>
-      <w:r>
-        <w:rPr>
-          <w:lang w:val="es-CL"/>
-        </w:rPr>
-        <w:t>WikiHouse</w:t>
-      </w:r>
-      <w:proofErr w:type="spellEnd"/>
-      <w:r>
-        <w:rPr>
-          <w:lang w:val="es-CL"/>
-        </w:rPr>
-        <w:t>, s. f.-b). En otras palabras, el archivo estándar no sabe qué tablero se va a cortar.</w:t>
-      </w:r>
-    </w:p>
-    <w:p>
-      <w:pPr>
-        <w:spacing w:line="360" w:lineRule="auto"/>
-        <w:jc w:val="both"/>
-        <w:rPr>
-          <w:lang w:val="es-CL"/>
-        </w:rPr>
-      </w:pPr>
-      <w:r>
-        <w:rPr>
-          <w:lang w:val="es-CL"/>
-        </w:rPr>
-        <w:t xml:space="preserve">El material, por su parte, rara vez coincide con ese supuesto. El terciado </w:t>
-      </w:r>
-      <w:proofErr w:type="spellStart"/>
-      <w:r>
-        <w:rPr>
-          <w:lang w:val="es-CL"/>
-        </w:rPr>
-        <w:t>AraucoPly</w:t>
-      </w:r>
-      <w:proofErr w:type="spellEnd"/>
-      <w:r>
-        <w:rPr>
-          <w:lang w:val="es-CL"/>
-        </w:rPr>
-        <w:t xml:space="preserve"> Estructural de 18 mm puede medir entre 17,76 y 18,80 mm (Arauco, 2019), y el OSB estructural de LP, que se vende con 18,3 </w:t>
+        <w:t>El problema que aborda esta investigación nace de un desencuentro entre el archivo digital y el material. Los archivos de WikiHouse tienen una geometría fija; los tableros que llegan al taller, en cambio, varían de un lote a otro. Cuando ambos no coinciden, alguien debe corregir la diferencia a mano, ya sea antes del corte o durante el montaje.</w:t>
+      </w:r>
+    </w:p>
+    <w:p>
+      <w:pPr>
+        <w:spacing w:line="360" w:lineRule="auto"/>
+        <w:jc w:val="both"/>
+        <w:rPr>
+          <w:lang w:val="es-CL"/>
+        </w:rPr>
+      </w:pPr>
+      <w:r>
+        <w:rPr>
+          <w:lang w:val="es-CL"/>
+        </w:rPr>
+        <w:t>La rigidez está en el origen del sistema. WikiHouse diseña sus uniones para contrachapado de 18 mm y les agrega una holgura de 0,25 mm por lado, de modo que cada ranura se corta a 18,5 mm (WikiHouse, s. f.-a). Esa holgura no se define en el software de corte, sino que viene dibujada en la geometría. Una revisión de los 518 archivos DXF oficiales de Skylark 150 confirmó que todas las ranuras pasantes interiores miden exactamente 18,50 mm (cálculo propio sobre WikiHouse, s. f.-b). En otras palabras, el archivo estándar no sabe qué tablero se va a cortar.</w:t>
+      </w:r>
+    </w:p>
+    <w:p>
+      <w:pPr>
+        <w:spacing w:line="360" w:lineRule="auto"/>
+        <w:jc w:val="both"/>
+        <w:rPr>
+          <w:lang w:val="es-CL"/>
+        </w:rPr>
+      </w:pPr>
+      <w:r>
+        <w:rPr>
+          <w:lang w:val="es-CL"/>
+        </w:rPr>
+        <w:t>El material, por su parte, rara vez coincide con ese supuesto. El terciado AraucoPly Estructural de 18 mm puede medir entre 17,76 y 18,80 mm (Arauco, 2019), y el OSB estructural de LP, que se vende con 18,3 mm nominales, entre 17,5 y 19,1 mm (LP Chile, 2019). Frente a una ranura de 18,5 mm, eso significa que la holgura efectiva del terciado puede ir de +0,74 a −0,30 mm, y la del OSB de +1,0 a −0,6 mm (cálculo propio). Con una holgura negativa la pieza no entra sin forzarla o lijarla; con una muy amplia, la unión queda suelta. Ambos extremos caben dentro de lo que los fabricantes declaran.</w:t>
+      </w:r>
+    </w:p>
+    <w:p>
+      <w:pPr>
+        <w:spacing w:line="360" w:lineRule="auto"/>
+        <w:jc w:val="both"/>
+        <w:rPr>
+          <w:lang w:val="es-CL"/>
+        </w:rPr>
+      </w:pPr>
+      <w:r>
+        <w:rPr>
+          <w:lang w:val="es-CL"/>
+        </w:rPr>
+        <w:t xml:space="preserve">La humedad agrega otra fuente de variación. El tablero sale de fábrica con cerca de un 8 % de contenido de humedad (Arauco, 2019), pero luego se almacena, se corta y se monta en ambientes distintos. </w:t>
+      </w:r>
+      <w:r>
+        <w:rPr>
+          <w:lang w:val="es-CL"/>
+        </w:rPr>
+        <w:t>(</w:t>
+      </w:r>
+      <w:r>
+        <w:rPr>
+          <w:lang w:val="es-CL"/>
+        </w:rPr>
+        <w:t xml:space="preserve">Buš et al. 2023) estiman que el contrachapado de 18 mm engruesa unos 0,18 mm por cada 10 % de aumento de la humedad relativa. Con ese coeficiente, un alza de 30 puntos entre el taller y una obra costera consumiría 0,54 mm, más que toda la holgura de diseño (cálculo propio). En el OSB de pino radiata el efecto es aún </w:t>
       </w:r>
       <w:r>
         <w:rPr>
           <w:lang w:val="es-CL"/>
         </w:rPr>
         <w:lastRenderedPageBreak/>
-        <w:t>mm nominales, entre 17,5 y 19,1 mm (LP Chile, 2019). Frente a una ranura de 18,5 mm, eso significa que la holgura efectiva del terciado puede ir de +0,74 a −0,30 mm, y la del OSB de +1,0 a −0,6 mm (cálculo propio). Con una holgura negativa la pieza no entra sin forzarla o lijarla; con una muy amplia, la unión queda suelta. Ambos extremos caben dentro de lo que los fabricantes declaran.</w:t>
-      </w:r>
-    </w:p>
-    <w:p>
-      <w:pPr>
-        <w:spacing w:line="360" w:lineRule="auto"/>
-        <w:jc w:val="both"/>
-        <w:rPr>
-          <w:lang w:val="es-CL"/>
-        </w:rPr>
-      </w:pPr>
-      <w:r>
-        <w:rPr>
-          <w:lang w:val="es-CL"/>
-        </w:rPr>
-        <w:t xml:space="preserve">La humedad agrega otra fuente de variación. El tablero sale de fábrica con cerca de un 8 % de contenido de humedad (Arauco, 2019), pero luego se almacena, se corta y se monta en ambientes distintos. </w:t>
-      </w:r>
-      <w:r>
-        <w:rPr>
-          <w:lang w:val="es-CL"/>
-        </w:rPr>
-        <w:t>(</w:t>
-      </w:r>
-      <w:proofErr w:type="spellStart"/>
-      <w:r>
-        <w:rPr>
-          <w:lang w:val="es-CL"/>
-        </w:rPr>
-        <w:t>Buš</w:t>
-      </w:r>
-      <w:proofErr w:type="spellEnd"/>
-      <w:r>
-        <w:rPr>
-          <w:lang w:val="es-CL"/>
-        </w:rPr>
-        <w:t xml:space="preserve"> et al. 2023) estiman que el contrachapado de 18 mm engruesa unos 0,18 mm por cada 10 % de aumento de la humedad relativa. Con ese coeficiente, un alza de 30 puntos entre el taller y una obra costera consumiría 0,54 mm, más que toda la holgura de diseño (cálculo propio). En el OSB de pino radiata el efecto es aún mayor: tras 24 horas de inmersión hincha entre un 24 % y un 32 % en espesor (Pecho et al., 2005), y en ciclos repetidos de humedad acumula un hinchamiento que no recupera (Moya et al., 2009).</w:t>
-      </w:r>
-    </w:p>
-    <w:p>
-      <w:pPr>
-        <w:spacing w:line="360" w:lineRule="auto"/>
-        <w:jc w:val="both"/>
-        <w:rPr>
-          <w:lang w:val="es-CL"/>
-        </w:rPr>
-      </w:pPr>
-      <w:r>
-        <w:rPr>
-          <w:lang w:val="es-CL"/>
-        </w:rPr>
-        <w:t xml:space="preserve">Frente a estas diferencias, </w:t>
-      </w:r>
-      <w:proofErr w:type="spellStart"/>
-      <w:r>
-        <w:rPr>
-          <w:lang w:val="es-CL"/>
-        </w:rPr>
-        <w:t>WikiHouse</w:t>
-      </w:r>
-      <w:proofErr w:type="spellEnd"/>
-      <w:r>
-        <w:rPr>
-          <w:lang w:val="es-CL"/>
-        </w:rPr>
-        <w:t xml:space="preserve"> deja el ajuste en manos del fabricante. Su guía indica medir la humedad de cada partida, descartar los tableros de menos de 17,4 mm y armar de prueba la primera pieza de cada tipo antes de producir el resto (</w:t>
-      </w:r>
-      <w:proofErr w:type="spellStart"/>
-      <w:r>
-        <w:rPr>
-          <w:lang w:val="es-CL"/>
-        </w:rPr>
-        <w:t>WikiHouse</w:t>
-      </w:r>
-      <w:proofErr w:type="spellEnd"/>
-      <w:r>
-        <w:rPr>
-          <w:lang w:val="es-CL"/>
-        </w:rPr>
-        <w:t xml:space="preserve">, s. f.-a). Si el lote no calza, el operador debe redibujar las ranuras pieza por pieza, redistribuir las piezas sobre los tableros y volver a generar las trayectorias de corte. Esta carga aumenta con el tamaño del kit: en promedio, un bloque de muro </w:t>
-      </w:r>
-      <w:proofErr w:type="spellStart"/>
-      <w:r>
-        <w:rPr>
-          <w:lang w:val="es-CL"/>
-        </w:rPr>
-        <w:t>Skylark</w:t>
-      </w:r>
-      <w:proofErr w:type="spellEnd"/>
-      <w:r>
-        <w:rPr>
-          <w:lang w:val="es-CL"/>
-        </w:rPr>
-        <w:t xml:space="preserve"> 150 tiene 10 ranuras pasantes, uno de piso 65 y uno de techo 54 (cálculo propio sobre </w:t>
-      </w:r>
-      <w:proofErr w:type="spellStart"/>
-      <w:r>
-        <w:rPr>
-          <w:lang w:val="es-CL"/>
-        </w:rPr>
-        <w:t>WikiHouse</w:t>
-      </w:r>
-      <w:proofErr w:type="spellEnd"/>
-      <w:r>
-        <w:rPr>
-          <w:lang w:val="es-CL"/>
-        </w:rPr>
-        <w:t>, s. f.-b).</w:t>
+        <w:t>mayor: tras 24 horas de inmersión hincha entre un 24 % y un 32 % en espesor (Pecho et al., 2005), y en ciclos repetidos de humedad acumula un hinchamiento que no recupera (Moya et al., 2009).</w:t>
+      </w:r>
+    </w:p>
+    <w:p>
+      <w:pPr>
+        <w:spacing w:line="360" w:lineRule="auto"/>
+        <w:jc w:val="both"/>
+        <w:rPr>
+          <w:lang w:val="es-CL"/>
+        </w:rPr>
+      </w:pPr>
+      <w:r>
+        <w:rPr>
+          <w:lang w:val="es-CL"/>
+        </w:rPr>
+        <w:t>Frente a estas diferencias, WikiHouse deja el ajuste en manos del fabricante. Su guía indica medir la humedad de cada partida, descartar los tableros de menos de 17,4 mm y armar de prueba la primera pieza de cada tipo antes de producir el resto (WikiHouse, s. f.-a). Si el lote no calza, el operador debe redibujar las ranuras pieza por pieza, redistribuir las piezas sobre los tableros y volver a generar las trayectorias de corte. Esta carga aumenta con el tamaño del kit: en promedio, un bloque de muro Skylark 150 tiene 10 ranuras pasantes, uno de piso 65 y uno de techo 54 (cálculo propio sobre WikiHouse, s. f.-b).</w:t>
       </w:r>
     </w:p>
     <w:p>
@@ -3825,14 +3283,12 @@
         </w:rPr>
         <w:t xml:space="preserve">Desde la perspectiva de la producción Lean, esta readaptación concentra varias pérdidas. Es </w:t>
       </w:r>
-      <w:proofErr w:type="spellStart"/>
-      <w:r>
-        <w:rPr>
-          <w:lang w:val="es-CL"/>
-        </w:rPr>
-        <w:t>sobreprocesamiento</w:t>
-      </w:r>
-      <w:proofErr w:type="spellEnd"/>
+      <w:r>
+        <w:rPr>
+          <w:lang w:val="es-CL"/>
+        </w:rPr>
+        <w:t>sobre procesamiento</w:t>
+      </w:r>
       <w:r>
         <w:rPr>
           <w:lang w:val="es-CL"/>
@@ -3852,67 +3308,23 @@
         <w:rPr>
           <w:lang w:val="es-CL"/>
         </w:rPr>
-        <w:t xml:space="preserve">La distribución manual de las piezas sobre los tableros agrega una pérdida adicional. En el único estudio que la ha medido para </w:t>
-      </w:r>
-      <w:proofErr w:type="spellStart"/>
-      <w:r>
-        <w:rPr>
-          <w:lang w:val="es-CL"/>
-        </w:rPr>
-        <w:t>WikiHouse</w:t>
-      </w:r>
-      <w:proofErr w:type="spellEnd"/>
-      <w:r>
-        <w:rPr>
-          <w:lang w:val="es-CL"/>
-        </w:rPr>
-        <w:t>, esta tarea tomó entre 63,53 y 78,73 minutos y generó mermas de 24,1 % a 25,2 %, mientras que con un flujo automatizado bastó menos de un minuto y la merma bajó a 21,06 % (</w:t>
-      </w:r>
-      <w:proofErr w:type="spellStart"/>
-      <w:r>
-        <w:rPr>
-          <w:lang w:val="es-CL"/>
-        </w:rPr>
-        <w:t>Esenarro</w:t>
-      </w:r>
-      <w:proofErr w:type="spellEnd"/>
-      <w:r>
-        <w:rPr>
-          <w:lang w:val="es-CL"/>
-        </w:rPr>
-        <w:t xml:space="preserve"> Vargas et al., 2025). Como ya se señaló, ese resultado se obtuvo con estudiantes y con piezas preparadas para corte láser, por lo que no es directamente aplicable a un taller que trabaja con fresa.</w:t>
-      </w:r>
-    </w:p>
-    <w:p>
-      <w:pPr>
-        <w:spacing w:line="360" w:lineRule="auto"/>
-        <w:jc w:val="both"/>
-        <w:rPr>
-          <w:lang w:val="es-CL"/>
-        </w:rPr>
-      </w:pPr>
-      <w:r>
-        <w:rPr>
-          <w:lang w:val="es-CL"/>
-        </w:rPr>
-        <w:lastRenderedPageBreak/>
-        <w:t xml:space="preserve">Las consecuencias también pueden alcanzar el desempeño estructural. En vigas </w:t>
-      </w:r>
-      <w:proofErr w:type="spellStart"/>
-      <w:r>
-        <w:rPr>
-          <w:lang w:val="es-CL"/>
-        </w:rPr>
-        <w:t>Skylark</w:t>
-      </w:r>
-      <w:proofErr w:type="spellEnd"/>
-      <w:r>
-        <w:rPr>
-          <w:lang w:val="es-CL"/>
-        </w:rPr>
-        <w:t xml:space="preserve"> de OSB ensayadas a escala real, la falla se inició en las uniones </w:t>
-      </w:r>
-      <w:proofErr w:type="spellStart"/>
+        <w:t>La distribución manual de las piezas sobre los tableros agrega una pérdida adicional. En el único estudio que la ha medido para WikiHouse, esta tarea tomó entre 63,53 y 78,73 minutos y generó mermas de 24,1 % a 25,2 %, mientras que con un flujo automatizado bastó menos de un minuto y la merma bajó a 21,06 % (Esenarro Vargas et al., 2025). Como ya se señaló, ese resultado se obtuvo con estudiantes y con piezas preparadas para corte láser, por lo que no es directamente aplicable a un taller que trabaja con fresa.</w:t>
+      </w:r>
+    </w:p>
+    <w:p>
+      <w:pPr>
+        <w:spacing w:line="360" w:lineRule="auto"/>
+        <w:jc w:val="both"/>
+        <w:rPr>
+          <w:lang w:val="es-CL"/>
+        </w:rPr>
+      </w:pPr>
+      <w:r>
+        <w:rPr>
+          <w:lang w:val="es-CL"/>
+        </w:rPr>
+        <w:t xml:space="preserve">Las consecuencias también pueden alcanzar el desempeño estructural. En vigas Skylark de OSB ensayadas a escala real, la falla se inició en las uniones </w:t>
+      </w:r>
       <w:r>
         <w:rPr>
           <w:i/>
@@ -3921,55 +3333,33 @@
         </w:rPr>
         <w:t>castellated</w:t>
       </w:r>
-      <w:proofErr w:type="spellEnd"/>
-      <w:r>
-        <w:rPr>
-          <w:lang w:val="es-CL"/>
-        </w:rPr>
-        <w:t>, y el estudio consideró una tolerancia fija, sin medir las imperfecciones reales de fabricación (Málaga-</w:t>
-      </w:r>
-      <w:proofErr w:type="spellStart"/>
-      <w:r>
-        <w:rPr>
-          <w:lang w:val="es-CL"/>
-        </w:rPr>
-        <w:t>Chuquitaype</w:t>
-      </w:r>
-      <w:proofErr w:type="spellEnd"/>
-      <w:r>
-        <w:rPr>
-          <w:lang w:val="es-CL"/>
-        </w:rPr>
-        <w:t xml:space="preserve"> et al., 2026). Para una Pyme, todo lo anterior se traduce en dependencia de operadores especializados, retrabajos difíciles de prever y costos que no quedan reflejados en el presupuesto, en un sector donde aún predominan el control de calidad básico y el bajo uso de herramientas digitales (CIM UC y MINVU, 2023).</w:t>
-      </w:r>
-    </w:p>
-    <w:p>
-      <w:pPr>
-        <w:spacing w:line="360" w:lineRule="auto"/>
-        <w:jc w:val="both"/>
-        <w:rPr>
-          <w:lang w:val="es-CL"/>
-        </w:rPr>
-      </w:pPr>
-      <w:r>
-        <w:rPr>
-          <w:lang w:val="es-CL"/>
-        </w:rPr>
-        <w:t xml:space="preserve">De lo expuesto se desprende el problema de investigación. El flujo CAD-CAM de </w:t>
-      </w:r>
-      <w:proofErr w:type="spellStart"/>
-      <w:r>
-        <w:rPr>
-          <w:lang w:val="es-CL"/>
-        </w:rPr>
-        <w:t>WikiHouse</w:t>
-      </w:r>
-      <w:proofErr w:type="spellEnd"/>
-      <w:r>
-        <w:rPr>
-          <w:lang w:val="es-CL"/>
-        </w:rPr>
-        <w:t xml:space="preserve"> trabaja con una geometría fija, dibujada para un espesor nominal. Cada vez que cambia el espesor del material, el operador debe readaptar manualmente las uniones, la distribución de piezas y los archivos de corte, lo que tiene un costo en horas de ingeniería, en material y en errores que llegan al montaje. Hasta ahora, ningún estudio ha cuantificado esas pérdidas ni ha medido cuánto las reduce un modelo que recalcula las uniones de forma automática. Tampoco se ha comprobado si lo observado en prototipos a escala se mantiene en el fresado CNC con tableros comercializados en Chile.</w:t>
+      <w:r>
+        <w:rPr>
+          <w:lang w:val="es-CL"/>
+        </w:rPr>
+        <w:t>, y el estudio consideró una tolerancia fija, sin medir las imperfecciones reales de fabricación (Málaga-Chuquitaype et al., 2026). Para una Pyme, todo lo anterior se traduce en dependencia de operadores especializados, retrabajos difíciles de prever y costos que no quedan reflejados en el presupuesto, en un sector donde aún predominan el control de calidad básico y el bajo uso de herramientas digitales (CIM UC y MINVU, 2023).</w:t>
+      </w:r>
+    </w:p>
+    <w:p>
+      <w:pPr>
+        <w:spacing w:line="360" w:lineRule="auto"/>
+        <w:jc w:val="both"/>
+        <w:rPr>
+          <w:lang w:val="es-CL"/>
+        </w:rPr>
+      </w:pPr>
+      <w:r>
+        <w:rPr>
+          <w:lang w:val="es-CL"/>
+        </w:rPr>
+        <w:t xml:space="preserve">De lo expuesto se desprende el problema de investigación. El flujo CAD-CAM de WikiHouse trabaja con una geometría fija, dibujada para un espesor nominal. Cada vez que cambia el espesor del material, el operador debe readaptar manualmente las uniones, la distribución de piezas y los archivos de corte, lo que </w:t>
+      </w:r>
+      <w:r>
+        <w:rPr>
+          <w:lang w:val="es-CL"/>
+        </w:rPr>
+        <w:lastRenderedPageBreak/>
+        <w:t>tiene un costo en horas de ingeniería, en material y en errores que llegan al montaje. Hasta ahora, ningún estudio ha cuantificado esas pérdidas ni ha medido cuánto las reduce un modelo que recalcula las uniones de forma automática. Tampoco se ha comprobado si lo observado en prototipos a escala se mantiene en el fresado CNC con tableros comercializados en Chile.</w:t>
       </w:r>
     </w:p>
     <w:p>
@@ -4003,7 +3393,7 @@
         </w:numPr>
         <w:spacing w:line="360" w:lineRule="auto"/>
       </w:pPr>
-      <w:bookmarkStart w:id="4" w:name="_Toc242086616"/>
+      <w:bookmarkStart w:id="4" w:name="_Toc242131356"/>
       <w:r>
         <w:t>Pregunta de Investigación.</w:t>
       </w:r>
@@ -4041,169 +3431,104 @@
         <w:rPr>
           <w:b/>
           <w:bCs/>
-          <w:lang w:val="es-CL"/>
         </w:rPr>
       </w:pPr>
       <w:r>
         <w:rPr>
           <w:b/>
           <w:bCs/>
-          <w:lang w:val="es-CL"/>
-        </w:rPr>
-        <w:t>¿</w:t>
-      </w:r>
-      <w:r>
+        </w:rPr>
+        <w:t>¿En qué medida un modelo paramétrico DfMA reduce el tiempo de preparación CAD-CAM y la merma de material en la fabricación de componentes WikiHouse, frente al flujo manual?</w:t>
+      </w:r>
+    </w:p>
+    <w:p>
+      <w:pPr>
+        <w:spacing w:line="360" w:lineRule="auto"/>
+        <w:jc w:val="both"/>
         <w:rPr>
           <w:b/>
           <w:bCs/>
-          <w:highlight w:val="yellow"/>
-          <w:lang w:val="es-CL"/>
-        </w:rPr>
-        <w:t xml:space="preserve">En qué medida un modelo paramétrico </w:t>
-      </w:r>
-      <w:proofErr w:type="spellStart"/>
-      <w:r>
-        <w:rPr>
-          <w:b/>
-          <w:bCs/>
-          <w:highlight w:val="yellow"/>
-          <w:lang w:val="es-CL"/>
-        </w:rPr>
-        <w:t>DfMA</w:t>
-      </w:r>
-      <w:proofErr w:type="spellEnd"/>
-      <w:r>
-        <w:rPr>
-          <w:b/>
-          <w:bCs/>
-          <w:highlight w:val="yellow"/>
-          <w:lang w:val="es-CL"/>
-        </w:rPr>
-        <w:t xml:space="preserve"> reduce el tiempo de preparación CAD-</w:t>
-      </w:r>
-      <w:proofErr w:type="gramStart"/>
-      <w:r>
-        <w:rPr>
-          <w:b/>
-          <w:bCs/>
-          <w:highlight w:val="yellow"/>
-          <w:lang w:val="es-CL"/>
-        </w:rPr>
-        <w:t>CAM</w:t>
-      </w:r>
-      <w:r>
-        <w:rPr>
-          <w:b/>
-          <w:bCs/>
-          <w:lang w:val="es-CL"/>
-        </w:rPr>
-        <w:t xml:space="preserve"> y la </w:t>
-      </w:r>
-      <w:r>
-        <w:rPr>
-          <w:b/>
-          <w:bCs/>
-          <w:highlight w:val="green"/>
-          <w:lang w:val="es-CL"/>
-        </w:rPr>
-        <w:t xml:space="preserve">merma de material en componentes </w:t>
-      </w:r>
-      <w:proofErr w:type="spellStart"/>
-      <w:r>
-        <w:rPr>
-          <w:b/>
-          <w:bCs/>
-          <w:highlight w:val="green"/>
-          <w:lang w:val="es-CL"/>
-        </w:rPr>
-        <w:t>WikiHouse</w:t>
-      </w:r>
-      <w:proofErr w:type="spellEnd"/>
-      <w:r>
-        <w:rPr>
-          <w:b/>
-          <w:bCs/>
-          <w:highlight w:val="green"/>
-          <w:lang w:val="es-CL"/>
-        </w:rPr>
-        <w:t xml:space="preserve"> </w:t>
-      </w:r>
-      <w:proofErr w:type="spellStart"/>
-      <w:r>
-        <w:rPr>
-          <w:b/>
-          <w:bCs/>
-          <w:highlight w:val="green"/>
-          <w:lang w:val="es-CL"/>
-        </w:rPr>
-        <w:t>Skylark</w:t>
-      </w:r>
-      <w:proofErr w:type="spellEnd"/>
-      <w:r>
-        <w:rPr>
-          <w:b/>
-          <w:bCs/>
-          <w:highlight w:val="green"/>
-          <w:lang w:val="es-CL"/>
-        </w:rPr>
-        <w:t xml:space="preserve"> 150, frente al flujo manua</w:t>
-      </w:r>
-      <w:r>
-        <w:rPr>
-          <w:b/>
-          <w:bCs/>
-          <w:lang w:val="es-CL"/>
-        </w:rPr>
-        <w:t>l?</w:t>
-      </w:r>
-      <w:proofErr w:type="gramEnd"/>
-    </w:p>
-    <w:p>
-      <w:pPr>
-        <w:spacing w:line="360" w:lineRule="auto"/>
-        <w:jc w:val="both"/>
-        <w:rPr>
-          <w:b/>
-          <w:bCs/>
-          <w:lang w:val="es-CL"/>
-        </w:rPr>
-      </w:pPr>
-    </w:p>
-    <w:p>
-      <w:pPr>
-        <w:spacing w:line="360" w:lineRule="auto"/>
-        <w:jc w:val="both"/>
-        <w:rPr>
-          <w:lang w:val="es-CL"/>
-        </w:rPr>
-      </w:pPr>
-      <w:r>
-        <w:rPr>
-          <w:lang w:val="es-CL"/>
-        </w:rPr>
-        <w:t xml:space="preserve">La pregunta se responde en tres etapas sucesivas, cada una con un propósito distinto. En el computador se desarrolla el modelo y se miden tiempos, errores y mermas simuladas. Con la cortadora láser se fabrican prototipos a escala configurando distintos espesores de lámina, por ejemplo 3 y 4 mm, para comprobar que el modelo recalcula correctamente las uniones al cambiar ese parámetro. Finalmente, en el </w:t>
-      </w:r>
-      <w:proofErr w:type="spellStart"/>
-      <w:r>
-        <w:rPr>
-          <w:lang w:val="es-CL"/>
-        </w:rPr>
-        <w:t>router</w:t>
-      </w:r>
-      <w:proofErr w:type="spellEnd"/>
-      <w:r>
-        <w:rPr>
-          <w:lang w:val="es-CL"/>
-        </w:rPr>
-        <w:t xml:space="preserve"> CNC se </w:t>
-      </w:r>
-      <w:r>
-        <w:rPr>
-          <w:lang w:val="es-CL"/>
-        </w:rPr>
-        <w:lastRenderedPageBreak/>
-        <w:t>trabaja con tableros estructurales de 18 mm, cuyo espesor real y contenido de humedad se miden y se incorporan al modelo, porque es a escala real donde esas variables tienen un efecto significativo.</w:t>
-      </w:r>
+          <w:lang w:val="es-CL"/>
+        </w:rPr>
+      </w:pPr>
+    </w:p>
+    <w:p>
+      <w:pPr>
+        <w:spacing w:line="360" w:lineRule="auto"/>
+        <w:jc w:val="both"/>
+        <w:rPr>
+          <w:lang w:val="es-CL"/>
+        </w:rPr>
+      </w:pPr>
+      <w:r>
+        <w:rPr>
+          <w:lang w:val="es-CL"/>
+        </w:rPr>
+        <w:t>La pregunta se responde en tres etapas sucesivas, cada una con un propósito distinto. En el computador se desarrolla el modelo y se miden tiempos, errores y mermas simuladas. Con la cortadora láser se fabrican prototipos a escala configurando distintos espesores de lámina, por ejemplo 3 y 4 mm, para comprobar que el modelo recalcula correctamente las uniones al cambiar ese parámetro. Finalmente, en el router CNC se trabaja con tableros estructurales de 18 mm, cuyo espesor real y contenido de humedad se miden y se incorporan al modelo, porque es a escala real donde esas variables tienen un efecto significativo.</w:t>
+      </w:r>
+    </w:p>
+    <w:p>
+      <w:pPr>
+        <w:spacing w:line="360" w:lineRule="auto"/>
+        <w:jc w:val="both"/>
+        <w:rPr>
+          <w:lang w:val="es-CL"/>
+        </w:rPr>
+      </w:pPr>
+    </w:p>
+    <w:p>
+      <w:pPr>
+        <w:spacing w:line="360" w:lineRule="auto"/>
+        <w:jc w:val="both"/>
+        <w:rPr>
+          <w:lang w:val="es-CL"/>
+        </w:rPr>
+      </w:pPr>
+    </w:p>
+    <w:p>
+      <w:pPr>
+        <w:spacing w:line="360" w:lineRule="auto"/>
+        <w:jc w:val="both"/>
+        <w:rPr>
+          <w:lang w:val="es-CL"/>
+        </w:rPr>
+      </w:pPr>
+    </w:p>
+    <w:p>
+      <w:pPr>
+        <w:spacing w:line="360" w:lineRule="auto"/>
+        <w:jc w:val="both"/>
+        <w:rPr>
+          <w:lang w:val="es-CL"/>
+        </w:rPr>
+      </w:pPr>
+    </w:p>
+    <w:p>
+      <w:pPr>
+        <w:spacing w:line="360" w:lineRule="auto"/>
+        <w:jc w:val="both"/>
+        <w:rPr>
+          <w:lang w:val="es-CL"/>
+        </w:rPr>
+      </w:pPr>
+    </w:p>
+    <w:p>
+      <w:pPr>
+        <w:spacing w:line="360" w:lineRule="auto"/>
+        <w:jc w:val="both"/>
+        <w:rPr>
+          <w:lang w:val="es-CL"/>
+        </w:rPr>
+      </w:pPr>
+    </w:p>
+    <w:p>
+      <w:pPr>
+        <w:spacing w:line="360" w:lineRule="auto"/>
+        <w:jc w:val="both"/>
+        <w:rPr>
+          <w:lang w:val="es-CL"/>
+        </w:rPr>
+      </w:pPr>
     </w:p>
     <w:p>
       <w:pPr>
@@ -4221,7 +3546,7 @@
         </w:numPr>
         <w:spacing w:line="360" w:lineRule="auto"/>
       </w:pPr>
-      <w:bookmarkStart w:id="5" w:name="_Toc242086617"/>
+      <w:bookmarkStart w:id="5" w:name="_Toc242131357"/>
       <w:r>
         <w:t>Hipótesis</w:t>
       </w:r>
@@ -4230,152 +3555,81 @@
       </w:r>
       <w:bookmarkEnd w:id="5"/>
     </w:p>
-    <w:p/>
-    <w:p>
-      <w:pPr>
-        <w:spacing w:line="360" w:lineRule="auto"/>
-        <w:jc w:val="both"/>
-        <w:rPr>
-          <w:lang w:val="es-CL"/>
-        </w:rPr>
-      </w:pPr>
-      <w:r>
-        <w:rPr>
-          <w:highlight w:val="yellow"/>
-          <w:lang w:val="es-CL"/>
-        </w:rPr>
-        <w:t xml:space="preserve">El modelo paramétrico </w:t>
+    <w:p>
+      <w:pPr>
+        <w:pStyle w:val="NormalWeb"/>
+        <w:spacing w:line="360" w:lineRule="auto"/>
+        <w:jc w:val="both"/>
+      </w:pPr>
+      <w:r>
+        <w:t>La hipótesis se apoya en evidencia previa sobre los dos resultados que mide esta investigación. En cuanto al material, la industrialización ha mostrado un efecto claro sobre los residuos: en edificación en Hong Kong, el uso de elementos prefabricados redujo en promedio un 52 % los residuos de construcción respecto de los métodos convencionales (</w:t>
       </w:r>
       <w:proofErr w:type="spellStart"/>
       <w:r>
-        <w:rPr>
-          <w:highlight w:val="yellow"/>
-          <w:lang w:val="es-CL"/>
-        </w:rPr>
-        <w:t>DfMA</w:t>
+        <w:t>Jaillon</w:t>
       </w:r>
       <w:proofErr w:type="spellEnd"/>
       <w:r>
-        <w:rPr>
-          <w:highlight w:val="yellow"/>
-          <w:lang w:val="es-CL"/>
-        </w:rPr>
-        <w:t xml:space="preserve"> reduce al menos en un 80 % el tiempo de preparación CAD-CAM</w:t>
-      </w:r>
-      <w:r>
-        <w:rPr>
-          <w:lang w:val="es-CL"/>
-        </w:rPr>
-        <w:t xml:space="preserve"> y </w:t>
-      </w:r>
-      <w:r>
-        <w:rPr>
-          <w:highlight w:val="green"/>
-          <w:lang w:val="es-CL"/>
-        </w:rPr>
-        <w:t>al menos en un 15 % relativo la merma de material, frente al flujo manual.</w:t>
-      </w:r>
-    </w:p>
-    <w:p>
-      <w:pPr>
-        <w:spacing w:line="360" w:lineRule="auto"/>
-        <w:jc w:val="both"/>
-        <w:rPr>
-          <w:lang w:val="es-CL"/>
-        </w:rPr>
-      </w:pPr>
-    </w:p>
-    <w:p>
-      <w:pPr>
-        <w:spacing w:line="360" w:lineRule="auto"/>
-        <w:jc w:val="both"/>
-        <w:rPr>
-          <w:lang w:val="es-CL"/>
-        </w:rPr>
-      </w:pPr>
-      <w:r>
-        <w:rPr>
-          <w:lang w:val="es-CL"/>
-        </w:rPr>
-        <w:t xml:space="preserve">Ambas metas se expresan como reducciones relativas respecto del flujo manual. En el caso de la merma, por ejemplo, si el trabajo manual desperdicia un 25 % del material, el flujo paramétrico no debería superar el 21,25 %. Los umbrales no son arbitrarios: en el único estudio comparable, el flujo automatizado redujo el tiempo de preparación entre un 95 % y un 97 %, y la merma entre un 12,6 % y un 16,4 % (cálculo propio sobre </w:t>
+        <w:t xml:space="preserve"> et al., 2009). En construcción en madera, la síntesis de </w:t>
+      </w:r>
+      <w:r>
+        <w:t>(</w:t>
       </w:r>
       <w:proofErr w:type="spellStart"/>
       <w:r>
-        <w:rPr>
-          <w:lang w:val="es-CL"/>
-        </w:rPr>
+        <w:t>Golański</w:t>
+      </w:r>
+      <w:proofErr w:type="spellEnd"/>
+      <w:r>
+        <w:t xml:space="preserve"> et al. 2025) indica que el DfMA reduce la merma de material entre un 15 % y un 25 % frente a los métodos tradicionales. En cuanto al tiempo, la evidencia más cercana proviene del único estudio que comparó la preparación manual y la paramétrica de componentes WikiHouse: con un flujo programado en Grasshopper y Python, el tiempo total de preparación bajó entre un 95 % y un 97 %, y el anidado automático redujo la merma de un rango de 24,1 % a 25,2 % a un 21,06 % (cálculo propio sobre </w:t>
+      </w:r>
+      <w:proofErr w:type="spellStart"/>
+      <w:r>
         <w:t>Esenarro</w:t>
       </w:r>
       <w:proofErr w:type="spellEnd"/>
       <w:r>
-        <w:rPr>
-          <w:lang w:val="es-CL"/>
-        </w:rPr>
-        <w:t xml:space="preserve"> Vargas et al., 2025). La meta de tiempo es, por lo tanto, conservadora, mientras que la de merma se ubica en el extremo exigente de lo observado. La hipótesis se contrasta primero en el computador, se confirma con los prototipos láser y se pone a prueba a escala real en la etapa CNC.</w:t>
-      </w:r>
-    </w:p>
-    <w:p>
-      <w:pPr>
-        <w:spacing w:line="360" w:lineRule="auto"/>
-        <w:jc w:val="both"/>
-        <w:rPr>
-          <w:lang w:val="es-CL"/>
-        </w:rPr>
-      </w:pPr>
-    </w:p>
-    <w:p>
-      <w:pPr>
-        <w:spacing w:line="360" w:lineRule="auto"/>
-        <w:jc w:val="both"/>
-        <w:rPr>
-          <w:lang w:val="es-CL"/>
-        </w:rPr>
-      </w:pPr>
-    </w:p>
-    <w:p>
-      <w:pPr>
-        <w:spacing w:line="360" w:lineRule="auto"/>
-        <w:jc w:val="both"/>
-        <w:rPr>
-          <w:lang w:val="es-CL"/>
-        </w:rPr>
-      </w:pPr>
-    </w:p>
-    <w:p>
-      <w:pPr>
-        <w:spacing w:line="360" w:lineRule="auto"/>
-        <w:jc w:val="both"/>
-        <w:rPr>
-          <w:lang w:val="es-CL"/>
-        </w:rPr>
-      </w:pPr>
-    </w:p>
-    <w:p>
-      <w:pPr>
-        <w:spacing w:line="360" w:lineRule="auto"/>
-        <w:jc w:val="both"/>
-        <w:rPr>
-          <w:lang w:val="es-CL"/>
-        </w:rPr>
-      </w:pPr>
-    </w:p>
-    <w:p>
-      <w:pPr>
-        <w:spacing w:line="360" w:lineRule="auto"/>
-        <w:jc w:val="both"/>
-        <w:rPr>
-          <w:lang w:val="es-CL"/>
-        </w:rPr>
-      </w:pPr>
-    </w:p>
-    <w:p>
-      <w:pPr>
-        <w:spacing w:line="360" w:lineRule="auto"/>
-        <w:jc w:val="both"/>
-        <w:rPr>
-          <w:lang w:val="es-CL"/>
-        </w:rPr>
-      </w:pPr>
+        <w:t xml:space="preserve"> Vargas et al., 2025). A partir de estos antecedentes se plantea la siguiente hipótesis:</w:t>
+      </w:r>
+    </w:p>
+    <w:p>
+      <w:pPr>
+        <w:spacing w:line="360" w:lineRule="auto"/>
+        <w:jc w:val="both"/>
+        <w:rPr>
+          <w:lang w:val="es-CL"/>
+        </w:rPr>
+      </w:pPr>
+      <w:r>
+        <w:rPr>
+          <w:lang w:val="es-CL"/>
+        </w:rPr>
+        <w:t>El modelo paramétrico DfMA reduce al menos en un 80 % el tiempo de preparación CAD-CAM y al menos en un 15 % relativo la merma de material, frente al flujo manual.</w:t>
+      </w:r>
+    </w:p>
+    <w:p>
+      <w:pPr>
+        <w:spacing w:line="360" w:lineRule="auto"/>
+        <w:jc w:val="both"/>
+        <w:rPr>
+          <w:lang w:val="es-CL"/>
+        </w:rPr>
+      </w:pPr>
+    </w:p>
+    <w:p>
+      <w:pPr>
+        <w:spacing w:line="360" w:lineRule="auto"/>
+        <w:jc w:val="both"/>
+        <w:rPr>
+          <w:lang w:val="es-CL"/>
+        </w:rPr>
+      </w:pPr>
+      <w:r>
+        <w:rPr>
+          <w:lang w:val="es-CL"/>
+        </w:rPr>
+        <w:t>Ambas metas se expresan como reducciones relativas respecto del flujo manual. En el caso de la merma, por ejemplo, si el trabajo manual desperdicia un 25 % del material, el flujo paramétrico no debería superar el 21,25 %. Los umbrales no son arbitrarios: en el único estudio comparable, el flujo automatizado redujo el tiempo de preparación entre un 95 % y un 97 %, y la merma entre un 12,6 % y un 16,4 % (cálculo propio sobre Esenarro Vargas et al., 2025). La meta de tiempo es, por lo tanto, conservadora, mientras que la de merma se ubica en el extremo exigente de lo observado. La hipótesis se contrasta primero en el computador, se confirma con los prototipos láser y se pone a prueba a escala real en la etapa CNC.</w:t>
+      </w:r>
     </w:p>
     <w:p>
       <w:pPr>
@@ -4456,9 +3710,8 @@
         </w:numPr>
         <w:spacing w:line="360" w:lineRule="auto"/>
       </w:pPr>
-      <w:bookmarkStart w:id="6" w:name="_Toc242086618"/>
-      <w:r>
-        <w:lastRenderedPageBreak/>
+      <w:bookmarkStart w:id="6" w:name="_Toc242131358"/>
+      <w:r>
         <w:t>Objetivos de la investigación.</w:t>
       </w:r>
       <w:bookmarkEnd w:id="6"/>
@@ -4473,7 +3726,7 @@
         </w:numPr>
         <w:spacing w:line="360" w:lineRule="auto"/>
       </w:pPr>
-      <w:bookmarkStart w:id="7" w:name="_Toc242086619"/>
+      <w:bookmarkStart w:id="7" w:name="_Toc242131359"/>
       <w:r>
         <w:t>Objetivo General.</w:t>
       </w:r>
@@ -4485,43 +3738,17 @@
         <w:spacing w:line="360" w:lineRule="auto"/>
         <w:jc w:val="both"/>
       </w:pPr>
-      <w:r>
-        <w:t>Cuantificar</w:t>
-      </w:r>
-      <w:r>
-        <w:t xml:space="preserve"> cuánto reduce un modelo paramétrico </w:t>
-      </w:r>
-      <w:proofErr w:type="spellStart"/>
-      <w:r>
-        <w:t>DfMA</w:t>
-      </w:r>
-      <w:proofErr w:type="spellEnd"/>
-      <w:r>
-        <w:t xml:space="preserve"> que adapta sus uniones al espesor del tablero el tiempo de preparación CAD-CAM y la merma de material en componentes </w:t>
-      </w:r>
-      <w:proofErr w:type="spellStart"/>
-      <w:r>
-        <w:t>WikiHouse</w:t>
-      </w:r>
-      <w:proofErr w:type="spellEnd"/>
-      <w:r>
-        <w:t xml:space="preserve"> </w:t>
-      </w:r>
-      <w:proofErr w:type="spellStart"/>
-      <w:r>
-        <w:t>Skylark</w:t>
-      </w:r>
-      <w:proofErr w:type="spellEnd"/>
-      <w:r>
-        <w:t xml:space="preserve"> 150 frente al flujo manual, mediante una verificación computacional, una validación a escala con corte láser y pruebas en un </w:t>
-      </w:r>
-      <w:proofErr w:type="spellStart"/>
-      <w:r>
-        <w:t>router</w:t>
-      </w:r>
-      <w:proofErr w:type="spellEnd"/>
-      <w:r>
-        <w:t xml:space="preserve"> CNC de 3 ejes.</w:t>
+      <w:bookmarkStart w:id="8" w:name="_Toc242131360"/>
+      <w:r>
+        <w:t xml:space="preserve">Cuantificar en qué medida un modelo paramétrico DfMA reduce el tiempo de preparación CAD-CAM y la merma de material en la fabricación de componentes WikiHouse </w:t>
+      </w:r>
+      <w:proofErr w:type="gramStart"/>
+      <w:r>
+        <w:t>Skylark ,</w:t>
+      </w:r>
+      <w:proofErr w:type="gramEnd"/>
+      <w:r>
+        <w:t xml:space="preserve"> frente al flujo manual, mediante el diagnóstico del flujo actual, el diseño del modelo y su verificación en etapas sucesivas de prototipado.</w:t>
       </w:r>
     </w:p>
     <w:p>
@@ -4533,7 +3760,6 @@
         </w:numPr>
         <w:spacing w:line="360" w:lineRule="auto"/>
       </w:pPr>
-      <w:bookmarkStart w:id="8" w:name="_Toc242086620"/>
       <w:r>
         <w:t xml:space="preserve">Objetivos </w:t>
       </w:r>
@@ -4562,37 +3788,10 @@
           <w:b w:val="0"/>
           <w:bCs w:val="0"/>
         </w:rPr>
-        <w:t>Diagnosticar</w:t>
-      </w:r>
-      <w:r>
-        <w:t xml:space="preserve"> el flujo CAD-CAM manual actual, cuantificando el tiempo y los errores de preparación de archivos al readaptar un kit </w:t>
-      </w:r>
-      <w:proofErr w:type="spellStart"/>
-      <w:r>
-        <w:t>Skylark</w:t>
-      </w:r>
-      <w:proofErr w:type="spellEnd"/>
-      <w:r>
-        <w:t xml:space="preserve"> 150 a un nuevo espesor, y la variabilidad de espesor y humedad de tableros estructurales de 18 mm comercializados en la Región de Valparaíso frente a la ranura estándar de 18,5 mm (</w:t>
-      </w:r>
-      <w:proofErr w:type="spellStart"/>
-      <w:r>
-        <w:t>WikiHouse</w:t>
-      </w:r>
-      <w:proofErr w:type="spellEnd"/>
-      <w:r>
-        <w:t>, s. f.-a).</w:t>
-      </w:r>
-    </w:p>
-    <w:p>
-      <w:pPr>
-        <w:pStyle w:val="NormalWeb"/>
-        <w:spacing w:line="360" w:lineRule="auto"/>
-        <w:ind w:left="720"/>
-        <w:jc w:val="both"/>
-      </w:pPr>
-      <w:r>
-        <w:t>TIEMPOS, ERRORES Y PARAMETROS CLAVE</w:t>
+        <w:t>Estimar</w:t>
+      </w:r>
+      <w:r>
+        <w:t xml:space="preserve"> el flujo CAD-CAM manual actual, cuantificando el tiempo y los errores de preparación de archivos al readaptar un kit Skylark 150 a un nuevo espesor, (WikiHouse, s. f.-a).</w:t>
       </w:r>
     </w:p>
     <w:p>
@@ -4611,48 +3810,22 @@
           <w:b w:val="0"/>
           <w:bCs w:val="0"/>
         </w:rPr>
-        <w:t>Desarrollar</w:t>
-      </w:r>
-      <w:r>
-        <w:t xml:space="preserve"> un modelo paramétrico en </w:t>
-      </w:r>
-      <w:proofErr w:type="spellStart"/>
-      <w:r>
-        <w:t>Grasshopper</w:t>
-      </w:r>
-      <w:proofErr w:type="spellEnd"/>
-      <w:r>
-        <w:t xml:space="preserve"> y Python que recalcule el ancho de las ranuras según el espesor del material, que admita la escala y las restricciones de cada tecnología de corte, que incorpore la corrección por humedad para la etapa CNC y que automatice la clasificación de piezas, el anidado y la exportación al software de corte, tomando como base el modelo de tolerancias de </w:t>
-      </w:r>
-      <w:proofErr w:type="spellStart"/>
-      <w:r>
-        <w:t>Buš</w:t>
-      </w:r>
-      <w:proofErr w:type="spellEnd"/>
-      <w:r>
-        <w:t xml:space="preserve"> et al. (2023).</w:t>
-      </w:r>
-    </w:p>
-    <w:p>
-      <w:pPr>
-        <w:pStyle w:val="NormalWeb"/>
-        <w:spacing w:line="360" w:lineRule="auto"/>
-        <w:ind w:left="720"/>
-        <w:jc w:val="both"/>
-      </w:pPr>
-      <w:r>
-        <w:t xml:space="preserve">Desarrollo del algoritmo o </w:t>
-      </w:r>
-      <w:r>
-        <w:t xml:space="preserve">diseño </w:t>
-      </w:r>
-      <w:proofErr w:type="spellStart"/>
-      <w:r>
-        <w:t>paramettrico</w:t>
-      </w:r>
-      <w:proofErr w:type="spellEnd"/>
-      <w:r>
-        <w:t xml:space="preserve"> de piezas</w:t>
+        <w:t>Diseñar</w:t>
+      </w:r>
+      <w:r>
+        <w:t xml:space="preserve"> un modelo paramétrico en Grasshopper y Python que </w:t>
+      </w:r>
+      <w:r>
+        <w:t xml:space="preserve">permita la adaptación </w:t>
+      </w:r>
+      <w:r>
+        <w:t xml:space="preserve">de las ranuras según el espesor del material, que admita la escala y las restricciones de cada tecnología de corte y que automatice la clasificación de piezas, el anidado y la exportación al software de corte, tomando como base el modelo de tolerancias de </w:t>
+      </w:r>
+      <w:r>
+        <w:t>(</w:t>
+      </w:r>
+      <w:r>
+        <w:t>Buš et al. 2023).</w:t>
       </w:r>
     </w:p>
     <w:p>
@@ -4677,99 +3850,128 @@
         </w:rPr>
         <w:t xml:space="preserve">Verificar computacionalmente el desempeño del flujo paramétrico frente a la línea base del diagnóstico, midiendo el tiempo de preparación por tarea, la frecuencia de errores de traducción y la merma simulada del anidado, mediante un diseño </w:t>
       </w:r>
-      <w:proofErr w:type="spellStart"/>
-      <w:proofErr w:type="gramStart"/>
       <w:r>
         <w:rPr>
           <w:rFonts w:ascii="Times New Roman" w:eastAsia="Times New Roman" w:hAnsi="Times New Roman"/>
           <w:szCs w:val="24"/>
           <w:lang w:val="es-CL"/>
         </w:rPr>
-        <w:t>cuasi-experimental</w:t>
-      </w:r>
-      <w:proofErr w:type="spellEnd"/>
-      <w:proofErr w:type="gramEnd"/>
+        <w:t>cuasiexperimental</w:t>
+      </w:r>
       <w:r>
         <w:rPr>
           <w:rFonts w:ascii="Times New Roman" w:eastAsia="Times New Roman" w:hAnsi="Times New Roman"/>
           <w:szCs w:val="24"/>
           <w:lang w:val="es-CL"/>
         </w:rPr>
-        <w:t xml:space="preserve"> con operadores.</w:t>
-      </w:r>
-    </w:p>
-    <w:p>
-      <w:pPr>
-        <w:pStyle w:val="NormalWeb"/>
-        <w:numPr>
-          <w:ilvl w:val="0"/>
-          <w:numId w:val="13"/>
-        </w:numPr>
-        <w:spacing w:line="360" w:lineRule="auto"/>
-        <w:jc w:val="both"/>
-        <w:rPr>
-          <w:highlight w:val="red"/>
-        </w:rPr>
-      </w:pPr>
-      <w:r>
-        <w:rPr>
-          <w:rStyle w:val="Fuerte"/>
-          <w:b w:val="0"/>
-          <w:bCs w:val="0"/>
-          <w:highlight w:val="red"/>
-        </w:rPr>
-        <w:t>Validar</w:t>
-      </w:r>
-      <w:r>
-        <w:rPr>
-          <w:highlight w:val="red"/>
-        </w:rPr>
-        <w:t xml:space="preserve"> a escala el modelo mediante el corte láser de prototipos con distintos espesores configurados (por ejemplo, 3 y 4 mm), verificando que las piezas ensamblen sin retrabajo y midiendo la merma real y el tiempo de readaptación a cada espesor.</w:t>
-      </w:r>
-    </w:p>
-    <w:p>
-      <w:pPr>
-        <w:pStyle w:val="NormalWeb"/>
-        <w:numPr>
-          <w:ilvl w:val="0"/>
-          <w:numId w:val="13"/>
-        </w:numPr>
-        <w:spacing w:line="360" w:lineRule="auto"/>
-        <w:jc w:val="both"/>
-        <w:rPr>
-          <w:highlight w:val="cyan"/>
-        </w:rPr>
-      </w:pPr>
-      <w:r>
-        <w:rPr>
-          <w:rStyle w:val="Fuerte"/>
-          <w:b w:val="0"/>
-          <w:bCs w:val="0"/>
-          <w:highlight w:val="cyan"/>
-        </w:rPr>
-        <w:lastRenderedPageBreak/>
-        <w:t>Probar</w:t>
-      </w:r>
-      <w:r>
-        <w:rPr>
-          <w:highlight w:val="cyan"/>
-        </w:rPr>
-        <w:t xml:space="preserve"> en un </w:t>
-      </w:r>
-      <w:proofErr w:type="spellStart"/>
-      <w:r>
-        <w:rPr>
-          <w:highlight w:val="cyan"/>
-        </w:rPr>
-        <w:t>router</w:t>
-      </w:r>
-      <w:proofErr w:type="spellEnd"/>
-      <w:r>
-        <w:rPr>
-          <w:highlight w:val="cyan"/>
-        </w:rPr>
-        <w:t xml:space="preserve"> CNC de 3 ejes el efecto de compensar el espesor real y la humedad de los tableros en el ajuste de las uniones, frente a la ranura estándar.</w:t>
-      </w:r>
+        <w:t xml:space="preserve"> con operadores</w:t>
+      </w:r>
+      <w:r>
+        <w:rPr>
+          <w:rFonts w:ascii="Times New Roman" w:eastAsia="Times New Roman" w:hAnsi="Times New Roman"/>
+          <w:szCs w:val="24"/>
+          <w:lang w:val="es-CL"/>
+        </w:rPr>
+        <w:t>.</w:t>
+      </w:r>
+    </w:p>
+    <w:p>
+      <w:pPr>
+        <w:rPr>
+          <w:lang w:val="es-CL"/>
+        </w:rPr>
+      </w:pPr>
+    </w:p>
+    <w:p>
+      <w:pPr>
+        <w:rPr>
+          <w:lang w:val="es-CL"/>
+        </w:rPr>
+      </w:pPr>
+    </w:p>
+    <w:p>
+      <w:pPr>
+        <w:rPr>
+          <w:lang w:val="es-CL"/>
+        </w:rPr>
+      </w:pPr>
+    </w:p>
+    <w:p>
+      <w:pPr>
+        <w:rPr>
+          <w:lang w:val="es-CL"/>
+        </w:rPr>
+      </w:pPr>
+    </w:p>
+    <w:p>
+      <w:pPr>
+        <w:rPr>
+          <w:lang w:val="es-CL"/>
+        </w:rPr>
+      </w:pPr>
+    </w:p>
+    <w:p>
+      <w:pPr>
+        <w:rPr>
+          <w:lang w:val="es-CL"/>
+        </w:rPr>
+      </w:pPr>
+    </w:p>
+    <w:p>
+      <w:pPr>
+        <w:rPr>
+          <w:lang w:val="es-CL"/>
+        </w:rPr>
+      </w:pPr>
+    </w:p>
+    <w:p>
+      <w:pPr>
+        <w:rPr>
+          <w:lang w:val="es-CL"/>
+        </w:rPr>
+      </w:pPr>
+    </w:p>
+    <w:p>
+      <w:pPr>
+        <w:rPr>
+          <w:lang w:val="es-CL"/>
+        </w:rPr>
+      </w:pPr>
+    </w:p>
+    <w:p>
+      <w:pPr>
+        <w:rPr>
+          <w:lang w:val="es-CL"/>
+        </w:rPr>
+      </w:pPr>
+    </w:p>
+    <w:p>
+      <w:pPr>
+        <w:rPr>
+          <w:lang w:val="es-CL"/>
+        </w:rPr>
+      </w:pPr>
+    </w:p>
+    <w:p>
+      <w:pPr>
+        <w:rPr>
+          <w:lang w:val="es-CL"/>
+        </w:rPr>
+      </w:pPr>
+    </w:p>
+    <w:p>
+      <w:pPr>
+        <w:rPr>
+          <w:lang w:val="es-CL"/>
+        </w:rPr>
+      </w:pPr>
+    </w:p>
+    <w:p>
+      <w:pPr>
+        <w:rPr>
+          <w:lang w:val="es-CL"/>
+        </w:rPr>
+      </w:pPr>
     </w:p>
     <w:p>
       <w:pPr>
@@ -4787,8 +3989,9 @@
         </w:numPr>
         <w:spacing w:line="360" w:lineRule="auto"/>
       </w:pPr>
-      <w:bookmarkStart w:id="9" w:name="_Toc242086621"/>
-      <w:r>
+      <w:bookmarkStart w:id="9" w:name="_Toc242131361"/>
+      <w:r>
+        <w:lastRenderedPageBreak/>
         <w:t>Justificación</w:t>
       </w:r>
       <w:r>
@@ -4809,243 +4012,264 @@
         <w:rPr>
           <w:lang w:val="es-CL"/>
         </w:rPr>
-        <w:t xml:space="preserve">La primera razón para realizar este estudio es productiva. La construcción residencial chilena alcanza cerca de dos tercios del rendimiento de referencia internacional, 0,24 frente a 0,37 m² por persona al día (CNP, 2020), en un contexto en que el país se comprometió a entregar 260.000 viviendas en un período de gobierno (MINVU, 2023). Las Pymes que fabrican vivienda en madera producen entre 10 y 80 unidades al año, en su mayoría con procesos manuales (CORMA, 2023, y Construye2025, 2023, como se citaron en Undurraga et al., 2026). Para estas empresas, un </w:t>
-      </w:r>
-      <w:proofErr w:type="spellStart"/>
-      <w:r>
-        <w:rPr>
-          <w:lang w:val="es-CL"/>
-        </w:rPr>
-        <w:t>router</w:t>
-      </w:r>
-      <w:proofErr w:type="spellEnd"/>
-      <w:r>
-        <w:rPr>
-          <w:lang w:val="es-CL"/>
-        </w:rPr>
-        <w:t xml:space="preserve"> CNC es una inversión alcanzable, pero solo rinde si el flujo digital que lo alimenta no depende del criterio de una sola persona. La investigación se centra precisamente en esa etapa, la oficina técnica que conecta el modelo con la máquina, que no ha sido medida en la literatura nacional.</w:t>
-      </w:r>
-    </w:p>
-    <w:p>
-      <w:pPr>
-        <w:spacing w:line="360" w:lineRule="auto"/>
-        <w:jc w:val="both"/>
-        <w:rPr>
-          <w:lang w:val="es-CL"/>
-        </w:rPr>
-      </w:pPr>
-      <w:r>
-        <w:rPr>
-          <w:lang w:val="es-CL"/>
-        </w:rPr>
-        <w:t xml:space="preserve">La segunda razón es económica, ya que cada punto de merma se traduce en tableros comprados y no aprovechados. El módulo </w:t>
-      </w:r>
-      <w:proofErr w:type="spellStart"/>
-      <w:r>
-        <w:rPr>
-          <w:lang w:val="es-CL"/>
-        </w:rPr>
-        <w:t>Skylark</w:t>
-      </w:r>
-      <w:proofErr w:type="spellEnd"/>
-      <w:r>
-        <w:rPr>
-          <w:lang w:val="es-CL"/>
-        </w:rPr>
-        <w:t xml:space="preserve"> 250 construido en la Universidad de La Frontera utilizó 83 tableros de terciado en su versión optimizada (Romero Quidel et al., 2023). Si un kit de ese tamaño redujera su merma de 25 % a 21,25 %, como plantea la hipótesis, ahorraría alrededor de tres tableros (cálculo propio), a lo que se suman las horas de ingeniería liberadas en cada cambio de lote. Con estos datos, una Pyme podrá evaluar si el desarrollo de un modelo paramétrico se justifica para su volumen de producción.</w:t>
-      </w:r>
-    </w:p>
-    <w:p>
-      <w:pPr>
-        <w:spacing w:line="360" w:lineRule="auto"/>
-        <w:jc w:val="both"/>
-        <w:rPr>
-          <w:lang w:val="es-CL"/>
-        </w:rPr>
-      </w:pPr>
-      <w:r>
-        <w:rPr>
-          <w:lang w:val="es-CL"/>
-        </w:rPr>
-        <w:t xml:space="preserve">La tercera razón es ambiental. El material desperdiciado también tiene una huella: una declaración ambiental de producto para OSB fabricado en Estados Unidos informa 211,02 kg </w:t>
-      </w:r>
-      <w:proofErr w:type="spellStart"/>
-      <w:r>
-        <w:rPr>
-          <w:lang w:val="es-CL"/>
-        </w:rPr>
-        <w:t>CO₂e</w:t>
-      </w:r>
-      <w:proofErr w:type="spellEnd"/>
-      <w:r>
-        <w:rPr>
-          <w:lang w:val="es-CL"/>
-        </w:rPr>
-        <w:t xml:space="preserve"> por metro cúbico en sus etapas de producción (American Wood Council, 2025), lo que equivale a unos 11,5 kg </w:t>
-      </w:r>
-      <w:proofErr w:type="spellStart"/>
-      <w:r>
-        <w:rPr>
-          <w:lang w:val="es-CL"/>
-        </w:rPr>
-        <w:t>CO₂e</w:t>
-      </w:r>
-      <w:proofErr w:type="spellEnd"/>
-      <w:r>
-        <w:rPr>
-          <w:lang w:val="es-CL"/>
-        </w:rPr>
-        <w:t xml:space="preserve"> por tablero de 2.440 × 1.220 × 18,3 mm (cálculo propio). Aunque la cifra por kit es acotada, se repite en cada vivienda producida. A esto se agrega que, según una revisión sistemática reciente, la mayoría de los análisis de ciclo de vida en vivienda modular de madera se limita a la producción de materiales, y los flujos que van del archivo a la fábrica rara vez documentan su trazabilidad (Porras et al., 2026).</w:t>
-      </w:r>
-    </w:p>
-    <w:p>
-      <w:pPr>
-        <w:spacing w:line="360" w:lineRule="auto"/>
-        <w:jc w:val="both"/>
-        <w:rPr>
-          <w:lang w:val="es-CL"/>
-        </w:rPr>
-      </w:pPr>
-      <w:r>
-        <w:rPr>
-          <w:lang w:val="es-CL"/>
-        </w:rPr>
-        <w:t xml:space="preserve">El diseño en tres etapas responde a una lógica de avance progresivo, desde lo más económico y controlable hacia lo más costoso y cercano a la producción real. En la etapa computacional se desarrolla el modelo y se miden tiempos y mermas sin consumir material. La etapa láser permite comprobar esos resultados a </w:t>
+        <w:t>La primera razón para realizar este estudio es productiva. La construcción residencial chilena alcanza cerca de dos tercios del rendimiento de referencia internacional, 0,24 frente a 0,37 m² por persona al día (CNP, 2020), en un contexto en que el país se comprometió a entregar 260.000 viviendas en un período de gobierno (MINVU, 2023). Las Pymes que fabrican vivienda en madera producen entre 10 y 80 unidades al año, en su mayoría con procesos manuales (CORMA, 2023, y Construye2025, 2023, como se citaron en Undurraga et al., 2026). Para estas empresas, un router CNC es una inversión alcanzable, pero solo rinde si el flujo digital que lo alimenta no depende del criterio de una sola persona. La investigación se centra precisamente en esa etapa, la oficina técnica que conecta el modelo con la máquina, que no ha sido medida en la literatura nacional.</w:t>
+      </w:r>
+    </w:p>
+    <w:p>
+      <w:pPr>
+        <w:spacing w:line="360" w:lineRule="auto"/>
+        <w:jc w:val="both"/>
+        <w:rPr>
+          <w:lang w:val="es-CL"/>
+        </w:rPr>
+      </w:pPr>
+      <w:r>
+        <w:rPr>
+          <w:lang w:val="es-CL"/>
+        </w:rPr>
+        <w:t>La segunda razón es económica, ya que cada punto de merma se traduce en tableros comprados y no aprovechados. El módulo Skylark 250 construido en la Universidad de La Frontera utilizó 83 tableros de terciado en su versión optimizada (Romero Quidel et al., 2023). Si un kit de ese tamaño redujera su merma de 25 % a 21,25 %, como plantea la hipótesis, ahorraría alrededor de tres tableros (cálculo propio), a lo que se suman las horas de ingeniería liberadas en cada cambio de lote. Con estos datos, una Pyme podrá evaluar si el desarrollo de un modelo paramétrico se justifica para su volumen de producción.</w:t>
+      </w:r>
+    </w:p>
+    <w:p>
+      <w:pPr>
+        <w:spacing w:line="360" w:lineRule="auto"/>
+        <w:jc w:val="both"/>
+        <w:rPr>
+          <w:lang w:val="es-CL"/>
+        </w:rPr>
+      </w:pPr>
+      <w:r>
+        <w:rPr>
+          <w:lang w:val="es-CL"/>
+        </w:rPr>
+        <w:t>La tercera razón es ambiental. El material desperdiciado también tiene una huella: una declaración ambiental de producto para OSB fabricado en Estados Unidos informa 211,02 kg CO₂ por metro cúbico en sus etapas de producción (American Wood Council, 2025), lo que equivale a unos 11,5 kg CO₂e por tablero de 2.440 × 1.220 × 18,3 mm (cálculo propio). Aunque la cifra por kit es acotada, se repite en cada vivienda producida. A esto se agrega que, según una revisión sistemática reciente, la mayoría de los análisis de ciclo de vida en vivienda modular de madera se limita a la producción de materiales, y los flujos que van del archivo a la fábrica rara vez documentan su trazabilidad (Porras et al., 2026).</w:t>
+      </w:r>
+    </w:p>
+    <w:p>
+      <w:pPr>
+        <w:spacing w:line="360" w:lineRule="auto"/>
+        <w:jc w:val="both"/>
+        <w:rPr>
+          <w:lang w:val="es-CL"/>
+        </w:rPr>
+      </w:pPr>
+      <w:r>
+        <w:rPr>
+          <w:lang w:val="es-CL"/>
+        </w:rPr>
+        <w:t xml:space="preserve">El diseño en tres etapas responde a una lógica de avance progresivo, desde lo más económico y controlable hacia lo más costoso y cercano a la producción real. En la etapa computacional se desarrolla el modelo y se miden tiempos y mermas sin consumir material. La etapa láser permite comprobar esos resultados a escala, con láminas económicas y pruebas rápidas, utilizando la misma tecnología del único estudio comparable (Esenarro Vargas et al., 2025). Solo si esa etapa entrega buenos resultados se justifica destinar </w:t>
       </w:r>
       <w:r>
         <w:rPr>
           <w:lang w:val="es-CL"/>
         </w:rPr>
         <w:lastRenderedPageBreak/>
-        <w:t>escala, con láminas económicas y pruebas rápidas, utilizando la misma tecnología del único estudio comparable (</w:t>
-      </w:r>
-      <w:proofErr w:type="spellStart"/>
-      <w:r>
-        <w:rPr>
-          <w:lang w:val="es-CL"/>
-        </w:rPr>
-        <w:t>Esenarro</w:t>
-      </w:r>
-      <w:proofErr w:type="spellEnd"/>
-      <w:r>
-        <w:rPr>
-          <w:lang w:val="es-CL"/>
-        </w:rPr>
-        <w:t xml:space="preserve"> Vargas et al., 2025). Solo si esa etapa entrega buenos resultados se justifica destinar tableros de 18 mm y horas de </w:t>
-      </w:r>
-      <w:proofErr w:type="spellStart"/>
-      <w:r>
-        <w:rPr>
-          <w:lang w:val="es-CL"/>
-        </w:rPr>
-        <w:t>router</w:t>
-      </w:r>
-      <w:proofErr w:type="spellEnd"/>
-      <w:r>
-        <w:rPr>
-          <w:lang w:val="es-CL"/>
-        </w:rPr>
-        <w:t>. Además, la comparación entre etapas es un aporte en sí misma, porque indica qué parte de lo aprendido en un prototipo puede trasladarse a la producción.</w:t>
-      </w:r>
-    </w:p>
-    <w:p>
-      <w:pPr>
-        <w:spacing w:line="360" w:lineRule="auto"/>
-        <w:jc w:val="both"/>
-        <w:rPr>
-          <w:lang w:val="es-CL"/>
-        </w:rPr>
-      </w:pPr>
-      <w:r>
-        <w:rPr>
-          <w:lang w:val="es-CL"/>
-        </w:rPr>
-        <w:t xml:space="preserve">Desde el punto de vista del conocimiento, la investigación aborda tres vacíos documentados. El único estudio que comparó flujos manuales y paramétricos para </w:t>
-      </w:r>
-      <w:proofErr w:type="spellStart"/>
-      <w:r>
-        <w:rPr>
-          <w:lang w:val="es-CL"/>
-        </w:rPr>
-        <w:t>WikiHouse</w:t>
-      </w:r>
-      <w:proofErr w:type="spellEnd"/>
-      <w:r>
-        <w:rPr>
-          <w:lang w:val="es-CL"/>
-        </w:rPr>
-        <w:t xml:space="preserve"> trabajó con estudiantes y solo con corte láser (</w:t>
-      </w:r>
-      <w:proofErr w:type="spellStart"/>
-      <w:r>
-        <w:rPr>
-          <w:lang w:val="es-CL"/>
-        </w:rPr>
-        <w:t>Esenarro</w:t>
-      </w:r>
-      <w:proofErr w:type="spellEnd"/>
-      <w:r>
-        <w:rPr>
-          <w:lang w:val="es-CL"/>
-        </w:rPr>
-        <w:t xml:space="preserve"> Vargas et al., 2025); este trabajo retoma esa comparación y la extiende al fresado CNC. El modelo de tolerancias publicado para </w:t>
-      </w:r>
-      <w:proofErr w:type="spellStart"/>
-      <w:r>
-        <w:rPr>
-          <w:lang w:val="es-CL"/>
-        </w:rPr>
-        <w:t>Skylark</w:t>
-      </w:r>
-      <w:proofErr w:type="spellEnd"/>
-      <w:r>
-        <w:rPr>
-          <w:lang w:val="es-CL"/>
-        </w:rPr>
-        <w:t xml:space="preserve"> 250 no fue validado con mediciones de taller (</w:t>
-      </w:r>
-      <w:proofErr w:type="spellStart"/>
-      <w:r>
-        <w:rPr>
-          <w:lang w:val="es-CL"/>
-        </w:rPr>
-        <w:t>Buš</w:t>
-      </w:r>
-      <w:proofErr w:type="spellEnd"/>
-      <w:r>
-        <w:rPr>
-          <w:lang w:val="es-CL"/>
-        </w:rPr>
-        <w:t xml:space="preserve"> et al., 2023). Y los ensayos estructurales más recientes sobre vigas </w:t>
-      </w:r>
-      <w:proofErr w:type="spellStart"/>
-      <w:r>
-        <w:rPr>
-          <w:lang w:val="es-CL"/>
-        </w:rPr>
-        <w:t>Skylark</w:t>
-      </w:r>
-      <w:proofErr w:type="spellEnd"/>
-      <w:r>
-        <w:rPr>
-          <w:lang w:val="es-CL"/>
-        </w:rPr>
-        <w:t xml:space="preserve"> consideraron una tolerancia fija, sin medir las imperfecciones reales de fabricación (Málaga-</w:t>
-      </w:r>
-      <w:proofErr w:type="spellStart"/>
-      <w:r>
-        <w:rPr>
-          <w:lang w:val="es-CL"/>
-        </w:rPr>
-        <w:t>Chuquitaype</w:t>
-      </w:r>
-      <w:proofErr w:type="spellEnd"/>
-      <w:r>
-        <w:rPr>
-          <w:lang w:val="es-CL"/>
-        </w:rPr>
-        <w:t xml:space="preserve"> et al., 2026). A ello se suma un aporte local: el registro del espesor real y la humedad de tableros estructurales comercializados en Chile, información de la que no se encontraron registros publicados.</w:t>
-      </w:r>
+        <w:t>tableros de 18 mm y horas de router. Además, la comparación entre etapas es un aporte en sí misma, porque indica qué parte de lo aprendido en un prototipo puede trasladarse a la producción.</w:t>
+      </w:r>
+    </w:p>
+    <w:p>
+      <w:pPr>
+        <w:spacing w:line="360" w:lineRule="auto"/>
+        <w:jc w:val="both"/>
+        <w:rPr>
+          <w:lang w:val="es-CL"/>
+        </w:rPr>
+      </w:pPr>
+      <w:r>
+        <w:rPr>
+          <w:lang w:val="es-CL"/>
+        </w:rPr>
+        <w:t>Desde el punto de vista del conocimiento, la investigación aborda tres vacíos documentados. El único estudio que comparó flujos manuales y paramétricos para WikiHouse trabajó con estudiantes y solo con corte láser (Esenarro Vargas et al., 2025); este trabajo retoma esa comparación y la extiende al fresado CNC. El modelo de tolerancias publicado para Skylark 250 no fue validado con mediciones de taller (Buš et al., 2023). Y los ensayos estructurales más recientes sobre vigas Skylark consideraron una tolerancia fija, sin medir las imperfecciones reales de fabricación (Málaga-Chuquitaype et al., 2026). A ello se suma un aporte local: el registro del espesor real y la humedad de tableros estructurales comercializados en Chile, información de la que no se encontraron registros publicados.</w:t>
+      </w:r>
+    </w:p>
+    <w:p>
+      <w:pPr>
+        <w:spacing w:line="360" w:lineRule="auto"/>
+        <w:jc w:val="both"/>
+        <w:rPr>
+          <w:lang w:val="es-CL"/>
+        </w:rPr>
+      </w:pPr>
+    </w:p>
+    <w:p>
+      <w:pPr>
+        <w:spacing w:line="360" w:lineRule="auto"/>
+        <w:jc w:val="both"/>
+        <w:rPr>
+          <w:lang w:val="es-CL"/>
+        </w:rPr>
+      </w:pPr>
+    </w:p>
+    <w:p>
+      <w:pPr>
+        <w:spacing w:line="360" w:lineRule="auto"/>
+        <w:jc w:val="both"/>
+        <w:rPr>
+          <w:lang w:val="es-CL"/>
+        </w:rPr>
+      </w:pPr>
+    </w:p>
+    <w:p>
+      <w:pPr>
+        <w:spacing w:line="360" w:lineRule="auto"/>
+        <w:jc w:val="both"/>
+        <w:rPr>
+          <w:lang w:val="es-CL"/>
+        </w:rPr>
+      </w:pPr>
+    </w:p>
+    <w:p>
+      <w:pPr>
+        <w:spacing w:line="360" w:lineRule="auto"/>
+        <w:jc w:val="both"/>
+        <w:rPr>
+          <w:lang w:val="es-CL"/>
+        </w:rPr>
+      </w:pPr>
+    </w:p>
+    <w:p>
+      <w:pPr>
+        <w:spacing w:line="360" w:lineRule="auto"/>
+        <w:jc w:val="both"/>
+        <w:rPr>
+          <w:lang w:val="es-CL"/>
+        </w:rPr>
+      </w:pPr>
+    </w:p>
+    <w:p>
+      <w:pPr>
+        <w:spacing w:line="360" w:lineRule="auto"/>
+        <w:jc w:val="both"/>
+        <w:rPr>
+          <w:lang w:val="es-CL"/>
+        </w:rPr>
+      </w:pPr>
+    </w:p>
+    <w:p>
+      <w:pPr>
+        <w:spacing w:line="360" w:lineRule="auto"/>
+        <w:jc w:val="both"/>
+        <w:rPr>
+          <w:lang w:val="es-CL"/>
+        </w:rPr>
+      </w:pPr>
+    </w:p>
+    <w:p>
+      <w:pPr>
+        <w:spacing w:line="360" w:lineRule="auto"/>
+        <w:jc w:val="both"/>
+        <w:rPr>
+          <w:lang w:val="es-CL"/>
+        </w:rPr>
+      </w:pPr>
+    </w:p>
+    <w:p>
+      <w:pPr>
+        <w:spacing w:line="360" w:lineRule="auto"/>
+        <w:jc w:val="both"/>
+        <w:rPr>
+          <w:lang w:val="es-CL"/>
+        </w:rPr>
+      </w:pPr>
+    </w:p>
+    <w:p>
+      <w:pPr>
+        <w:spacing w:line="360" w:lineRule="auto"/>
+        <w:jc w:val="both"/>
+        <w:rPr>
+          <w:lang w:val="es-CL"/>
+        </w:rPr>
+      </w:pPr>
+    </w:p>
+    <w:p>
+      <w:pPr>
+        <w:spacing w:line="360" w:lineRule="auto"/>
+        <w:jc w:val="both"/>
+        <w:rPr>
+          <w:lang w:val="es-CL"/>
+        </w:rPr>
+      </w:pPr>
+    </w:p>
+    <w:p>
+      <w:pPr>
+        <w:spacing w:line="360" w:lineRule="auto"/>
+        <w:jc w:val="both"/>
+        <w:rPr>
+          <w:lang w:val="es-CL"/>
+        </w:rPr>
+      </w:pPr>
+    </w:p>
+    <w:p>
+      <w:pPr>
+        <w:spacing w:line="360" w:lineRule="auto"/>
+        <w:jc w:val="both"/>
+        <w:rPr>
+          <w:lang w:val="es-CL"/>
+        </w:rPr>
+      </w:pPr>
+    </w:p>
+    <w:p>
+      <w:pPr>
+        <w:spacing w:line="360" w:lineRule="auto"/>
+        <w:jc w:val="both"/>
+        <w:rPr>
+          <w:lang w:val="es-CL"/>
+        </w:rPr>
+      </w:pPr>
+    </w:p>
+    <w:p>
+      <w:pPr>
+        <w:spacing w:line="360" w:lineRule="auto"/>
+        <w:jc w:val="both"/>
+        <w:rPr>
+          <w:lang w:val="es-CL"/>
+        </w:rPr>
+      </w:pPr>
+    </w:p>
+    <w:p>
+      <w:pPr>
+        <w:spacing w:line="360" w:lineRule="auto"/>
+        <w:jc w:val="both"/>
+        <w:rPr>
+          <w:lang w:val="es-CL"/>
+        </w:rPr>
+      </w:pPr>
+    </w:p>
+    <w:p>
+      <w:pPr>
+        <w:spacing w:line="360" w:lineRule="auto"/>
+        <w:jc w:val="both"/>
+        <w:rPr>
+          <w:lang w:val="es-CL"/>
+        </w:rPr>
+      </w:pPr>
+    </w:p>
+    <w:p>
+      <w:pPr>
+        <w:spacing w:line="360" w:lineRule="auto"/>
+        <w:jc w:val="both"/>
+        <w:rPr>
+          <w:lang w:val="es-CL"/>
+        </w:rPr>
+      </w:pPr>
+    </w:p>
+    <w:p>
+      <w:pPr>
+        <w:spacing w:line="360" w:lineRule="auto"/>
+        <w:jc w:val="both"/>
+        <w:rPr>
+          <w:lang w:val="es-CL"/>
+        </w:rPr>
+      </w:pPr>
+    </w:p>
+    <w:p>
+      <w:pPr>
+        <w:spacing w:line="360" w:lineRule="auto"/>
+        <w:jc w:val="both"/>
+        <w:rPr>
+          <w:lang w:val="es-CL"/>
+        </w:rPr>
+      </w:pPr>
     </w:p>
     <w:p>
       <w:pPr>
@@ -5053,14 +4277,7 @@
         <w:spacing w:line="360" w:lineRule="auto"/>
         <w:jc w:val="both"/>
       </w:pPr>
-    </w:p>
-    <w:p>
-      <w:pPr>
-        <w:pStyle w:val="Ttulo1"/>
-        <w:spacing w:line="360" w:lineRule="auto"/>
-        <w:jc w:val="both"/>
-      </w:pPr>
-      <w:bookmarkStart w:id="10" w:name="_Toc242086622"/>
+      <w:bookmarkStart w:id="10" w:name="_Toc242131362"/>
       <w:r>
         <w:t>Capítulo</w:t>
       </w:r>
@@ -5081,7 +4298,7 @@
       <w:r>
         <w:tab/>
       </w:r>
-      <w:bookmarkStart w:id="11" w:name="_Toc242086623"/>
+      <w:bookmarkStart w:id="11" w:name="_Toc242131363"/>
       <w:r>
         <w:t>2.1</w:t>
       </w:r>
@@ -5114,35 +4331,7 @@
         <w:rPr>
           <w:lang w:val="es-CL"/>
         </w:rPr>
-        <w:t xml:space="preserve">El estado del arte se organiza en seis líneas de investigación que convergen en el problema de esta tesis: el </w:t>
-      </w:r>
-      <w:proofErr w:type="spellStart"/>
-      <w:r>
-        <w:rPr>
-          <w:lang w:val="es-CL"/>
-        </w:rPr>
-        <w:t>DfMA</w:t>
-      </w:r>
-      <w:proofErr w:type="spellEnd"/>
-      <w:r>
-        <w:rPr>
-          <w:lang w:val="es-CL"/>
-        </w:rPr>
-        <w:t xml:space="preserve"> aplicado a la construcción en madera, el sistema </w:t>
-      </w:r>
-      <w:proofErr w:type="spellStart"/>
-      <w:r>
-        <w:rPr>
-          <w:lang w:val="es-CL"/>
-        </w:rPr>
-        <w:t>WikiHouse</w:t>
-      </w:r>
-      <w:proofErr w:type="spellEnd"/>
-      <w:r>
-        <w:rPr>
-          <w:lang w:val="es-CL"/>
-        </w:rPr>
-        <w:t xml:space="preserve">, la automatización paramétrica del flujo CAD-CAM, las tolerancias y el comportamiento higroscópico de los tableros, el anidado de piezas y las pérdidas Lean en la prefabricación. </w:t>
+        <w:t xml:space="preserve">El estado del arte se organiza en seis líneas de investigación que convergen en el problema de esta tesis: el DfMA aplicado a la construcción en madera, el sistema WikiHouse, la automatización paramétrica del flujo CAD-CAM, las tolerancias y el comportamiento higroscópico de los tableros, el anidado de piezas y las pérdidas Lean en la prefabricación. </w:t>
       </w:r>
     </w:p>
     <w:p>
@@ -5166,7 +4355,7 @@
         </w:rPr>
         <w:tab/>
       </w:r>
-      <w:bookmarkStart w:id="12" w:name="_Toc242086624"/>
+      <w:bookmarkStart w:id="12" w:name="_Toc242131364"/>
       <w:r>
         <w:rPr>
           <w:lang w:val="es-CL"/>
@@ -5179,19 +4368,11 @@
         </w:rPr>
         <w:tab/>
       </w:r>
-      <w:proofErr w:type="spellStart"/>
-      <w:r>
-        <w:rPr>
-          <w:lang w:val="es-CL"/>
-        </w:rPr>
-        <w:t>DfMA</w:t>
-      </w:r>
-      <w:proofErr w:type="spellEnd"/>
-      <w:r>
-        <w:rPr>
-          <w:lang w:val="es-CL"/>
-        </w:rPr>
-        <w:t xml:space="preserve"> en la construcción en madera</w:t>
+      <w:r>
+        <w:rPr>
+          <w:lang w:val="es-CL"/>
+        </w:rPr>
+        <w:t>DfMA en la construcción en madera</w:t>
       </w:r>
       <w:r>
         <w:rPr>
@@ -5222,21 +4403,7 @@
         <w:rPr>
           <w:lang w:val="es-CL"/>
         </w:rPr>
-        <w:t xml:space="preserve">El Diseño para la Fabricación y el Ensamblaje nació en la industria manufacturera y llegó tarde a la construcción. Gao et al. (2020) revisaron su adopción en el sector y concluyeron que el </w:t>
-      </w:r>
-      <w:proofErr w:type="spellStart"/>
-      <w:r>
-        <w:rPr>
-          <w:lang w:val="es-CL"/>
-        </w:rPr>
-        <w:t>DfMA</w:t>
-      </w:r>
-      <w:proofErr w:type="spellEnd"/>
-      <w:r>
-        <w:rPr>
-          <w:lang w:val="es-CL"/>
-        </w:rPr>
-        <w:t xml:space="preserve"> y la construcción Lean comparten principios generales. Identificaron, además, tres formas de entenderlo: como proceso de diseño guiado por la fabricación, como sistema de evaluación acoplado al diseño virtual y como un cambio de paradigma hacia la prefabricación. </w:t>
+        <w:t xml:space="preserve">El Diseño para la Fabricación y el Ensamblaje nació en la industria manufacturera y llegó tarde a la construcción. Gao et al. (2020) revisaron su adopción en el sector y concluyeron que el DfMA y la construcción Lean comparten principios generales. Identificaron, además, tres formas de entenderlo: como proceso de diseño guiado por la fabricación, como sistema de evaluación acoplado al diseño virtual y como un cambio de paradigma hacia la prefabricación. </w:t>
       </w:r>
       <w:r>
         <w:rPr>
@@ -5266,36 +4433,21 @@
         <w:rPr>
           <w:lang w:val="es-CL"/>
         </w:rPr>
-        <w:t xml:space="preserve">025) extendió el enfoque hacia la economía circular: en una revisión de 102 artículos según el protocolo PRISMA, vinculó el </w:t>
-      </w:r>
-      <w:proofErr w:type="spellStart"/>
-      <w:r>
-        <w:rPr>
-          <w:lang w:val="es-CL"/>
-        </w:rPr>
-        <w:t>DfMA</w:t>
-      </w:r>
-      <w:proofErr w:type="spellEnd"/>
-      <w:r>
-        <w:rPr>
-          <w:lang w:val="es-CL"/>
-        </w:rPr>
-        <w:t xml:space="preserve"> con el diseño para el desmontaje.</w:t>
-      </w:r>
-    </w:p>
-    <w:p>
-      <w:pPr>
-        <w:spacing w:line="360" w:lineRule="auto"/>
-        <w:jc w:val="both"/>
-        <w:rPr>
-          <w:lang w:val="es-CL"/>
-        </w:rPr>
-      </w:pPr>
-      <w:r>
-        <w:rPr>
-          <w:lang w:val="es-CL"/>
-        </w:rPr>
-        <w:lastRenderedPageBreak/>
+        <w:t>025) extendió el enfoque hacia la economía circular: en una revisión de 102 artículos según el protocolo PRISMA, vinculó el DfMA con el diseño para el desmontaje.</w:t>
+      </w:r>
+    </w:p>
+    <w:p>
+      <w:pPr>
+        <w:spacing w:line="360" w:lineRule="auto"/>
+        <w:jc w:val="both"/>
+        <w:rPr>
+          <w:lang w:val="es-CL"/>
+        </w:rPr>
+      </w:pPr>
+      <w:r>
+        <w:rPr>
+          <w:lang w:val="es-CL"/>
+        </w:rPr>
         <w:t xml:space="preserve">En madera, </w:t>
       </w:r>
       <w:r>
@@ -5304,61 +4456,11 @@
         </w:rPr>
         <w:t>(</w:t>
       </w:r>
-      <w:proofErr w:type="spellStart"/>
-      <w:r>
-        <w:rPr>
-          <w:lang w:val="es-CL"/>
-        </w:rPr>
-        <w:t>Golański</w:t>
-      </w:r>
-      <w:proofErr w:type="spellEnd"/>
-      <w:r>
-        <w:rPr>
-          <w:lang w:val="es-CL"/>
-        </w:rPr>
-        <w:t xml:space="preserve"> et al. 2025) analizaron la literatura entre 2011 y 2024 junto con casos de estructuras de madera laminada y madera de ingeniería prefabricada. Reportan que el </w:t>
-      </w:r>
-      <w:proofErr w:type="spellStart"/>
-      <w:r>
-        <w:rPr>
-          <w:lang w:val="es-CL"/>
-        </w:rPr>
-        <w:t>DfMA</w:t>
-      </w:r>
-      <w:proofErr w:type="spellEnd"/>
-      <w:r>
-        <w:rPr>
-          <w:lang w:val="es-CL"/>
-        </w:rPr>
-        <w:t xml:space="preserve"> reduce la merma de material entre 15 % y 25 % y el tiempo de montaje en torno a 30 % frente a métodos tradicionales (</w:t>
-      </w:r>
-      <w:proofErr w:type="spellStart"/>
-      <w:r>
-        <w:rPr>
-          <w:lang w:val="es-CL"/>
-        </w:rPr>
-        <w:t>Golański</w:t>
-      </w:r>
-      <w:proofErr w:type="spellEnd"/>
-      <w:r>
-        <w:rPr>
-          <w:lang w:val="es-CL"/>
-        </w:rPr>
-        <w:t xml:space="preserve"> et al., 2025). Esas cifras, sin embargo, provienen de la síntesis de otros estudios y no de una medición propia. Los mismos autores identifican como barreras la falta de competencias digitales, la escasa estandarización y la poca disponibilidad de plantas de prefabricación, y piden más estudios cuantitativos (</w:t>
-      </w:r>
-      <w:proofErr w:type="spellStart"/>
-      <w:r>
-        <w:rPr>
-          <w:lang w:val="es-CL"/>
-        </w:rPr>
-        <w:t>Golański</w:t>
-      </w:r>
-      <w:proofErr w:type="spellEnd"/>
-      <w:r>
-        <w:rPr>
-          <w:lang w:val="es-CL"/>
-        </w:rPr>
-        <w:t xml:space="preserve"> et al., 2025). En Chile, </w:t>
+      <w:r>
+        <w:rPr>
+          <w:lang w:val="es-CL"/>
+        </w:rPr>
+        <w:t xml:space="preserve">Golański et al. 2025) analizaron la literatura entre 2011 y 2024 junto con casos de estructuras de madera laminada y madera de ingeniería prefabricada. Reportan que el DfMA reduce la merma de material entre 15 % y 25 % y el tiempo de montaje en torno a 30 % frente a métodos tradicionales (Golański et al., 2025). Esas cifras, sin embargo, provienen de la síntesis de otros estudios y no de una medición propia. Los mismos autores identifican como barreras la falta de competencias digitales, la escasa estandarización y la poca disponibilidad de plantas de prefabricación, y piden más estudios cuantitativos (Golański et al., 2025). En Chile, </w:t>
       </w:r>
       <w:r>
         <w:rPr>
@@ -5370,22 +4472,44 @@
         <w:rPr>
           <w:lang w:val="es-CL"/>
         </w:rPr>
-        <w:t xml:space="preserve">Undurraga et al. 2026) aplicaron la estandarización </w:t>
-      </w:r>
-      <w:proofErr w:type="spellStart"/>
-      <w:r>
-        <w:rPr>
-          <w:lang w:val="es-CL"/>
-        </w:rPr>
-        <w:t>DfMA</w:t>
-      </w:r>
-      <w:proofErr w:type="spellEnd"/>
-      <w:r>
-        <w:rPr>
-          <w:lang w:val="es-CL"/>
-        </w:rPr>
-        <w:t xml:space="preserve"> a una biblioteca de paneles de entramado ligero en una Pyme y mostraron que la automatización selectiva con CNC solo eleva la capacidad cuando se resuelve el cuello de botella activo.</w:t>
-      </w:r>
+        <w:t>Undurraga et al. 2026) aplicaron la estandarización DfMA a una biblioteca de paneles de entramado ligero en una Pyme y mostraron que la automatización selectiva con CNC solo eleva la capacidad cuando se resuelve el cuello de botella activo.</w:t>
+      </w:r>
+    </w:p>
+    <w:p>
+      <w:pPr>
+        <w:spacing w:line="360" w:lineRule="auto"/>
+        <w:jc w:val="both"/>
+        <w:rPr>
+          <w:lang w:val="es-CL"/>
+        </w:rPr>
+      </w:pPr>
+    </w:p>
+    <w:p>
+      <w:pPr>
+        <w:spacing w:line="360" w:lineRule="auto"/>
+        <w:jc w:val="both"/>
+        <w:rPr>
+          <w:lang w:val="es-CL"/>
+        </w:rPr>
+      </w:pPr>
+    </w:p>
+    <w:p>
+      <w:pPr>
+        <w:spacing w:line="360" w:lineRule="auto"/>
+        <w:jc w:val="both"/>
+        <w:rPr>
+          <w:lang w:val="es-CL"/>
+        </w:rPr>
+      </w:pPr>
+    </w:p>
+    <w:p>
+      <w:pPr>
+        <w:spacing w:line="360" w:lineRule="auto"/>
+        <w:jc w:val="both"/>
+        <w:rPr>
+          <w:lang w:val="es-CL"/>
+        </w:rPr>
+      </w:pPr>
     </w:p>
     <w:p>
       <w:pPr>
@@ -5417,7 +4541,7 @@
         </w:rPr>
         <w:tab/>
       </w:r>
-      <w:bookmarkStart w:id="13" w:name="_Toc242086625"/>
+      <w:bookmarkStart w:id="13" w:name="_Toc242131365"/>
       <w:r>
         <w:rPr>
           <w:lang w:val="es-CL"/>
@@ -5430,19 +4554,11 @@
         </w:rPr>
         <w:tab/>
       </w:r>
-      <w:proofErr w:type="spellStart"/>
-      <w:r>
-        <w:rPr>
-          <w:lang w:val="es-CL"/>
-        </w:rPr>
-        <w:t>WikiHouse</w:t>
-      </w:r>
-      <w:proofErr w:type="spellEnd"/>
-      <w:r>
-        <w:rPr>
-          <w:lang w:val="es-CL"/>
-        </w:rPr>
-        <w:t xml:space="preserve"> y la fabricación digital abierta</w:t>
+      <w:r>
+        <w:rPr>
+          <w:lang w:val="es-CL"/>
+        </w:rPr>
+        <w:t>WikiHouse y la fabricación digital abierta</w:t>
       </w:r>
       <w:r>
         <w:rPr>
@@ -5469,61 +4585,11 @@
           <w:lang w:val="es-CL"/>
         </w:rPr>
       </w:pPr>
-      <w:proofErr w:type="spellStart"/>
-      <w:r>
-        <w:rPr>
-          <w:lang w:val="es-CL"/>
-        </w:rPr>
-        <w:t>WikiHouse</w:t>
-      </w:r>
-      <w:proofErr w:type="spellEnd"/>
-      <w:r>
-        <w:rPr>
-          <w:lang w:val="es-CL"/>
-        </w:rPr>
-        <w:t xml:space="preserve"> es la aplicación más difundida del </w:t>
-      </w:r>
-      <w:proofErr w:type="spellStart"/>
-      <w:r>
-        <w:rPr>
-          <w:lang w:val="es-CL"/>
-        </w:rPr>
-        <w:t>DfMA</w:t>
-      </w:r>
-      <w:proofErr w:type="spellEnd"/>
-      <w:r>
-        <w:rPr>
-          <w:lang w:val="es-CL"/>
-        </w:rPr>
-        <w:t xml:space="preserve"> en vivienda de código abierto. Sus bloques se cortan en </w:t>
-      </w:r>
-      <w:proofErr w:type="spellStart"/>
-      <w:r>
-        <w:rPr>
-          <w:lang w:val="es-CL"/>
-        </w:rPr>
-        <w:t>router</w:t>
-      </w:r>
-      <w:proofErr w:type="spellEnd"/>
-      <w:r>
-        <w:rPr>
-          <w:lang w:val="es-CL"/>
-        </w:rPr>
-        <w:t xml:space="preserve"> CNC desde tableros de 18 mm y se ensamblan a mano mediante uniones por encastre (</w:t>
-      </w:r>
-      <w:proofErr w:type="spellStart"/>
-      <w:r>
-        <w:rPr>
-          <w:lang w:val="es-CL"/>
-        </w:rPr>
-        <w:t>WikiHouse</w:t>
-      </w:r>
-      <w:proofErr w:type="spellEnd"/>
-      <w:r>
-        <w:rPr>
-          <w:lang w:val="es-CL"/>
-        </w:rPr>
-        <w:t>, s. f.-a). La evidencia sobre el sistema se ha concentrado en dos frentes: el desempeño en obra y el comportamiento estructural.</w:t>
+      <w:r>
+        <w:rPr>
+          <w:lang w:val="es-CL"/>
+        </w:rPr>
+        <w:t>WikiHouse es la aplicación más difundida del DfMA en vivienda de código abierto. Sus bloques se cortan en router CNC desde tableros de 18 mm y se ensamblan a mano mediante uniones por encastre (WikiHouse, s. f.-a). La evidencia sobre el sistema se ha concentrado en dos frentes: el desempeño en obra y el comportamiento estructural.</w:t>
       </w:r>
     </w:p>
     <w:p>
@@ -5550,35 +4616,7 @@
         <w:rPr>
           <w:lang w:val="es-CL"/>
         </w:rPr>
-        <w:t xml:space="preserve">Romero Quidel et al. 2023) construyeron en Chile un módulo </w:t>
-      </w:r>
-      <w:proofErr w:type="spellStart"/>
-      <w:r>
-        <w:rPr>
-          <w:lang w:val="es-CL"/>
-        </w:rPr>
-        <w:t>Skylark</w:t>
-      </w:r>
-      <w:proofErr w:type="spellEnd"/>
-      <w:r>
-        <w:rPr>
-          <w:lang w:val="es-CL"/>
-        </w:rPr>
-        <w:t xml:space="preserve"> 250 que requirió un 44 % menos de tiempo y resultó un 29 % más económico que la construcción tradicional comparada. En el segundo, los estudios caracterizaron vigas y muros. </w:t>
-      </w:r>
-      <w:proofErr w:type="spellStart"/>
-      <w:r>
-        <w:rPr>
-          <w:lang w:val="es-CL"/>
-        </w:rPr>
-        <w:t>Granello</w:t>
-      </w:r>
-      <w:proofErr w:type="spellEnd"/>
-      <w:r>
-        <w:rPr>
-          <w:lang w:val="es-CL"/>
-        </w:rPr>
-        <w:t xml:space="preserve"> et al. (2022) ensayaron vigas compuestas de paneles cortados con CNC y </w:t>
+        <w:t xml:space="preserve">Romero Quidel et al. 2023) construyeron en Chile un módulo Skylark 250 que requirió un 44 % menos de tiempo y resultó un 29 % más económico que la construcción tradicional comparada. En el segundo, los estudios caracterizaron vigas y muros. </w:t>
       </w:r>
       <w:r>
         <w:rPr>
@@ -5586,28 +4624,30 @@
         </w:rPr>
         <w:t>(</w:t>
       </w:r>
-      <w:proofErr w:type="spellStart"/>
-      <w:r>
-        <w:rPr>
-          <w:lang w:val="es-CL"/>
-        </w:rPr>
-        <w:t>Granello</w:t>
-      </w:r>
-      <w:proofErr w:type="spellEnd"/>
-      <w:r>
-        <w:rPr>
-          <w:lang w:val="es-CL"/>
-        </w:rPr>
-        <w:t xml:space="preserve"> et al. 2023) evaluaron la capacidad lateral de muros de corte formados por elementos de </w:t>
-      </w:r>
-      <w:proofErr w:type="gramStart"/>
-      <w:r>
-        <w:rPr>
-          <w:lang w:val="es-CL"/>
-        </w:rPr>
-        <w:t>contrachapado entrelazados</w:t>
-      </w:r>
-      <w:proofErr w:type="gramEnd"/>
+      <w:r>
+        <w:rPr>
+          <w:lang w:val="es-CL"/>
+        </w:rPr>
+        <w:t xml:space="preserve">Granello et al. 2022) ensayaron vigas compuestas de paneles cortados con CNC y </w:t>
+      </w:r>
+      <w:r>
+        <w:rPr>
+          <w:lang w:val="es-CL"/>
+        </w:rPr>
+        <w:t>(</w:t>
+      </w:r>
+      <w:r>
+        <w:rPr>
+          <w:lang w:val="es-CL"/>
+        </w:rPr>
+        <w:t xml:space="preserve">Granello et al. 2023) evaluaron la capacidad lateral de muros de corte formados por elementos de </w:t>
+      </w:r>
+      <w:r>
+        <w:rPr>
+          <w:lang w:val="es-CL"/>
+        </w:rPr>
+        <w:t>contrachapados entrelazados</w:t>
+      </w:r>
       <w:r>
         <w:rPr>
           <w:lang w:val="es-CL"/>
@@ -5624,37 +4664,8 @@
         <w:rPr>
           <w:lang w:val="es-CL"/>
         </w:rPr>
-        <w:t>Málaga-</w:t>
-      </w:r>
-      <w:proofErr w:type="spellStart"/>
-      <w:r>
-        <w:rPr>
-          <w:lang w:val="es-CL"/>
-        </w:rPr>
-        <w:t>Chuquitaype</w:t>
-      </w:r>
-      <w:proofErr w:type="spellEnd"/>
-      <w:r>
-        <w:rPr>
-          <w:lang w:val="es-CL"/>
-        </w:rPr>
-        <w:t xml:space="preserve"> et al. 2026) ensayaron vigas </w:t>
-      </w:r>
-      <w:proofErr w:type="spellStart"/>
-      <w:r>
-        <w:rPr>
-          <w:lang w:val="es-CL"/>
-        </w:rPr>
-        <w:t>Skylark</w:t>
-      </w:r>
-      <w:proofErr w:type="spellEnd"/>
-      <w:r>
-        <w:rPr>
-          <w:lang w:val="es-CL"/>
-        </w:rPr>
-        <w:t xml:space="preserve"> de OSB y observaron que la falla se inicia en las uniones </w:t>
-      </w:r>
-      <w:proofErr w:type="spellStart"/>
+        <w:t xml:space="preserve">Málaga-Chuquitaype et al. 2026) ensayaron vigas Skylark de OSB y observaron que la falla se inicia en las uniones </w:t>
+      </w:r>
       <w:r>
         <w:rPr>
           <w:i/>
@@ -5663,7 +4674,6 @@
         </w:rPr>
         <w:t>castellated</w:t>
       </w:r>
-      <w:proofErr w:type="spellEnd"/>
       <w:r>
         <w:rPr>
           <w:lang w:val="es-CL"/>
@@ -5707,21 +4717,7 @@
         <w:rPr>
           <w:lang w:val="es-CL"/>
         </w:rPr>
-        <w:t>Málaga-</w:t>
-      </w:r>
-      <w:proofErr w:type="spellStart"/>
-      <w:r>
-        <w:rPr>
-          <w:lang w:val="es-CL"/>
-        </w:rPr>
-        <w:t>Chuquitaype</w:t>
-      </w:r>
-      <w:proofErr w:type="spellEnd"/>
-      <w:r>
-        <w:rPr>
-          <w:lang w:val="es-CL"/>
-        </w:rPr>
-        <w:t xml:space="preserve"> et al. 2026) usaron una tolerancia fija de 0,25 mm y reconocen no haber medido las imperfecciones reales de fabricación. Ninguno de ellos estudia la etapa de preparación de los archivos ni cómo esa etapa responde al material disponible.</w:t>
+        <w:t>Málaga-Chuquitaype et al. 2026) usaron una tolerancia fija de 0,25 mm y reconocen no haber medido las imperfecciones reales de fabricación. Ninguno de ellos estudia la etapa de preparación de los archivos ni cómo esa etapa responde al material disponible.</w:t>
       </w:r>
     </w:p>
     <w:p>
@@ -5752,7 +4748,7 @@
         </w:rPr>
         <w:tab/>
       </w:r>
-      <w:bookmarkStart w:id="14" w:name="_Toc242086626"/>
+      <w:bookmarkStart w:id="14" w:name="_Toc242131366"/>
       <w:r>
         <w:rPr>
           <w:lang w:val="es-CL"/>
@@ -5798,8 +4794,118 @@
         <w:rPr>
           <w:lang w:val="es-CL"/>
         </w:rPr>
+        <w:t xml:space="preserve">El antecedente más cercano a esta tesis es el de </w:t>
+      </w:r>
+      <w:r>
+        <w:rPr>
+          <w:lang w:val="es-CL"/>
+        </w:rPr>
+        <w:t>(</w:t>
+      </w:r>
+      <w:r>
+        <w:rPr>
+          <w:lang w:val="es-CL"/>
+        </w:rPr>
+        <w:t>Esenarro Vargas et al. 2025). Con 12 estudiantes de arquitectura de la Universidad Ricardo Palma, compararon un flujo en Grasshopper y Python con flujos manuales en Rhino y SketchUp para cuatro tareas: descarga de piezas, clasificación, conversión de archivos de router a láser y anidado para láser. El flujo paramétrico completó las tareas en torno a un minuto, frente a 63 a 109 minutos con métodos manuales, y redujo la merma de 24,1 % y 25,2 % a 21,06 % (Esenarro Vargas et al., 2025). El script de conversión, además, permitía reescalar las piezas para corte láser, una función directamente aplicable a la etapa de prototipos de esta tesis.</w:t>
+      </w:r>
+    </w:p>
+    <w:p>
+      <w:pPr>
+        <w:spacing w:line="360" w:lineRule="auto"/>
+        <w:jc w:val="both"/>
+        <w:rPr>
+          <w:lang w:val="es-CL"/>
+        </w:rPr>
+      </w:pPr>
+      <w:r>
+        <w:rPr>
+          <w:lang w:val="es-CL"/>
+        </w:rPr>
+        <w:t xml:space="preserve">El estudio tiene tres limitaciones que esta investigación aborda. Trabajó con estudiantes y no con operadores de taller. Solo anidó para láser, sin las restricciones del fresado. Y sus scripts no ajustan la geometría al </w:t>
+      </w:r>
+      <w:r>
+        <w:rPr>
+          <w:lang w:val="es-CL"/>
+        </w:rPr>
         <w:lastRenderedPageBreak/>
-        <w:t xml:space="preserve">El antecedente más cercano a esta tesis es el de </w:t>
+        <w:t>espesor real del material, porque parten de los archivos nominales. Los propios autores reconocen que el alcance se limita a la escala experimental (Esenarro Vargas et al., 2025).</w:t>
+      </w:r>
+    </w:p>
+    <w:p>
+      <w:pPr>
+        <w:spacing w:line="360" w:lineRule="auto"/>
+        <w:jc w:val="both"/>
+        <w:rPr>
+          <w:lang w:val="es-CL"/>
+        </w:rPr>
+      </w:pPr>
+    </w:p>
+    <w:p>
+      <w:pPr>
+        <w:pStyle w:val="Ttulo3"/>
+        <w:rPr>
+          <w:lang w:val="es-CL"/>
+        </w:rPr>
+      </w:pPr>
+      <w:r>
+        <w:rPr>
+          <w:lang w:val="es-CL"/>
+        </w:rPr>
+        <w:tab/>
+      </w:r>
+      <w:r>
+        <w:rPr>
+          <w:lang w:val="es-CL"/>
+        </w:rPr>
+        <w:tab/>
+      </w:r>
+      <w:bookmarkStart w:id="15" w:name="_Toc242131367"/>
+      <w:r>
+        <w:rPr>
+          <w:lang w:val="es-CL"/>
+        </w:rPr>
+        <w:t>2.1.</w:t>
+      </w:r>
+      <w:r>
+        <w:rPr>
+          <w:lang w:val="es-CL"/>
+        </w:rPr>
+        <w:t>4</w:t>
+      </w:r>
+      <w:r>
+        <w:rPr>
+          <w:lang w:val="es-CL"/>
+        </w:rPr>
+        <w:tab/>
+      </w:r>
+      <w:r>
+        <w:rPr>
+          <w:lang w:val="es-CL"/>
+        </w:rPr>
+        <w:t>Anidado de piezas y diferencias entre corte láser y fresado.</w:t>
+      </w:r>
+      <w:bookmarkEnd w:id="15"/>
+    </w:p>
+    <w:p>
+      <w:pPr>
+        <w:rPr>
+          <w:lang w:val="es-CL"/>
+        </w:rPr>
+      </w:pPr>
+    </w:p>
+    <w:p>
+      <w:pPr>
+        <w:spacing w:line="360" w:lineRule="auto"/>
+        <w:jc w:val="both"/>
+        <w:rPr>
+          <w:lang w:val="es-CL"/>
+        </w:rPr>
+      </w:pPr>
+      <w:r>
+        <w:rPr>
+          <w:lang w:val="es-CL"/>
+        </w:rPr>
+        <w:t xml:space="preserve">El anidado de piezas irregulares es un problema de optimización combinatoria con base teórica consolidada, cuyo núcleo es el polígono de no ajuste (Bennell y Oliveira, 2009). Las herramientas libres son accesibles, pero tienen límites. </w:t>
       </w:r>
       <w:r>
         <w:rPr>
@@ -5807,514 +4913,38 @@
         </w:rPr>
         <w:t>(</w:t>
       </w:r>
-      <w:proofErr w:type="spellStart"/>
-      <w:r>
-        <w:rPr>
-          <w:lang w:val="es-CL"/>
-        </w:rPr>
-        <w:t>Esenarro</w:t>
-      </w:r>
-      <w:proofErr w:type="spellEnd"/>
-      <w:r>
-        <w:rPr>
-          <w:lang w:val="es-CL"/>
-        </w:rPr>
-        <w:t xml:space="preserve"> Vargas et al. 2025). Con 12 estudiantes de arquitectura de la Universidad Ricardo Palma, compararon un flujo en </w:t>
-      </w:r>
-      <w:proofErr w:type="spellStart"/>
-      <w:r>
-        <w:rPr>
-          <w:lang w:val="es-CL"/>
-        </w:rPr>
-        <w:t>Grasshopper</w:t>
-      </w:r>
-      <w:proofErr w:type="spellEnd"/>
-      <w:r>
-        <w:rPr>
-          <w:lang w:val="es-CL"/>
-        </w:rPr>
-        <w:t xml:space="preserve"> y Python con flujos manuales en Rhino y </w:t>
-      </w:r>
-      <w:proofErr w:type="spellStart"/>
-      <w:r>
-        <w:rPr>
-          <w:lang w:val="es-CL"/>
-        </w:rPr>
-        <w:t>SketchUp</w:t>
-      </w:r>
-      <w:proofErr w:type="spellEnd"/>
-      <w:r>
-        <w:rPr>
-          <w:lang w:val="es-CL"/>
-        </w:rPr>
-        <w:t xml:space="preserve"> para cuatro tareas: descarga de piezas, clasificación, conversión de archivos de </w:t>
-      </w:r>
-      <w:proofErr w:type="spellStart"/>
-      <w:r>
-        <w:rPr>
-          <w:lang w:val="es-CL"/>
-        </w:rPr>
-        <w:t>router</w:t>
-      </w:r>
-      <w:proofErr w:type="spellEnd"/>
-      <w:r>
-        <w:rPr>
-          <w:lang w:val="es-CL"/>
-        </w:rPr>
-        <w:t xml:space="preserve"> a láser y anidado para láser. El flujo paramétrico completó las tareas en torno a un minuto, frente a 63 a 109 minutos con métodos manuales, y redujo la merma de 24,1 % y 25,2 % a 21,06 % (</w:t>
-      </w:r>
-      <w:proofErr w:type="spellStart"/>
-      <w:r>
-        <w:rPr>
-          <w:lang w:val="es-CL"/>
-        </w:rPr>
-        <w:t>Esenarro</w:t>
-      </w:r>
-      <w:proofErr w:type="spellEnd"/>
-      <w:r>
-        <w:rPr>
-          <w:lang w:val="es-CL"/>
-        </w:rPr>
-        <w:t xml:space="preserve"> Vargas et al., 2025). El script de conversión, además, permitía </w:t>
-      </w:r>
-      <w:proofErr w:type="spellStart"/>
-      <w:r>
-        <w:rPr>
-          <w:lang w:val="es-CL"/>
-        </w:rPr>
-        <w:t>reescalar</w:t>
-      </w:r>
-      <w:proofErr w:type="spellEnd"/>
-      <w:r>
-        <w:rPr>
-          <w:lang w:val="es-CL"/>
-        </w:rPr>
-        <w:t xml:space="preserve"> las piezas para corte láser, una función directamente aplicable a la etapa de prototipos de esta tesis.</w:t>
-      </w:r>
-    </w:p>
-    <w:p>
-      <w:pPr>
-        <w:spacing w:line="360" w:lineRule="auto"/>
-        <w:jc w:val="both"/>
-        <w:rPr>
-          <w:lang w:val="es-CL"/>
-        </w:rPr>
-      </w:pPr>
-      <w:r>
-        <w:rPr>
-          <w:lang w:val="es-CL"/>
-        </w:rPr>
-        <w:t>El estudio tiene tres limitaciones que esta investigación aborda. Trabajó con estudiantes y no con operadores de taller. Solo anidó para láser, sin las restricciones del fresado. Y sus scripts no ajustan la geometría al espesor real del material, porque parten de los archivos nominales. Los propios autores reconocen que el alcance se limita a la escala experimental (</w:t>
-      </w:r>
-      <w:proofErr w:type="spellStart"/>
-      <w:r>
-        <w:rPr>
-          <w:lang w:val="es-CL"/>
-        </w:rPr>
-        <w:t>Esenarro</w:t>
-      </w:r>
-      <w:proofErr w:type="spellEnd"/>
-      <w:r>
-        <w:rPr>
-          <w:lang w:val="es-CL"/>
-        </w:rPr>
-        <w:t xml:space="preserve"> Vargas et al., 2025).</w:t>
-      </w:r>
-    </w:p>
-    <w:p>
-      <w:pPr>
-        <w:rPr>
-          <w:lang w:val="es-CL"/>
-        </w:rPr>
-      </w:pPr>
-    </w:p>
-    <w:p>
-      <w:pPr>
-        <w:pStyle w:val="Ttulo3"/>
-        <w:rPr>
-          <w:lang w:val="es-CL"/>
-        </w:rPr>
-      </w:pPr>
-      <w:r>
-        <w:rPr>
-          <w:lang w:val="es-CL"/>
-        </w:rPr>
-        <w:tab/>
-      </w:r>
-      <w:r>
-        <w:rPr>
-          <w:lang w:val="es-CL"/>
-        </w:rPr>
-        <w:tab/>
-      </w:r>
-      <w:bookmarkStart w:id="15" w:name="_Toc242086627"/>
-      <w:r>
-        <w:rPr>
-          <w:lang w:val="es-CL"/>
-        </w:rPr>
-        <w:t>2.1.4</w:t>
-      </w:r>
-      <w:r>
-        <w:rPr>
-          <w:lang w:val="es-CL"/>
-        </w:rPr>
-        <w:tab/>
-      </w:r>
-      <w:r>
-        <w:rPr>
-          <w:highlight w:val="red"/>
-          <w:lang w:val="es-CL"/>
-        </w:rPr>
-        <w:t>Tolerancias, ajuste y comportamiento higroscópico.</w:t>
-      </w:r>
-      <w:bookmarkEnd w:id="15"/>
-    </w:p>
-    <w:p>
-      <w:pPr>
-        <w:rPr>
-          <w:lang w:val="es-CL"/>
-        </w:rPr>
-      </w:pPr>
-    </w:p>
-    <w:p>
-      <w:pPr>
-        <w:spacing w:line="360" w:lineRule="auto"/>
-        <w:jc w:val="both"/>
-        <w:rPr>
-          <w:lang w:val="es-CL"/>
-        </w:rPr>
-      </w:pPr>
+      <w:r>
+        <w:rPr>
+          <w:lang w:val="es-CL"/>
+        </w:rPr>
+        <w:t xml:space="preserve">Abdou et al. 2026) compararon su método con DeepNestPort, un motor de anidado libre, sobre piezas de chapa metálica, y obtuvieron un 11 % más de aprovechamiento con un 97 % menos de tiempo de cómputo. Como referencia de aprovechamiento en tableros, </w:t>
+      </w:r>
       <w:r>
         <w:rPr>
           <w:lang w:val="es-CL"/>
         </w:rPr>
         <w:t>(</w:t>
       </w:r>
-      <w:proofErr w:type="spellStart"/>
-      <w:r>
-        <w:rPr>
-          <w:lang w:val="es-CL"/>
-        </w:rPr>
-        <w:t>Buš</w:t>
-      </w:r>
-      <w:proofErr w:type="spellEnd"/>
-      <w:r>
-        <w:rPr>
-          <w:lang w:val="es-CL"/>
-        </w:rPr>
-        <w:t xml:space="preserve"> et al. 2023) publicaron el único modelo paramétrico de tolerancias desarrollado para </w:t>
-      </w:r>
-      <w:proofErr w:type="spellStart"/>
-      <w:r>
-        <w:rPr>
-          <w:lang w:val="es-CL"/>
-        </w:rPr>
-        <w:t>WikiHouse</w:t>
-      </w:r>
-      <w:proofErr w:type="spellEnd"/>
-      <w:r>
-        <w:rPr>
-          <w:lang w:val="es-CL"/>
-        </w:rPr>
-        <w:t xml:space="preserve">. Implementado en </w:t>
-      </w:r>
-      <w:proofErr w:type="spellStart"/>
-      <w:r>
-        <w:rPr>
-          <w:lang w:val="es-CL"/>
-        </w:rPr>
-        <w:t>Grasshopper</w:t>
-      </w:r>
-      <w:proofErr w:type="spellEnd"/>
-      <w:r>
-        <w:rPr>
-          <w:lang w:val="es-CL"/>
-        </w:rPr>
-        <w:t xml:space="preserve">, ajusta las dimensiones de los componentes </w:t>
-      </w:r>
-      <w:proofErr w:type="spellStart"/>
-      <w:r>
-        <w:rPr>
-          <w:lang w:val="es-CL"/>
-        </w:rPr>
-        <w:t>Skylark</w:t>
-      </w:r>
-      <w:proofErr w:type="spellEnd"/>
-      <w:r>
-        <w:rPr>
-          <w:lang w:val="es-CL"/>
-        </w:rPr>
-        <w:t xml:space="preserve"> 250 según el cambio de humedad relativa de equilibrio, con razones de expansión de 0,00508 mm en largo y 0,254 mm en espesor por pulgada y por cada 10 % de variación. Su experiencia de campo explica por qué el modelo es necesario. En taller, con 50 % a 60 % de humedad relativa, las tolerancias por defecto de </w:t>
-      </w:r>
-      <w:proofErr w:type="spellStart"/>
-      <w:r>
-        <w:rPr>
-          <w:lang w:val="es-CL"/>
-        </w:rPr>
-        <w:t>WikiHouse</w:t>
-      </w:r>
-      <w:proofErr w:type="spellEnd"/>
-      <w:r>
-        <w:rPr>
-          <w:lang w:val="es-CL"/>
-        </w:rPr>
-        <w:t xml:space="preserve"> funcionaron. En obra, en un clima subtropical con 70 % a 75 % de humedad y componentes almacenados varios días a 75 % a 85 %, el ajuste cambió, y la desalineación de las primeras secciones se acumuló en las siguientes (</w:t>
-      </w:r>
-      <w:proofErr w:type="spellStart"/>
-      <w:r>
-        <w:rPr>
-          <w:lang w:val="es-CL"/>
-        </w:rPr>
-        <w:t>Buš</w:t>
-      </w:r>
-      <w:proofErr w:type="spellEnd"/>
-      <w:r>
-        <w:rPr>
-          <w:lang w:val="es-CL"/>
-        </w:rPr>
-        <w:t xml:space="preserve"> et al., 2023). El modelo, sin embargo, se presentó como herramienta y no se cuantificó su efecto.</w:t>
-      </w:r>
-    </w:p>
-    <w:p>
-      <w:pPr>
-        <w:spacing w:line="360" w:lineRule="auto"/>
-        <w:jc w:val="both"/>
-        <w:rPr>
-          <w:lang w:val="es-CL"/>
-        </w:rPr>
-      </w:pPr>
-      <w:r>
-        <w:rPr>
-          <w:lang w:val="es-CL"/>
-        </w:rPr>
-        <w:t>La literatura sobre uniones mecanizadas confirma que pocas décimas de milímetro cambian el desempeño. En uniones de caja y espiga, la carga última y la rigidez aumentan de forma significativa cuando la interferencia pasa de 0 a 0,2 mm (</w:t>
-      </w:r>
-      <w:proofErr w:type="spellStart"/>
-      <w:r>
-        <w:rPr>
-          <w:lang w:val="es-CL"/>
-        </w:rPr>
-        <w:t>Hu</w:t>
-      </w:r>
-      <w:proofErr w:type="spellEnd"/>
-      <w:r>
-        <w:rPr>
-          <w:lang w:val="es-CL"/>
-        </w:rPr>
-        <w:t xml:space="preserve"> et al., 2018). En uniones de encastre cortadas con </w:t>
-      </w:r>
-      <w:proofErr w:type="spellStart"/>
-      <w:r>
-        <w:rPr>
-          <w:lang w:val="es-CL"/>
-        </w:rPr>
-        <w:t>router</w:t>
-      </w:r>
-      <w:proofErr w:type="spellEnd"/>
-      <w:r>
-        <w:rPr>
-          <w:lang w:val="es-CL"/>
-        </w:rPr>
-        <w:t xml:space="preserve"> CNC, el contrachapado superó al MDF en resistencia y en evaluación </w:t>
-      </w:r>
-      <w:proofErr w:type="spellStart"/>
-      <w:r>
-        <w:rPr>
-          <w:lang w:val="es-CL"/>
-        </w:rPr>
-        <w:t>DfMA</w:t>
-      </w:r>
-      <w:proofErr w:type="spellEnd"/>
-      <w:r>
-        <w:rPr>
-          <w:lang w:val="es-CL"/>
-        </w:rPr>
-        <w:t xml:space="preserve"> (Uysal et al., 2019). Sobre el material, </w:t>
-      </w:r>
-      <w:r>
-        <w:rPr>
-          <w:lang w:val="es-CL"/>
-        </w:rPr>
-        <w:t>(</w:t>
-      </w:r>
-      <w:r>
-        <w:rPr>
-          <w:lang w:val="es-CL"/>
-        </w:rPr>
-        <w:t xml:space="preserve">Pecho et al. 2005) midieron en OSB de pino radiata hinchamientos en espesor de 24 % a 32 % tras 24 horas de inmersión, según la proporción de madera juvenil, y </w:t>
-      </w:r>
-      <w:r>
-        <w:rPr>
-          <w:lang w:val="es-CL"/>
-        </w:rPr>
-        <w:t>(</w:t>
-      </w:r>
-      <w:r>
-        <w:rPr>
-          <w:lang w:val="es-CL"/>
-        </w:rPr>
-        <w:t>Moya et al. 2009) mostraron que el OSB acumula hinchamiento en ciclos de humedad.</w:t>
-      </w:r>
-    </w:p>
-    <w:p>
-      <w:pPr>
-        <w:spacing w:line="360" w:lineRule="auto"/>
-        <w:jc w:val="both"/>
-        <w:rPr>
-          <w:lang w:val="es-CL"/>
-        </w:rPr>
-      </w:pPr>
-    </w:p>
-    <w:p>
-      <w:pPr>
-        <w:pStyle w:val="Ttulo3"/>
-        <w:rPr>
-          <w:lang w:val="es-CL"/>
-        </w:rPr>
-      </w:pPr>
-      <w:r>
-        <w:rPr>
-          <w:lang w:val="es-CL"/>
-        </w:rPr>
-        <w:lastRenderedPageBreak/>
-        <w:tab/>
-      </w:r>
-      <w:r>
-        <w:rPr>
-          <w:lang w:val="es-CL"/>
-        </w:rPr>
-        <w:tab/>
-      </w:r>
-      <w:bookmarkStart w:id="16" w:name="_Toc242086628"/>
-      <w:r>
-        <w:rPr>
-          <w:lang w:val="es-CL"/>
-        </w:rPr>
-        <w:t>2.1.5</w:t>
-      </w:r>
-      <w:r>
-        <w:rPr>
-          <w:lang w:val="es-CL"/>
-        </w:rPr>
-        <w:tab/>
-      </w:r>
-      <w:r>
-        <w:rPr>
-          <w:lang w:val="es-CL"/>
-        </w:rPr>
-        <w:t>Anidado de piezas y diferencias entre corte láser y fresado.</w:t>
-      </w:r>
-      <w:bookmarkEnd w:id="16"/>
-    </w:p>
-    <w:p>
-      <w:pPr>
-        <w:rPr>
-          <w:lang w:val="es-CL"/>
-        </w:rPr>
-      </w:pPr>
-    </w:p>
-    <w:p>
-      <w:pPr>
-        <w:spacing w:line="360" w:lineRule="auto"/>
-        <w:jc w:val="both"/>
-        <w:rPr>
-          <w:lang w:val="es-CL"/>
-        </w:rPr>
-      </w:pPr>
-      <w:r>
-        <w:rPr>
-          <w:lang w:val="es-CL"/>
-        </w:rPr>
-        <w:t xml:space="preserve">El anidado de piezas irregulares es un problema de optimización combinatoria con base teórica consolidada, cuyo núcleo es el polígono de no ajuste (Bennell y Oliveira, 2009). Las herramientas libres son accesibles, pero tienen límites. </w:t>
-      </w:r>
-      <w:r>
-        <w:rPr>
-          <w:lang w:val="es-CL"/>
-        </w:rPr>
-        <w:t>(</w:t>
-      </w:r>
-      <w:r>
-        <w:rPr>
-          <w:lang w:val="es-CL"/>
-        </w:rPr>
-        <w:t xml:space="preserve">Abdou et al. 2026) compararon su método con </w:t>
-      </w:r>
-      <w:proofErr w:type="spellStart"/>
-      <w:r>
-        <w:rPr>
-          <w:lang w:val="es-CL"/>
-        </w:rPr>
-        <w:t>DeepNestPort</w:t>
-      </w:r>
-      <w:proofErr w:type="spellEnd"/>
-      <w:r>
-        <w:rPr>
-          <w:lang w:val="es-CL"/>
-        </w:rPr>
-        <w:t xml:space="preserve">, un motor de anidado libre, sobre piezas de chapa metálica, y obtuvieron un 11 % más de aprovechamiento con un 97 % menos de tiempo de cómputo. Como referencia de aprovechamiento en tableros, </w:t>
-      </w:r>
-      <w:r>
-        <w:rPr>
-          <w:lang w:val="es-CL"/>
-        </w:rPr>
-        <w:t>(</w:t>
-      </w:r>
-      <w:proofErr w:type="spellStart"/>
-      <w:r>
-        <w:rPr>
-          <w:lang w:val="es-CL"/>
-        </w:rPr>
-        <w:t>Konukcu</w:t>
-      </w:r>
-      <w:proofErr w:type="spellEnd"/>
-      <w:r>
-        <w:rPr>
-          <w:lang w:val="es-CL"/>
-        </w:rPr>
-        <w:t xml:space="preserve"> y Zhang 2019) obtuvieron rendimientos de 78,2 % a 88,0 % al anidar componentes en OSB de 1.219 mm de ancho.</w:t>
-      </w:r>
-    </w:p>
-    <w:p>
-      <w:pPr>
-        <w:spacing w:line="360" w:lineRule="auto"/>
-        <w:jc w:val="both"/>
-        <w:rPr>
-          <w:lang w:val="es-CL"/>
-        </w:rPr>
-      </w:pPr>
-      <w:r>
-        <w:rPr>
-          <w:lang w:val="es-CL"/>
-        </w:rPr>
-        <w:t xml:space="preserve">La tecnología de corte condiciona el resultado. El láser corta con un ancho muy reducido y permite piezas casi contiguas. El </w:t>
-      </w:r>
-      <w:proofErr w:type="spellStart"/>
-      <w:r>
-        <w:rPr>
-          <w:lang w:val="es-CL"/>
-        </w:rPr>
-        <w:t>router</w:t>
-      </w:r>
-      <w:proofErr w:type="spellEnd"/>
-      <w:r>
-        <w:rPr>
-          <w:lang w:val="es-CL"/>
-        </w:rPr>
-        <w:t>, en cambio, trabaja con fresas de hasta 12,5 mm de diámetro y exige esquinas de alivio en las uniones interiores (</w:t>
-      </w:r>
-      <w:proofErr w:type="spellStart"/>
-      <w:r>
-        <w:rPr>
-          <w:lang w:val="es-CL"/>
-        </w:rPr>
-        <w:t>WikiHouse</w:t>
-      </w:r>
-      <w:proofErr w:type="spellEnd"/>
-      <w:r>
-        <w:rPr>
-          <w:lang w:val="es-CL"/>
-        </w:rPr>
-        <w:t>, s. f.-a). Por eso, la merma obtenida en un anidado para láser no se puede trasladar directamente al fresado.</w:t>
+      <w:r>
+        <w:rPr>
+          <w:lang w:val="es-CL"/>
+        </w:rPr>
+        <w:t>Konukcu y Zhang 2019) obtuvieron rendimientos de 78,2 % a 88,0 % al anidar componentes en OSB de 1.219 mm de ancho.</w:t>
+      </w:r>
+    </w:p>
+    <w:p>
+      <w:pPr>
+        <w:spacing w:line="360" w:lineRule="auto"/>
+        <w:jc w:val="both"/>
+        <w:rPr>
+          <w:lang w:val="es-CL"/>
+        </w:rPr>
+      </w:pPr>
+      <w:r>
+        <w:rPr>
+          <w:lang w:val="es-CL"/>
+        </w:rPr>
+        <w:t>La tecnología de corte condiciona el resultado. El láser corta con un ancho muy reducido y permite piezas casi contiguas. El router, en cambio, trabaja con fresas de hasta 12,5 mm de diámetro y exige esquinas de alivio en las uniones interiores (WikiHouse, s. f.-a). Por eso, la merma obtenida en un anidado para láser no se puede trasladar directamente al fresado.</w:t>
       </w:r>
     </w:p>
     <w:p>
@@ -6347,12 +4977,18 @@
         </w:rPr>
         <w:tab/>
       </w:r>
-      <w:bookmarkStart w:id="17" w:name="_Toc242086629"/>
-      <w:r>
-        <w:rPr>
-          <w:lang w:val="es-CL"/>
-        </w:rPr>
-        <w:t>2.1.6</w:t>
+      <w:bookmarkStart w:id="16" w:name="_Toc242131368"/>
+      <w:r>
+        <w:rPr>
+          <w:lang w:val="es-CL"/>
+        </w:rPr>
+        <w:t>2.1.</w:t>
+      </w:r>
+      <w:r>
+        <w:rPr>
+          <w:lang w:val="es-CL"/>
+        </w:rPr>
+        <w:t>5</w:t>
       </w:r>
       <w:r>
         <w:rPr>
@@ -6366,7 +5002,7 @@
         </w:rPr>
         <w:t>Pérdidas Lean en la prefabricación en madera.</w:t>
       </w:r>
-      <w:bookmarkEnd w:id="17"/>
+      <w:bookmarkEnd w:id="16"/>
     </w:p>
     <w:p>
       <w:pPr>
@@ -6447,22 +5083,22 @@
         <w:rPr>
           <w:lang w:val="es-CL"/>
         </w:rPr>
-        <w:t xml:space="preserve">Ammar et al. 2026), finalmente, mostraron que en la construcción fuera de obra las desviaciones geométricas tempranas se propagan hasta superar las tolerancias aguas abajo, y recomiendan asegurar la calidad en la fuente. En Chile, el catastro de </w:t>
-      </w:r>
-      <w:proofErr w:type="spellStart"/>
-      <w:r>
-        <w:rPr>
-          <w:lang w:val="es-CL"/>
-        </w:rPr>
-        <w:t>prefabricadoras</w:t>
-      </w:r>
-      <w:proofErr w:type="spellEnd"/>
-      <w:r>
-        <w:rPr>
-          <w:lang w:val="es-CL"/>
-        </w:rPr>
-        <w:t xml:space="preserve"> en madera describe un control de calidad básico y un bajo uso de herramientas digitales (CIM UC y MINVU, 2023).</w:t>
-      </w:r>
+        <w:t>Ammar et al. 2026), finalmente, mostraron que en la construcción fuera de obra las desviaciones geométricas tempranas se propagan hasta superar las tolerancias aguas abajo, y recomiendan asegurar la calidad en la fuente. En Chile, el catastro de prefabricadoras en madera describe un control de calidad básico y un bajo uso de herramientas digitales (CIM UC y MINVU, 2023).</w:t>
+      </w:r>
+    </w:p>
+    <w:p>
+      <w:pPr>
+        <w:rPr>
+          <w:lang w:val="es-CL"/>
+        </w:rPr>
+      </w:pPr>
+    </w:p>
+    <w:p>
+      <w:pPr>
+        <w:rPr>
+          <w:lang w:val="es-CL"/>
+        </w:rPr>
+      </w:pPr>
     </w:p>
     <w:p>
       <w:pPr>
@@ -6487,7 +5123,7 @@
       <w:r>
         <w:tab/>
       </w:r>
-      <w:bookmarkStart w:id="18" w:name="_Toc242086630"/>
+      <w:bookmarkStart w:id="17" w:name="_Toc242131369"/>
       <w:r>
         <w:t>2.2</w:t>
       </w:r>
@@ -6501,123 +5137,88 @@
       <w:r>
         <w:t>.</w:t>
       </w:r>
+      <w:bookmarkEnd w:id="17"/>
+    </w:p>
+    <w:p>
+      <w:pPr>
+        <w:spacing w:line="360" w:lineRule="auto"/>
+        <w:jc w:val="both"/>
+        <w:rPr>
+          <w:lang w:val="es-CL"/>
+        </w:rPr>
+      </w:pPr>
+      <w:r>
+        <w:rPr>
+          <w:lang w:val="es-CL"/>
+        </w:rPr>
+        <w:t>El marco teórico reúne las teorías que explican por qué el flujo manual pierde tiempo y material, y cómo un modelo paramétrico puede reducir esas pérdidas. Se organiza en cinco bloques: la filosofía Lean y la teoría de restricciones, el DfMA, el diseño paramétrico y la cadena CAD-CAM, la teoría de ajustes y tolerancias junto con el comportamiento higroscópico de la madera, y el problema de anidado.</w:t>
+      </w:r>
+    </w:p>
+    <w:p>
+      <w:pPr>
+        <w:spacing w:line="360" w:lineRule="auto"/>
+        <w:jc w:val="both"/>
+        <w:rPr>
+          <w:lang w:val="es-CL"/>
+        </w:rPr>
+      </w:pPr>
+    </w:p>
+    <w:p>
+      <w:pPr>
+        <w:pStyle w:val="Ttulo3"/>
+        <w:spacing w:line="360" w:lineRule="auto"/>
+        <w:jc w:val="both"/>
+        <w:rPr>
+          <w:lang w:val="es-CL"/>
+        </w:rPr>
+      </w:pPr>
+      <w:r>
+        <w:tab/>
+      </w:r>
+      <w:r>
+        <w:tab/>
+      </w:r>
+      <w:bookmarkStart w:id="18" w:name="_Toc242131370"/>
+      <w:r>
+        <w:rPr>
+          <w:lang w:val="es-CL"/>
+        </w:rPr>
+        <w:t>2.2.1</w:t>
+      </w:r>
+      <w:r>
+        <w:rPr>
+          <w:lang w:val="es-CL"/>
+        </w:rPr>
+        <w:tab/>
+      </w:r>
+      <w:r>
+        <w:rPr>
+          <w:lang w:val="es-CL"/>
+        </w:rPr>
+        <w:t>Producción Lean y teoría de restricciones.</w:t>
+      </w:r>
       <w:bookmarkEnd w:id="18"/>
     </w:p>
     <w:p>
       <w:pPr>
-        <w:spacing w:line="360" w:lineRule="auto"/>
-        <w:jc w:val="both"/>
-        <w:rPr>
-          <w:lang w:val="es-CL"/>
-        </w:rPr>
-      </w:pPr>
-      <w:r>
-        <w:rPr>
-          <w:lang w:val="es-CL"/>
-        </w:rPr>
-        <w:t xml:space="preserve">El marco teórico reúne las teorías que explican por qué el flujo manual pierde tiempo y material, y cómo un modelo paramétrico puede reducir esas pérdidas. Se organiza en cinco bloques: la filosofía Lean y la </w:t>
-      </w:r>
-      <w:r>
-        <w:rPr>
-          <w:lang w:val="es-CL"/>
-        </w:rPr>
-        <w:lastRenderedPageBreak/>
-        <w:t xml:space="preserve">teoría de restricciones, el </w:t>
-      </w:r>
-      <w:proofErr w:type="spellStart"/>
-      <w:r>
-        <w:rPr>
-          <w:lang w:val="es-CL"/>
-        </w:rPr>
-        <w:t>DfMA</w:t>
-      </w:r>
-      <w:proofErr w:type="spellEnd"/>
-      <w:r>
-        <w:rPr>
-          <w:lang w:val="es-CL"/>
-        </w:rPr>
-        <w:t>, el diseño paramétrico y la cadena CAD-CAM, la teoría de ajustes y tolerancias junto con el comportamiento higroscópico de la madera, y el problema de anidado.</w:t>
-      </w:r>
-    </w:p>
-    <w:p>
-      <w:pPr>
-        <w:spacing w:line="360" w:lineRule="auto"/>
-        <w:jc w:val="both"/>
-        <w:rPr>
-          <w:lang w:val="es-CL"/>
-        </w:rPr>
-      </w:pPr>
-    </w:p>
-    <w:p>
-      <w:pPr>
-        <w:pStyle w:val="Ttulo3"/>
-        <w:spacing w:line="360" w:lineRule="auto"/>
-        <w:jc w:val="both"/>
-        <w:rPr>
-          <w:lang w:val="es-CL"/>
-        </w:rPr>
-      </w:pPr>
-      <w:r>
-        <w:tab/>
-      </w:r>
-      <w:r>
-        <w:tab/>
-      </w:r>
-      <w:bookmarkStart w:id="19" w:name="_Toc242086631"/>
-      <w:r>
-        <w:rPr>
-          <w:lang w:val="es-CL"/>
-        </w:rPr>
-        <w:t>2.2.1</w:t>
-      </w:r>
-      <w:r>
-        <w:rPr>
-          <w:lang w:val="es-CL"/>
-        </w:rPr>
-        <w:tab/>
-      </w:r>
-      <w:r>
-        <w:rPr>
-          <w:lang w:val="es-CL"/>
-        </w:rPr>
-        <w:t>Producción Lean y teoría de restricciones.</w:t>
-      </w:r>
-      <w:bookmarkEnd w:id="19"/>
-    </w:p>
-    <w:p>
-      <w:pPr>
-        <w:rPr>
-          <w:lang w:val="es-CL"/>
-        </w:rPr>
-      </w:pPr>
-    </w:p>
-    <w:p>
-      <w:pPr>
-        <w:spacing w:line="360" w:lineRule="auto"/>
-        <w:jc w:val="both"/>
-        <w:rPr>
-          <w:lang w:val="es-CL"/>
-        </w:rPr>
-      </w:pPr>
-      <w:r>
-        <w:rPr>
-          <w:lang w:val="es-CL"/>
-        </w:rPr>
-        <w:t xml:space="preserve">La producción Lean surge del Sistema de Producción Toyota, que define como desperdicio toda actividad que consume recursos sin agregar valor para el cliente (Ohno, 1988). Ohno clasificó siete desperdicios: sobreproducción, esperas, transporte, </w:t>
-      </w:r>
-      <w:proofErr w:type="spellStart"/>
-      <w:r>
-        <w:rPr>
-          <w:lang w:val="es-CL"/>
-        </w:rPr>
-        <w:t>sobreprocesamiento</w:t>
-      </w:r>
-      <w:proofErr w:type="spellEnd"/>
-      <w:r>
-        <w:rPr>
-          <w:lang w:val="es-CL"/>
-        </w:rPr>
-        <w:t xml:space="preserve">, inventario, movimientos innecesarios y defectos. La literatura posterior agregó un octavo, el talento no utilizado. </w:t>
+        <w:rPr>
+          <w:lang w:val="es-CL"/>
+        </w:rPr>
+      </w:pPr>
+    </w:p>
+    <w:p>
+      <w:pPr>
+        <w:spacing w:line="360" w:lineRule="auto"/>
+        <w:jc w:val="both"/>
+        <w:rPr>
+          <w:lang w:val="es-CL"/>
+        </w:rPr>
+      </w:pPr>
+      <w:r>
+        <w:rPr>
+          <w:lang w:val="es-CL"/>
+        </w:rPr>
+        <w:t xml:space="preserve">La producción Lean surge del Sistema de Producción Toyota, que define como desperdicio toda actividad que consume recursos sin agregar valor para el cliente (Ohno, 1988). Ohno clasificó siete desperdicios: sobreproducción, esperas, transporte, sobreprocesamiento, inventario, movimientos innecesarios y defectos. La literatura posterior agregó un octavo, el talento no utilizado. </w:t>
       </w:r>
       <w:r>
         <w:rPr>
@@ -6646,33 +5247,17 @@
         </w:rPr>
         <w:t xml:space="preserve">Esta tesis aplica esa lectura a la oficina técnica. Cuando el operador redibuja ranuras para un lote distinto, </w:t>
       </w:r>
-      <w:proofErr w:type="spellStart"/>
-      <w:r>
-        <w:rPr>
-          <w:lang w:val="es-CL"/>
-        </w:rPr>
-        <w:t>sobreprocesa</w:t>
-      </w:r>
-      <w:proofErr w:type="spellEnd"/>
-      <w:r>
-        <w:rPr>
-          <w:lang w:val="es-CL"/>
-        </w:rPr>
-        <w:t xml:space="preserve">. Cuando el </w:t>
-      </w:r>
-      <w:proofErr w:type="spellStart"/>
-      <w:r>
-        <w:rPr>
-          <w:lang w:val="es-CL"/>
-        </w:rPr>
-        <w:t>router</w:t>
-      </w:r>
-      <w:proofErr w:type="spellEnd"/>
-      <w:r>
-        <w:rPr>
-          <w:lang w:val="es-CL"/>
-        </w:rPr>
-        <w:t xml:space="preserve"> espera un archivo corregido, se genera una espera. Cuando un error de traducción aparece recién al ensamblar, se produce un defecto. Y cuando el anidado deja áreas sin usar, se desperdicia material. Ninguna de esas actividades agrega valor desde el punto de vista de quien recibe el kit.</w:t>
+      <w:r>
+        <w:rPr>
+          <w:lang w:val="es-CL"/>
+        </w:rPr>
+        <w:t>sobre procesa</w:t>
+      </w:r>
+      <w:r>
+        <w:rPr>
+          <w:lang w:val="es-CL"/>
+        </w:rPr>
+        <w:t>. Cuando el router espera un archivo corregido, se genera una espera. Cuando un error de traducción aparece recién al ensamblar, se produce un defecto. Y cuando el anidado deja áreas sin usar, se desperdicia material. Ninguna de esas actividades agrega valor desde el punto de vista de quien recibe el kit.</w:t>
       </w:r>
     </w:p>
     <w:p>
@@ -6728,7 +5313,7 @@
       <w:r>
         <w:tab/>
       </w:r>
-      <w:bookmarkStart w:id="20" w:name="_Toc242086632"/>
+      <w:bookmarkStart w:id="19" w:name="_Toc242131371"/>
       <w:r>
         <w:t>2.2.2</w:t>
       </w:r>
@@ -6741,107 +5326,43 @@
         </w:rPr>
         <w:t>Diseño para la Fabricación y el Ensamblaje.</w:t>
       </w:r>
-      <w:bookmarkEnd w:id="20"/>
-    </w:p>
-    <w:p>
-      <w:pPr>
-        <w:spacing w:line="360" w:lineRule="auto"/>
-        <w:jc w:val="both"/>
-        <w:rPr>
-          <w:lang w:val="es-CL"/>
-        </w:rPr>
-      </w:pPr>
-      <w:r>
-        <w:rPr>
-          <w:lang w:val="es-CL"/>
-        </w:rPr>
-        <w:t xml:space="preserve">El </w:t>
-      </w:r>
-      <w:proofErr w:type="spellStart"/>
-      <w:r>
-        <w:rPr>
-          <w:lang w:val="es-CL"/>
-        </w:rPr>
-        <w:t>DfMA</w:t>
-      </w:r>
-      <w:proofErr w:type="spellEnd"/>
-      <w:r>
-        <w:rPr>
-          <w:lang w:val="es-CL"/>
-        </w:rPr>
-        <w:t xml:space="preserve"> reúne dos metodologías desarrolladas en la industria manufacturera. El diseño para la fabricación busca piezas fáciles de producir con los procesos disponibles. El diseño para el ensamblaje busca reducir el número de piezas y facilitar su unión (Boothroyd et al., 2011). Sus principios incluyen minimizar la variedad de componentes, estandarizar, diseñar piezas que solo se puedan montar de una forma y considerar desde el diseño las capacidades y tolerancias del proceso de fabricación.</w:t>
-      </w:r>
-    </w:p>
-    <w:p>
-      <w:pPr>
-        <w:spacing w:line="360" w:lineRule="auto"/>
-        <w:jc w:val="both"/>
-        <w:rPr>
-          <w:lang w:val="es-CL"/>
-        </w:rPr>
-      </w:pPr>
+      <w:bookmarkEnd w:id="19"/>
+    </w:p>
+    <w:p>
+      <w:pPr>
+        <w:spacing w:line="360" w:lineRule="auto"/>
+        <w:jc w:val="both"/>
+        <w:rPr>
+          <w:lang w:val="es-CL"/>
+        </w:rPr>
+      </w:pPr>
+      <w:r>
+        <w:rPr>
+          <w:lang w:val="es-CL"/>
+        </w:rPr>
+        <w:t xml:space="preserve">El DfMA reúne dos metodologías desarrolladas en la industria manufacturera. El diseño para la fabricación busca piezas fáciles de producir con los procesos disponibles. El diseño para el ensamblaje busca reducir el número de piezas y facilitar su unión (Boothroyd et al., 2011). Sus principios incluyen minimizar la </w:t>
+      </w:r>
       <w:r>
         <w:rPr>
           <w:lang w:val="es-CL"/>
         </w:rPr>
         <w:lastRenderedPageBreak/>
-        <w:t xml:space="preserve">En construcción, el </w:t>
-      </w:r>
-      <w:proofErr w:type="spellStart"/>
-      <w:r>
-        <w:rPr>
-          <w:lang w:val="es-CL"/>
-        </w:rPr>
-        <w:t>DfMA</w:t>
-      </w:r>
-      <w:proofErr w:type="spellEnd"/>
-      <w:r>
-        <w:rPr>
-          <w:lang w:val="es-CL"/>
-        </w:rPr>
-        <w:t xml:space="preserve"> y la producción Lean comparten principios generales (Gao et al., 2020). </w:t>
-      </w:r>
-      <w:proofErr w:type="spellStart"/>
-      <w:r>
-        <w:rPr>
-          <w:lang w:val="es-CL"/>
-        </w:rPr>
-        <w:t>WikiHouse</w:t>
-      </w:r>
-      <w:proofErr w:type="spellEnd"/>
-      <w:r>
-        <w:rPr>
-          <w:lang w:val="es-CL"/>
-        </w:rPr>
-        <w:t xml:space="preserve"> aplica el </w:t>
-      </w:r>
-      <w:proofErr w:type="spellStart"/>
-      <w:r>
-        <w:rPr>
-          <w:lang w:val="es-CL"/>
-        </w:rPr>
-        <w:t>DfMA</w:t>
-      </w:r>
-      <w:proofErr w:type="spellEnd"/>
-      <w:r>
-        <w:rPr>
-          <w:lang w:val="es-CL"/>
-        </w:rPr>
-        <w:t xml:space="preserve"> de forma literal: pocas tipologías de pieza, uniones que guían el montaje y un archivo digital que contiene toda la información de fabricación (</w:t>
-      </w:r>
-      <w:proofErr w:type="spellStart"/>
-      <w:r>
-        <w:rPr>
-          <w:lang w:val="es-CL"/>
-        </w:rPr>
-        <w:t>WikiHouse</w:t>
-      </w:r>
-      <w:proofErr w:type="spellEnd"/>
-      <w:r>
-        <w:rPr>
-          <w:lang w:val="es-CL"/>
-        </w:rPr>
-        <w:t>, s. f.-a). Esta tesis se centra en el principio de diseñar según las tolerancias reales del proceso. El sistema actual lo cumple solo en parte, porque fija la holgura para un espesor nominal y deja al fabricante la tarea de ajustarla.</w:t>
+        <w:t>variedad de componentes, estandarizar, diseñar piezas que solo se puedan montar de una forma y considerar desde el diseño las capacidades y tolerancias del proceso de fabricación.</w:t>
+      </w:r>
+    </w:p>
+    <w:p>
+      <w:pPr>
+        <w:spacing w:line="360" w:lineRule="auto"/>
+        <w:jc w:val="both"/>
+        <w:rPr>
+          <w:lang w:val="es-CL"/>
+        </w:rPr>
+      </w:pPr>
+      <w:r>
+        <w:rPr>
+          <w:lang w:val="es-CL"/>
+        </w:rPr>
+        <w:t>En construcción, el DfMA y la producción Lean comparten principios generales (Gao et al., 2020). WikiHouse aplica el DfMA de forma literal: pocas tipologías de pieza, uniones que guían el montaje y un archivo digital que contiene toda la información de fabricación (WikiHouse, s. f.-a). Esta tesis se centra en el principio de diseñar según las tolerancias reales del proceso. El sistema actual lo cumple solo en parte, porque fija la holgura para un espesor nominal y deja al fabricante la tarea de ajustarla.</w:t>
       </w:r>
     </w:p>
     <w:p>
@@ -6870,7 +5391,7 @@
       <w:r>
         <w:tab/>
       </w:r>
-      <w:bookmarkStart w:id="21" w:name="_Toc242086633"/>
+      <w:bookmarkStart w:id="20" w:name="_Toc242131372"/>
       <w:r>
         <w:t>2.2.3</w:t>
       </w:r>
@@ -6883,7 +5404,7 @@
         </w:rPr>
         <w:t>Diseño paramétrico y cadena CAD-CAM.</w:t>
       </w:r>
-      <w:bookmarkEnd w:id="21"/>
+      <w:bookmarkEnd w:id="20"/>
     </w:p>
     <w:p>
       <w:pPr>
@@ -6912,21 +5433,7 @@
         <w:rPr>
           <w:lang w:val="es-CL"/>
         </w:rPr>
-        <w:t xml:space="preserve">La fabricación digital encadena tres etapas. El diseño asistido por computador (CAD) define la geometría. La fabricación asistida por computador (CAM) la traduce en trayectorias de herramienta, considerando el diámetro de la fresa o el ancho de corte del láser. Por último, la máquina de control numérico (CNC) ejecuta esas trayectorias. En un </w:t>
-      </w:r>
-      <w:proofErr w:type="spellStart"/>
-      <w:r>
-        <w:rPr>
-          <w:lang w:val="es-CL"/>
-        </w:rPr>
-        <w:t>router</w:t>
-      </w:r>
-      <w:proofErr w:type="spellEnd"/>
-      <w:r>
-        <w:rPr>
-          <w:lang w:val="es-CL"/>
-        </w:rPr>
-        <w:t xml:space="preserve"> de 3 ejes, la fresa cilíndrica no puede cortar esquinas interiores vivas, por lo que las uniones requieren esquinas de alivio, y las piezas deben separarse al menos el diámetro de la fresa. El láser, en cambio, retira una franja de material muy delgada y permite piezas casi contiguas. Estas diferencias explican por qué un mismo kit tiene distinta merma según la tecnología de corte.</w:t>
+        <w:t>La fabricación digital encadena tres etapas. El diseño asistido por computador (CAD) define la geometría. La fabricación asistida por computador (CAM) la traduce en trayectorias de herramienta, considerando el diámetro de la fresa o el ancho de corte del láser. Por último, la máquina de control numérico (CNC) ejecuta esas trayectorias. En un router de 3 ejes, la fresa cilíndrica no puede cortar esquinas interiores vivas, por lo que las uniones requieren esquinas de alivio, y las piezas deben separarse al menos el diámetro de la fresa. El láser, en cambio, retira una franja de material muy delgada y permite piezas casi contiguas. Estas diferencias explican por qué un mismo kit tiene distinta merma según la tecnología de corte.</w:t>
       </w:r>
     </w:p>
     <w:p>
@@ -6961,7 +5468,7 @@
           <w:lang w:val="es-CL"/>
         </w:rPr>
       </w:pPr>
-      <w:bookmarkStart w:id="22" w:name="_Toc242086634"/>
+      <w:bookmarkStart w:id="21" w:name="_Toc242131373"/>
       <w:r>
         <w:rPr>
           <w:lang w:val="es-CL"/>
@@ -6986,114 +5493,50 @@
         </w:rPr>
         <w:t>.</w:t>
       </w:r>
-      <w:bookmarkEnd w:id="22"/>
-    </w:p>
-    <w:p>
-      <w:pPr>
-        <w:rPr>
-          <w:lang w:val="es-CL"/>
-        </w:rPr>
-      </w:pPr>
-    </w:p>
-    <w:p>
-      <w:pPr>
-        <w:spacing w:line="360" w:lineRule="auto"/>
-        <w:jc w:val="both"/>
-        <w:rPr>
-          <w:lang w:val="es-CL"/>
-        </w:rPr>
-      </w:pPr>
-      <w:r>
-        <w:rPr>
-          <w:lang w:val="es-CL"/>
-        </w:rPr>
-        <w:t xml:space="preserve">En ingeniería mecánica, el ajuste entre dos piezas se clasifica según la diferencia entre el alojamiento y el elemento que entra en él. Hay ajuste con juego cuando el alojamiento siempre es mayor, ajuste con apriete cuando siempre es menor y ajuste indeterminado cuando, según las tolerancias de cada pieza, puede ocurrir cualquiera de los dos (International </w:t>
-      </w:r>
-      <w:proofErr w:type="spellStart"/>
-      <w:r>
-        <w:rPr>
-          <w:lang w:val="es-CL"/>
-        </w:rPr>
-        <w:t>Organization</w:t>
-      </w:r>
-      <w:proofErr w:type="spellEnd"/>
-      <w:r>
-        <w:rPr>
-          <w:lang w:val="es-CL"/>
-        </w:rPr>
-        <w:t xml:space="preserve"> </w:t>
-      </w:r>
-      <w:proofErr w:type="spellStart"/>
-      <w:r>
-        <w:rPr>
-          <w:lang w:val="es-CL"/>
-        </w:rPr>
-        <w:t>for</w:t>
-      </w:r>
-      <w:proofErr w:type="spellEnd"/>
-      <w:r>
-        <w:rPr>
-          <w:lang w:val="es-CL"/>
-        </w:rPr>
-        <w:t xml:space="preserve"> </w:t>
-      </w:r>
-      <w:proofErr w:type="spellStart"/>
-      <w:r>
-        <w:rPr>
-          <w:lang w:val="es-CL"/>
-        </w:rPr>
-        <w:t>Standardization</w:t>
-      </w:r>
-      <w:proofErr w:type="spellEnd"/>
-      <w:r>
-        <w:rPr>
-          <w:lang w:val="es-CL"/>
-        </w:rPr>
-        <w:t xml:space="preserve"> [ISO], 2010). Una unión </w:t>
-      </w:r>
-      <w:proofErr w:type="spellStart"/>
-      <w:r>
-        <w:rPr>
-          <w:lang w:val="es-CL"/>
-        </w:rPr>
-        <w:t>WikiHouse</w:t>
-      </w:r>
-      <w:proofErr w:type="spellEnd"/>
-      <w:r>
-        <w:rPr>
-          <w:lang w:val="es-CL"/>
-        </w:rPr>
-        <w:t xml:space="preserve"> se comporta de la misma forma. Su holgura efectiva no depende solo de la ranura dibujada, sino de la diferencia entre el ancho real de la ranura después del corte y el espesor real del tablero que entra en ella.</w:t>
-      </w:r>
-    </w:p>
-    <w:p>
-      <w:pPr>
-        <w:spacing w:line="360" w:lineRule="auto"/>
-        <w:jc w:val="both"/>
-        <w:rPr>
-          <w:lang w:val="es-CL"/>
-        </w:rPr>
-      </w:pPr>
+      <w:bookmarkEnd w:id="21"/>
+    </w:p>
+    <w:p>
+      <w:pPr>
+        <w:rPr>
+          <w:lang w:val="es-CL"/>
+        </w:rPr>
+      </w:pPr>
+    </w:p>
+    <w:p>
+      <w:pPr>
+        <w:spacing w:line="360" w:lineRule="auto"/>
+        <w:jc w:val="both"/>
+        <w:rPr>
+          <w:lang w:val="es-CL"/>
+        </w:rPr>
+      </w:pPr>
+      <w:r>
+        <w:rPr>
+          <w:lang w:val="es-CL"/>
+        </w:rPr>
+        <w:t xml:space="preserve">En ingeniería mecánica, el ajuste entre dos piezas se clasifica según la diferencia entre el alojamiento y el elemento que entra en él. Hay ajuste con juego cuando el alojamiento siempre es mayor, ajuste con apriete cuando siempre es menor y ajuste indeterminado cuando, según las tolerancias de cada pieza, puede ocurrir cualquiera de los dos (International Organization for Standardization [ISO], 2010). Una unión WikiHouse </w:t>
+      </w:r>
       <w:r>
         <w:rPr>
           <w:lang w:val="es-CL"/>
         </w:rPr>
         <w:lastRenderedPageBreak/>
-        <w:t>El sistema diseña ranuras de 18,5 mm para tableros de 18 mm, es decir, un ajuste con juego de 0,5 mm (</w:t>
-      </w:r>
-      <w:proofErr w:type="spellStart"/>
-      <w:r>
-        <w:rPr>
-          <w:lang w:val="es-CL"/>
-        </w:rPr>
-        <w:t>WikiHouse</w:t>
-      </w:r>
-      <w:proofErr w:type="spellEnd"/>
-      <w:r>
-        <w:rPr>
-          <w:lang w:val="es-CL"/>
-        </w:rPr>
-        <w:t xml:space="preserve">, s. f.-a). Pero como el espesor real varía dentro de la tolerancia del fabricante, la unión puede pasar a un ajuste indeterminado o incluso con apriete. A esto se suma la acumulación de tolerancias: en un ensamble de varias piezas, las desviaciones individuales se suman a lo largo de la cadena de uniones, como observaron </w:t>
+        <w:t>se comporta de la misma forma. Su holgura efectiva no depende solo de la ranura dibujada, sino de la diferencia entre el ancho real de la ranura después del corte y el espesor real del tablero que entra en ella.</w:t>
+      </w:r>
+    </w:p>
+    <w:p>
+      <w:pPr>
+        <w:spacing w:line="360" w:lineRule="auto"/>
+        <w:jc w:val="both"/>
+        <w:rPr>
+          <w:lang w:val="es-CL"/>
+        </w:rPr>
+      </w:pPr>
+      <w:r>
+        <w:rPr>
+          <w:lang w:val="es-CL"/>
+        </w:rPr>
+        <w:t xml:space="preserve">El sistema diseña ranuras de 18,5 mm para tableros de 18 mm, es decir, un ajuste con juego de 0,5 mm (WikiHouse, s. f.-a). Pero como el espesor real varía dentro de la tolerancia del fabricante, la unión puede pasar a un ajuste indeterminado o incluso con apriete. A esto se suma la acumulación de tolerancias: en un ensamble de varias piezas, las desviaciones individuales se suman a lo largo de la cadena de uniones, como observaron </w:t>
       </w:r>
       <w:r>
         <w:rPr>
@@ -7101,62 +5544,26 @@
         </w:rPr>
         <w:t>(</w:t>
       </w:r>
-      <w:proofErr w:type="spellStart"/>
-      <w:r>
-        <w:rPr>
-          <w:lang w:val="es-CL"/>
-        </w:rPr>
-        <w:t>Buš</w:t>
-      </w:r>
-      <w:proofErr w:type="spellEnd"/>
-      <w:r>
-        <w:rPr>
-          <w:lang w:val="es-CL"/>
-        </w:rPr>
-        <w:t xml:space="preserve"> et al. 2023) en el montaje de secciones de muro.</w:t>
-      </w:r>
-    </w:p>
-    <w:p>
-      <w:pPr>
-        <w:spacing w:line="360" w:lineRule="auto"/>
-        <w:jc w:val="both"/>
-        <w:rPr>
-          <w:lang w:val="es-CL"/>
-        </w:rPr>
-      </w:pPr>
-      <w:r>
-        <w:rPr>
-          <w:lang w:val="es-CL"/>
-        </w:rPr>
-        <w:t xml:space="preserve">La madera es un material higroscópico: intercambia humedad con el aire hasta alcanzar un contenido de humedad de equilibrio que depende de la temperatura y la humedad relativa. Por debajo del punto de saturación de las fibras, cercano al 30 % de contenido de humedad, ese intercambio produce cambios dimensionales. Por encima de ese punto, el agua adicional no cambia las dimensiones (Forest </w:t>
-      </w:r>
-      <w:proofErr w:type="spellStart"/>
-      <w:r>
-        <w:rPr>
-          <w:lang w:val="es-CL"/>
-        </w:rPr>
-        <w:t>Products</w:t>
-      </w:r>
-      <w:proofErr w:type="spellEnd"/>
-      <w:r>
-        <w:rPr>
-          <w:lang w:val="es-CL"/>
-        </w:rPr>
-        <w:t xml:space="preserve"> </w:t>
-      </w:r>
-      <w:proofErr w:type="spellStart"/>
-      <w:r>
-        <w:rPr>
-          <w:lang w:val="es-CL"/>
-        </w:rPr>
-        <w:t>Laboratory</w:t>
-      </w:r>
-      <w:proofErr w:type="spellEnd"/>
-      <w:r>
-        <w:rPr>
-          <w:lang w:val="es-CL"/>
-        </w:rPr>
-        <w:t>, 2021). En los tableros, el efecto depende de su fabricación. El contrachapado cruza sus chapas y limita el cambio en el plano, pero hincha en espesor. El OSB, prensado a partir de hebras, libera tensiones de prensado al humedecerse y acumula hinchamiento que no recupera al secarse (Moya et al., 2009).</w:t>
+      <w:r>
+        <w:rPr>
+          <w:lang w:val="es-CL"/>
+        </w:rPr>
+        <w:t>Buš et al. 2023) en el montaje de secciones de muro.</w:t>
+      </w:r>
+    </w:p>
+    <w:p>
+      <w:pPr>
+        <w:spacing w:line="360" w:lineRule="auto"/>
+        <w:jc w:val="both"/>
+        <w:rPr>
+          <w:lang w:val="es-CL"/>
+        </w:rPr>
+      </w:pPr>
+      <w:r>
+        <w:rPr>
+          <w:lang w:val="es-CL"/>
+        </w:rPr>
+        <w:t>La madera es un material higroscópico: intercambia humedad con el aire hasta alcanzar un contenido de humedad de equilibrio que depende de la temperatura y la humedad relativa. Por debajo del punto de saturación de las fibras, cercano al 30 % de contenido de humedad, ese intercambio produce cambios dimensionales. Por encima de ese punto, el agua adicional no cambia las dimensiones (Forest Products Laboratory, 2021). En los tableros, el efecto depende de su fabricación. El contrachapado cruza sus chapas y limita el cambio en el plano, pero hincha en espesor. El OSB, prensado a partir de hebras, libera tensiones de prensado al humedecerse y acumula hinchamiento que no recupera al secarse (Moya et al., 2009).</w:t>
       </w:r>
     </w:p>
     <w:p>
@@ -7173,19 +5580,11 @@
         </w:rPr>
         <w:t>(</w:t>
       </w:r>
-      <w:proofErr w:type="spellStart"/>
-      <w:r>
-        <w:rPr>
-          <w:lang w:val="es-CL"/>
-        </w:rPr>
-        <w:t>Buš</w:t>
-      </w:r>
-      <w:proofErr w:type="spellEnd"/>
-      <w:r>
-        <w:rPr>
-          <w:lang w:val="es-CL"/>
-        </w:rPr>
-        <w:t xml:space="preserve"> et al. 2023) modelan ese comportamiento para contrachapado como una relación lineal: el cambio de largo y el cambio de espesor de una pieza son proporcionales a sus dimensiones y al cambio de humedad relativa de equilibrio del ambiente. Según ese modelo, el hinchamiento en espesor es mucho mayor que la expansión en largo, lo que convierte al espesor en la dimensión crítica para el ajuste de las uniones</w:t>
+      <w:r>
+        <w:rPr>
+          <w:lang w:val="es-CL"/>
+        </w:rPr>
+        <w:t>Buš et al. 2023) modelan ese comportamiento para contrachapado como una relación lineal: el cambio de largo y el cambio de espesor de una pieza son proporcionales a sus dimensiones y al cambio de humedad relativa de equilibrio del ambiente. Según ese modelo, el hinchamiento en espesor es mucho mayor que la expansión en largo, lo que convierte al espesor en la dimensión crítica para el ajuste de las uniones</w:t>
       </w:r>
       <w:r>
         <w:rPr>
@@ -7211,7 +5610,7 @@
           <w:lang w:val="es-CL"/>
         </w:rPr>
       </w:pPr>
-      <w:bookmarkStart w:id="23" w:name="_Toc242086635"/>
+      <w:bookmarkStart w:id="22" w:name="_Toc242131374"/>
       <w:r>
         <w:rPr>
           <w:lang w:val="es-CL"/>
@@ -7225,80 +5624,238 @@
         <w:tab/>
         <w:t>El problema del anidado.</w:t>
       </w:r>
+      <w:bookmarkEnd w:id="22"/>
+    </w:p>
+    <w:p>
+      <w:pPr>
+        <w:rPr>
+          <w:lang w:val="es-CL"/>
+        </w:rPr>
+      </w:pPr>
+    </w:p>
+    <w:p>
+      <w:pPr>
+        <w:spacing w:line="360" w:lineRule="auto"/>
+        <w:jc w:val="both"/>
+        <w:rPr>
+          <w:lang w:val="es-CL"/>
+        </w:rPr>
+      </w:pPr>
+      <w:r>
+        <w:rPr>
+          <w:lang w:val="es-CL"/>
+        </w:rPr>
+        <w:t>Anidar consiste en ubicar un conjunto de piezas de forma irregular sobre láminas o tableros de tamaño fijo, sin que se superpongan y usando la menor cantidad de material posible. Es un problema de corte y empaquetamiento de la familia de optimización combinatoria, para el cual no existe un método que garantice la solución óptima en un tiempo razonable cuando el número de piezas crece. Por eso se resuelve con heurísticas. La herramienta geométrica central es el polígono de no ajuste, que describe todas las posiciones en que dos piezas se tocan sin superponerse (Bennell y Oliveira, 2009).</w:t>
+      </w:r>
+    </w:p>
+    <w:p>
+      <w:pPr>
+        <w:spacing w:line="360" w:lineRule="auto"/>
+        <w:jc w:val="both"/>
+        <w:rPr>
+          <w:lang w:val="es-CL"/>
+        </w:rPr>
+      </w:pPr>
+      <w:r>
+        <w:rPr>
+          <w:lang w:val="es-CL"/>
+        </w:rPr>
+        <w:t xml:space="preserve">El desempeño de un anidado se mide con el aprovechamiento, entendido como la proporción del material consumido que termina convertida en piezas. La merma es su complemento: la parte del material que se pierde en recortes, separaciones entre piezas y sobrantes. En esta tesis la merma se observa en dos </w:t>
+      </w:r>
+      <w:r>
+        <w:rPr>
+          <w:lang w:val="es-CL"/>
+        </w:rPr>
+        <w:lastRenderedPageBreak/>
+        <w:t>momentos. En la etapa computacional corresponde al anidado simulado. En las etapas de corte corresponde al material realmente consumido, incluidas las piezas que deban repetirse por errores</w:t>
+      </w:r>
+    </w:p>
+    <w:p>
+      <w:pPr>
+        <w:rPr>
+          <w:lang w:val="es-CL"/>
+        </w:rPr>
+      </w:pPr>
+    </w:p>
+    <w:p>
+      <w:pPr>
+        <w:rPr>
+          <w:lang w:val="es-CL"/>
+        </w:rPr>
+      </w:pPr>
+    </w:p>
+    <w:p>
+      <w:pPr>
+        <w:spacing w:line="360" w:lineRule="auto"/>
+        <w:jc w:val="both"/>
+      </w:pPr>
+    </w:p>
+    <w:p>
+      <w:pPr>
+        <w:spacing w:line="360" w:lineRule="auto"/>
+        <w:jc w:val="both"/>
+      </w:pPr>
+    </w:p>
+    <w:p>
+      <w:pPr>
+        <w:spacing w:line="360" w:lineRule="auto"/>
+        <w:jc w:val="both"/>
+      </w:pPr>
+    </w:p>
+    <w:p>
+      <w:pPr>
+        <w:spacing w:line="360" w:lineRule="auto"/>
+        <w:jc w:val="both"/>
+      </w:pPr>
+    </w:p>
+    <w:p>
+      <w:pPr>
+        <w:spacing w:line="360" w:lineRule="auto"/>
+        <w:jc w:val="both"/>
+      </w:pPr>
+    </w:p>
+    <w:p>
+      <w:pPr>
+        <w:spacing w:line="360" w:lineRule="auto"/>
+        <w:jc w:val="both"/>
+      </w:pPr>
+    </w:p>
+    <w:p>
+      <w:pPr>
+        <w:spacing w:line="360" w:lineRule="auto"/>
+        <w:jc w:val="both"/>
+      </w:pPr>
+    </w:p>
+    <w:p>
+      <w:pPr>
+        <w:spacing w:line="360" w:lineRule="auto"/>
+        <w:jc w:val="both"/>
+      </w:pPr>
+    </w:p>
+    <w:p>
+      <w:pPr>
+        <w:spacing w:line="360" w:lineRule="auto"/>
+        <w:jc w:val="both"/>
+      </w:pPr>
+    </w:p>
+    <w:p>
+      <w:pPr>
+        <w:spacing w:line="360" w:lineRule="auto"/>
+        <w:jc w:val="both"/>
+      </w:pPr>
+    </w:p>
+    <w:p>
+      <w:pPr>
+        <w:spacing w:line="360" w:lineRule="auto"/>
+        <w:jc w:val="both"/>
+      </w:pPr>
+    </w:p>
+    <w:p>
+      <w:pPr>
+        <w:spacing w:line="360" w:lineRule="auto"/>
+        <w:jc w:val="both"/>
+      </w:pPr>
+    </w:p>
+    <w:p>
+      <w:pPr>
+        <w:spacing w:line="360" w:lineRule="auto"/>
+        <w:jc w:val="both"/>
+      </w:pPr>
+    </w:p>
+    <w:p>
+      <w:pPr>
+        <w:spacing w:line="360" w:lineRule="auto"/>
+        <w:jc w:val="both"/>
+      </w:pPr>
+    </w:p>
+    <w:p>
+      <w:pPr>
+        <w:spacing w:line="360" w:lineRule="auto"/>
+        <w:jc w:val="both"/>
+      </w:pPr>
+    </w:p>
+    <w:p>
+      <w:pPr>
+        <w:spacing w:line="360" w:lineRule="auto"/>
+        <w:jc w:val="both"/>
+      </w:pPr>
+    </w:p>
+    <w:p>
+      <w:pPr>
+        <w:spacing w:line="360" w:lineRule="auto"/>
+        <w:jc w:val="both"/>
+      </w:pPr>
+    </w:p>
+    <w:p>
+      <w:pPr>
+        <w:spacing w:line="360" w:lineRule="auto"/>
+        <w:jc w:val="both"/>
+      </w:pPr>
+    </w:p>
+    <w:p>
+      <w:pPr>
+        <w:spacing w:line="360" w:lineRule="auto"/>
+        <w:jc w:val="both"/>
+      </w:pPr>
+    </w:p>
+    <w:p>
+      <w:pPr>
+        <w:spacing w:line="360" w:lineRule="auto"/>
+        <w:jc w:val="both"/>
+      </w:pPr>
+    </w:p>
+    <w:p>
+      <w:pPr>
+        <w:spacing w:line="360" w:lineRule="auto"/>
+        <w:jc w:val="both"/>
+      </w:pPr>
+    </w:p>
+    <w:p>
+      <w:pPr>
+        <w:spacing w:line="360" w:lineRule="auto"/>
+        <w:jc w:val="both"/>
+      </w:pPr>
+    </w:p>
+    <w:p>
+      <w:pPr>
+        <w:spacing w:line="360" w:lineRule="auto"/>
+        <w:jc w:val="both"/>
+      </w:pPr>
+    </w:p>
+    <w:p>
+      <w:pPr>
+        <w:spacing w:line="360" w:lineRule="auto"/>
+        <w:jc w:val="both"/>
+      </w:pPr>
+    </w:p>
+    <w:p>
+      <w:pPr>
+        <w:spacing w:line="360" w:lineRule="auto"/>
+        <w:jc w:val="both"/>
+      </w:pPr>
+    </w:p>
+    <w:p>
+      <w:pPr>
+        <w:spacing w:line="360" w:lineRule="auto"/>
+        <w:jc w:val="both"/>
+      </w:pPr>
+    </w:p>
+    <w:p>
+      <w:pPr>
+        <w:spacing w:line="360" w:lineRule="auto"/>
+        <w:jc w:val="both"/>
+      </w:pPr>
+    </w:p>
+    <w:p>
+      <w:pPr>
+        <w:pStyle w:val="Ttulo1"/>
+      </w:pPr>
+      <w:bookmarkStart w:id="23" w:name="_Toc242131375"/>
+      <w:r>
+        <w:lastRenderedPageBreak/>
+        <w:t>Bibliografía.</w:t>
+      </w:r>
       <w:bookmarkEnd w:id="23"/>
-    </w:p>
-    <w:p>
-      <w:pPr>
-        <w:rPr>
-          <w:lang w:val="es-CL"/>
-        </w:rPr>
-      </w:pPr>
-    </w:p>
-    <w:p>
-      <w:pPr>
-        <w:spacing w:line="360" w:lineRule="auto"/>
-        <w:jc w:val="both"/>
-        <w:rPr>
-          <w:lang w:val="es-CL"/>
-        </w:rPr>
-      </w:pPr>
-      <w:r>
-        <w:rPr>
-          <w:lang w:val="es-CL"/>
-        </w:rPr>
-        <w:t>Anidar consiste en ubicar un conjunto de piezas de forma irregular sobre láminas o tableros de tamaño fijo, sin que se superpongan y usando la menor cantidad de material posible. Es un problema de corte y empaquetamiento de la familia de optimización combinatoria, para el cual no existe un método que garantice la solución óptima en un tiempo razonable cuando el número de piezas crece. Por eso se resuelve con heurísticas. La herramienta geométrica central es el polígono de no ajuste, que describe todas las posiciones en que dos piezas se tocan sin superponerse (Bennell y Oliveira, 2009).</w:t>
-      </w:r>
-    </w:p>
-    <w:p>
-      <w:pPr>
-        <w:spacing w:line="360" w:lineRule="auto"/>
-        <w:jc w:val="both"/>
-        <w:rPr>
-          <w:lang w:val="es-CL"/>
-        </w:rPr>
-      </w:pPr>
-      <w:r>
-        <w:rPr>
-          <w:lang w:val="es-CL"/>
-        </w:rPr>
-        <w:t>El desempeño de un anidado se mide con el aprovechamiento, entendido como la proporción del material consumido que termina convertida en piezas. La merma es su complemento: la parte del material que se pierde en recortes, separaciones entre piezas y sobrantes. En esta tesis la merma se observa en dos momentos. En la etapa computacional corresponde al anidado simulado. En las etapas de corte corresponde al material realmente consumido, incluidas las piezas que deban repetirse por errores</w:t>
-      </w:r>
-    </w:p>
-    <w:p>
-      <w:pPr>
-        <w:rPr>
-          <w:lang w:val="es-CL"/>
-        </w:rPr>
-      </w:pPr>
-    </w:p>
-    <w:p>
-      <w:pPr>
-        <w:rPr>
-          <w:lang w:val="es-CL"/>
-        </w:rPr>
-      </w:pPr>
-    </w:p>
-    <w:p>
-      <w:pPr>
-        <w:spacing w:line="360" w:lineRule="auto"/>
-        <w:jc w:val="both"/>
-      </w:pPr>
-    </w:p>
-    <w:p>
-      <w:pPr>
-        <w:spacing w:line="360" w:lineRule="auto"/>
-        <w:jc w:val="both"/>
-      </w:pPr>
-    </w:p>
-    <w:p>
-      <w:pPr>
-        <w:pStyle w:val="Ttulo1"/>
-      </w:pPr>
-      <w:bookmarkStart w:id="24" w:name="_Toc242086636"/>
-      <w:r>
-        <w:t>Bibliografía.</w:t>
-      </w:r>
-      <w:bookmarkEnd w:id="24"/>
     </w:p>
     <w:p/>
     <w:p>
@@ -7387,91 +5944,7 @@
         <w:rPr>
           <w:lang w:val="en-US"/>
         </w:rPr>
-        <w:t xml:space="preserve"> [</w:t>
-      </w:r>
-      <w:proofErr w:type="spellStart"/>
-      <w:r>
-        <w:rPr>
-          <w:lang w:val="en-US"/>
-        </w:rPr>
-        <w:t>Declaración</w:t>
-      </w:r>
-      <w:proofErr w:type="spellEnd"/>
-      <w:r>
-        <w:rPr>
-          <w:lang w:val="en-US"/>
-        </w:rPr>
-        <w:t xml:space="preserve"> </w:t>
-      </w:r>
-      <w:proofErr w:type="spellStart"/>
-      <w:r>
-        <w:rPr>
-          <w:lang w:val="en-US"/>
-        </w:rPr>
-        <w:t>ambiental</w:t>
-      </w:r>
-      <w:proofErr w:type="spellEnd"/>
-      <w:r>
-        <w:rPr>
-          <w:lang w:val="en-US"/>
-        </w:rPr>
-        <w:t xml:space="preserve"> de </w:t>
-      </w:r>
-      <w:proofErr w:type="spellStart"/>
-      <w:r>
-        <w:rPr>
-          <w:lang w:val="en-US"/>
-        </w:rPr>
-        <w:t>producto</w:t>
-      </w:r>
-      <w:proofErr w:type="spellEnd"/>
-      <w:r>
-        <w:rPr>
-          <w:lang w:val="en-US"/>
-        </w:rPr>
-        <w:t xml:space="preserve">; ACV </w:t>
-      </w:r>
-      <w:proofErr w:type="spellStart"/>
-      <w:r>
-        <w:rPr>
-          <w:lang w:val="en-US"/>
-        </w:rPr>
-        <w:t>elaborado</w:t>
-      </w:r>
-      <w:proofErr w:type="spellEnd"/>
-      <w:r>
-        <w:rPr>
-          <w:lang w:val="en-US"/>
-        </w:rPr>
-        <w:t xml:space="preserve"> </w:t>
-      </w:r>
-      <w:proofErr w:type="spellStart"/>
-      <w:r>
-        <w:rPr>
-          <w:lang w:val="en-US"/>
-        </w:rPr>
-        <w:t>por</w:t>
-      </w:r>
-      <w:proofErr w:type="spellEnd"/>
-      <w:r>
-        <w:rPr>
-          <w:lang w:val="en-US"/>
-        </w:rPr>
-        <w:t xml:space="preserve"> CORRIM; </w:t>
-      </w:r>
-      <w:proofErr w:type="spellStart"/>
-      <w:r>
-        <w:rPr>
-          <w:lang w:val="en-US"/>
-        </w:rPr>
-        <w:t>operador</w:t>
-      </w:r>
-      <w:proofErr w:type="spellEnd"/>
-      <w:r>
-        <w:rPr>
-          <w:lang w:val="en-US"/>
-        </w:rPr>
-        <w:t xml:space="preserve"> ASTM International]. </w:t>
+        <w:t xml:space="preserve"> [Declaración ambiental de producto; ACV elaborado por CORRIM; operador ASTM International]. </w:t>
       </w:r>
       <w:hyperlink r:id="rId10" w:tgtFrame="_blank" w:history="1">
         <w:r>
@@ -7565,25 +6038,7 @@
           <w:iCs/>
           <w:lang w:val="es-CL"/>
         </w:rPr>
-        <w:t xml:space="preserve">Ficha técnica </w:t>
-      </w:r>
-      <w:proofErr w:type="spellStart"/>
-      <w:r>
-        <w:rPr>
-          <w:i/>
-          <w:iCs/>
-          <w:lang w:val="es-CL"/>
-        </w:rPr>
-        <w:t>AraucoPly</w:t>
-      </w:r>
-      <w:proofErr w:type="spellEnd"/>
-      <w:r>
-        <w:rPr>
-          <w:i/>
-          <w:iCs/>
-          <w:lang w:val="es-CL"/>
-        </w:rPr>
-        <w:t xml:space="preserve"> Estructural</w:t>
+        <w:t>Ficha técnica AraucoPly Estructural</w:t>
       </w:r>
       <w:r>
         <w:rPr>
@@ -7624,21 +6079,7 @@
         <w:rPr>
           <w:lang w:val="en-US"/>
         </w:rPr>
-        <w:t xml:space="preserve">Ayinla, K., Cheung, F., &amp; </w:t>
-      </w:r>
-      <w:proofErr w:type="spellStart"/>
-      <w:r>
-        <w:rPr>
-          <w:lang w:val="en-US"/>
-        </w:rPr>
-        <w:t>Skitmore</w:t>
-      </w:r>
-      <w:proofErr w:type="spellEnd"/>
-      <w:r>
-        <w:rPr>
-          <w:lang w:val="en-US"/>
-        </w:rPr>
-        <w:t xml:space="preserve">, M. (2022). Process waste analysis for offsite production methods for house construction: A case study of factory wall panel production. </w:t>
+        <w:t xml:space="preserve">Ayinla, K., Cheung, F., &amp; Skitmore, M. (2022). Process waste analysis for offsite production methods for house construction: A case study of factory wall panel production. </w:t>
       </w:r>
       <w:r>
         <w:rPr>
@@ -7681,21 +6122,7 @@
         <w:rPr>
           <w:lang w:val="en-US"/>
         </w:rPr>
-        <w:t xml:space="preserve">Bennell, J. A., &amp; Oliveira, J. F. (2009). A tutorial </w:t>
-      </w:r>
-      <w:proofErr w:type="gramStart"/>
-      <w:r>
-        <w:rPr>
-          <w:lang w:val="en-US"/>
-        </w:rPr>
-        <w:t>in</w:t>
-      </w:r>
-      <w:proofErr w:type="gramEnd"/>
-      <w:r>
-        <w:rPr>
-          <w:lang w:val="en-US"/>
-        </w:rPr>
-        <w:t xml:space="preserve"> irregular shape packing problems. </w:t>
+        <w:t xml:space="preserve">Bennell, J. A., &amp; Oliveira, J. F. (2009). A tutorial in irregular shape packing problems. </w:t>
       </w:r>
       <w:r>
         <w:rPr>
@@ -7768,19 +6195,11 @@
           <w:lang w:val="es-CL"/>
         </w:rPr>
       </w:pPr>
-      <w:proofErr w:type="spellStart"/>
-      <w:r>
-        <w:rPr>
-          <w:lang w:val="en-US"/>
-        </w:rPr>
-        <w:t>Buš</w:t>
-      </w:r>
-      <w:proofErr w:type="spellEnd"/>
-      <w:r>
-        <w:rPr>
-          <w:lang w:val="en-US"/>
-        </w:rPr>
-        <w:t xml:space="preserve">, P., Russell, P., Curry, T., &amp; Wu, C. (2023). A parametric tolerance model for numerically controlled digital fabrication. </w:t>
+      <w:r>
+        <w:rPr>
+          <w:lang w:val="en-US"/>
+        </w:rPr>
+        <w:t xml:space="preserve">Buš, P., Russell, P., Curry, T., &amp; Wu, C. (2023). A parametric tolerance model for numerically controlled digital fabrication. </w:t>
       </w:r>
       <w:r>
         <w:rPr>
@@ -7788,77 +6207,13 @@
         </w:rPr>
         <w:t xml:space="preserve">En </w:t>
       </w:r>
-      <w:proofErr w:type="spellStart"/>
       <w:r>
         <w:rPr>
           <w:i/>
           <w:iCs/>
           <w:lang w:val="es-CL"/>
         </w:rPr>
-        <w:t>Proceedings</w:t>
-      </w:r>
-      <w:proofErr w:type="spellEnd"/>
-      <w:r>
-        <w:rPr>
-          <w:i/>
-          <w:iCs/>
-          <w:lang w:val="es-CL"/>
-        </w:rPr>
-        <w:t xml:space="preserve"> </w:t>
-      </w:r>
-      <w:proofErr w:type="spellStart"/>
-      <w:r>
-        <w:rPr>
-          <w:i/>
-          <w:iCs/>
-          <w:lang w:val="es-CL"/>
-        </w:rPr>
-        <w:t>of</w:t>
-      </w:r>
-      <w:proofErr w:type="spellEnd"/>
-      <w:r>
-        <w:rPr>
-          <w:i/>
-          <w:iCs/>
-          <w:lang w:val="es-CL"/>
-        </w:rPr>
-        <w:t xml:space="preserve"> </w:t>
-      </w:r>
-      <w:proofErr w:type="spellStart"/>
-      <w:r>
-        <w:rPr>
-          <w:i/>
-          <w:iCs/>
-          <w:lang w:val="es-CL"/>
-        </w:rPr>
-        <w:t>the</w:t>
-      </w:r>
-      <w:proofErr w:type="spellEnd"/>
-      <w:r>
-        <w:rPr>
-          <w:i/>
-          <w:iCs/>
-          <w:lang w:val="es-CL"/>
-        </w:rPr>
-        <w:t xml:space="preserve"> 41st </w:t>
-      </w:r>
-      <w:proofErr w:type="spellStart"/>
-      <w:r>
-        <w:rPr>
-          <w:i/>
-          <w:iCs/>
-          <w:lang w:val="es-CL"/>
-        </w:rPr>
-        <w:t>eCAADe</w:t>
-      </w:r>
-      <w:proofErr w:type="spellEnd"/>
-      <w:r>
-        <w:rPr>
-          <w:i/>
-          <w:iCs/>
-          <w:lang w:val="es-CL"/>
-        </w:rPr>
-        <w:t xml:space="preserve"> Conference</w:t>
+        <w:t>Proceedings of the 41st eCAADe Conference</w:t>
       </w:r>
       <w:r>
         <w:rPr>
@@ -7884,7 +6239,6 @@
         <w:rPr>
           <w:lang w:val="es-CL"/>
         </w:rPr>
-        <w:lastRenderedPageBreak/>
         <w:t xml:space="preserve">Centro UC de Innovación en Madera &amp; Ministerio de Vivienda y Urbanismo. (2023). </w:t>
       </w:r>
       <w:r>
@@ -7893,25 +6247,7 @@
           <w:iCs/>
           <w:lang w:val="es-CL"/>
         </w:rPr>
-        <w:t xml:space="preserve">Catastro de capacidades y brechas de industrialización de </w:t>
-      </w:r>
-      <w:proofErr w:type="spellStart"/>
-      <w:r>
-        <w:rPr>
-          <w:i/>
-          <w:iCs/>
-          <w:lang w:val="es-CL"/>
-        </w:rPr>
-        <w:t>prefabricadoras</w:t>
-      </w:r>
-      <w:proofErr w:type="spellEnd"/>
-      <w:r>
-        <w:rPr>
-          <w:i/>
-          <w:iCs/>
-          <w:lang w:val="es-CL"/>
-        </w:rPr>
-        <w:t xml:space="preserve"> con madera en Chile</w:t>
+        <w:t>Catastro de capacidades y brechas de industrialización de prefabricadoras con madera en Chile</w:t>
       </w:r>
       <w:r>
         <w:rPr>
@@ -7985,39 +6321,17 @@
           <w:lang w:val="en-US"/>
         </w:rPr>
       </w:pPr>
-      <w:proofErr w:type="spellStart"/>
-      <w:r>
-        <w:rPr>
-          <w:lang w:val="es-CL"/>
-        </w:rPr>
-        <w:t>Esenarro</w:t>
-      </w:r>
-      <w:proofErr w:type="spellEnd"/>
-      <w:r>
-        <w:rPr>
-          <w:lang w:val="es-CL"/>
-        </w:rPr>
-        <w:t xml:space="preserve"> Vargas, D., Porras, E., Vilchez Cairo, J., et al. </w:t>
-      </w:r>
-      <w:r>
-        <w:rPr>
-          <w:lang w:val="en-US"/>
-        </w:rPr>
-        <w:t xml:space="preserve">(2025). Use of parametric digital tools in Grasshopper and Python for optimization of CNC prefabrication process in </w:t>
-      </w:r>
-      <w:proofErr w:type="spellStart"/>
-      <w:r>
-        <w:rPr>
-          <w:lang w:val="en-US"/>
-        </w:rPr>
-        <w:t>WikiHouse</w:t>
-      </w:r>
-      <w:proofErr w:type="spellEnd"/>
-      <w:r>
-        <w:rPr>
-          <w:lang w:val="en-US"/>
-        </w:rPr>
-        <w:t xml:space="preserve"> prototype construction. </w:t>
+      <w:r>
+        <w:rPr>
+          <w:lang w:val="es-CL"/>
+        </w:rPr>
+        <w:t xml:space="preserve">Esenarro Vargas, D., Porras, E., Vilchez Cairo, J., et al. </w:t>
+      </w:r>
+      <w:r>
+        <w:rPr>
+          <w:lang w:val="en-US"/>
+        </w:rPr>
+        <w:t xml:space="preserve">(2025). Use of parametric digital tools in Grasshopper and Python for optimization of CNC prefabrication process in WikiHouse prototype construction. </w:t>
       </w:r>
       <w:r>
         <w:rPr>
@@ -8143,39 +6457,15 @@
         <w:rPr>
           <w:lang w:val="en-US"/>
         </w:rPr>
-        <w:t>Golański, M., Juchimiuk, J., Podlasek, A., &amp; Starzyk, A. (2025). Design for manufacturing and assembly (</w:t>
-      </w:r>
-      <w:proofErr w:type="spellStart"/>
-      <w:r>
-        <w:rPr>
-          <w:lang w:val="en-US"/>
-        </w:rPr>
-        <w:t>DfMA</w:t>
-      </w:r>
-      <w:proofErr w:type="spellEnd"/>
-      <w:r>
-        <w:rPr>
-          <w:lang w:val="en-US"/>
-        </w:rPr>
-        <w:t xml:space="preserve">) in timber construction: Advancing energy efficiency and climate neutrality in the built environment. </w:t>
-      </w:r>
-      <w:proofErr w:type="spellStart"/>
+        <w:t xml:space="preserve">Golański, M., Juchimiuk, J., Podlasek, A., &amp; Starzyk, A. (2025). Design for manufacturing and assembly (DfMA) in timber construction: Advancing energy efficiency and climate neutrality in the built environment. </w:t>
+      </w:r>
       <w:r>
         <w:rPr>
           <w:i/>
           <w:iCs/>
           <w:lang w:val="es-CL"/>
         </w:rPr>
-        <w:t>Energies</w:t>
-      </w:r>
-      <w:proofErr w:type="spellEnd"/>
-      <w:r>
-        <w:rPr>
-          <w:i/>
-          <w:iCs/>
-          <w:lang w:val="es-CL"/>
-        </w:rPr>
-        <w:t>, 18</w:t>
+        <w:t>Energies, 18</w:t>
       </w:r>
       <w:r>
         <w:rPr>
@@ -8244,21 +6534,7 @@
         <w:rPr>
           <w:lang w:val="en-US"/>
         </w:rPr>
-        <w:t xml:space="preserve">Granello, G., Reynolds, T., &amp; Prest, C. (2022). Structural performance of composite </w:t>
-      </w:r>
-      <w:proofErr w:type="spellStart"/>
-      <w:r>
-        <w:rPr>
-          <w:lang w:val="en-US"/>
-        </w:rPr>
-        <w:t>WikiHouse</w:t>
-      </w:r>
-      <w:proofErr w:type="spellEnd"/>
-      <w:r>
-        <w:rPr>
-          <w:lang w:val="en-US"/>
-        </w:rPr>
-        <w:t xml:space="preserve"> beams from CNC-cut timber panels. </w:t>
+        <w:t xml:space="preserve">Granello, G., Reynolds, T., &amp; Prest, C. (2022). Structural performance of composite WikiHouse beams from CNC-cut timber panels. </w:t>
       </w:r>
       <w:r>
         <w:rPr>
@@ -8387,7 +6663,6 @@
         <w:rPr>
           <w:lang w:val="en-US"/>
         </w:rPr>
-        <w:lastRenderedPageBreak/>
         <w:t xml:space="preserve">Höök, M., &amp; Stehn, L. (2008). Applicability of lean principles and practices in industrialized housing production. </w:t>
       </w:r>
       <w:r>
@@ -8431,6 +6706,7 @@
         <w:rPr>
           <w:lang w:val="en-US"/>
         </w:rPr>
+        <w:lastRenderedPageBreak/>
         <w:t xml:space="preserve">Hu, W., Guan, H., &amp; Zhang, J. (2018). Finite element analysis of tensile load resistance of mortise-and-tenon joints considering tenon fit effects. </w:t>
       </w:r>
       <w:r>
@@ -8504,37 +6780,19 @@
           <w:lang w:val="es-CL"/>
         </w:rPr>
       </w:pPr>
-      <w:proofErr w:type="spellStart"/>
-      <w:r>
-        <w:rPr>
-          <w:lang w:val="en-US"/>
-        </w:rPr>
-        <w:t>Konukcu</w:t>
-      </w:r>
-      <w:proofErr w:type="spellEnd"/>
-      <w:r>
-        <w:rPr>
-          <w:lang w:val="en-US"/>
-        </w:rPr>
-        <w:t xml:space="preserve">, A. C., &amp; Zhang, J. (2019). Effects of full-size panel width on cutting yield of wood-based composites as upholstery furniture frame stocks. </w:t>
-      </w:r>
-      <w:proofErr w:type="spellStart"/>
+      <w:r>
+        <w:rPr>
+          <w:lang w:val="en-US"/>
+        </w:rPr>
+        <w:t xml:space="preserve">Konukcu, A. C., &amp; Zhang, J. (2019). Effects of full-size panel width on cutting yield of wood-based composites as upholstery furniture frame stocks. </w:t>
+      </w:r>
       <w:r>
         <w:rPr>
           <w:i/>
           <w:iCs/>
           <w:lang w:val="es-CL"/>
         </w:rPr>
-        <w:t>BioResources</w:t>
-      </w:r>
-      <w:proofErr w:type="spellEnd"/>
-      <w:r>
-        <w:rPr>
-          <w:i/>
-          <w:iCs/>
-          <w:lang w:val="es-CL"/>
-        </w:rPr>
-        <w:t>, 14</w:t>
+        <w:t>BioResources, 14</w:t>
       </w:r>
       <w:r>
         <w:rPr>
@@ -8585,14 +6843,12 @@
         </w:rPr>
         <w:t xml:space="preserve"> (Technical Report </w:t>
       </w:r>
-      <w:proofErr w:type="gramStart"/>
-      <w:r>
-        <w:rPr>
-          <w:lang w:val="en-US"/>
-        </w:rPr>
-        <w:t>N.º</w:t>
-      </w:r>
-      <w:proofErr w:type="gramEnd"/>
+      <w:r>
+        <w:rPr>
+          <w:lang w:val="en-US"/>
+        </w:rPr>
+        <w:t>N. º</w:t>
+      </w:r>
       <w:r>
         <w:rPr>
           <w:lang w:val="en-US"/>
@@ -8666,103 +6922,15 @@
         <w:rPr>
           <w:lang w:val="en-US"/>
         </w:rPr>
-        <w:t>Málaga-</w:t>
-      </w:r>
-      <w:proofErr w:type="spellStart"/>
-      <w:r>
-        <w:rPr>
-          <w:lang w:val="en-US"/>
-        </w:rPr>
-        <w:t>Chuquitaype</w:t>
-      </w:r>
-      <w:proofErr w:type="spellEnd"/>
-      <w:r>
-        <w:rPr>
-          <w:lang w:val="en-US"/>
-        </w:rPr>
-        <w:t xml:space="preserve">, C., </w:t>
-      </w:r>
-      <w:proofErr w:type="spellStart"/>
-      <w:r>
-        <w:rPr>
-          <w:lang w:val="en-US"/>
-        </w:rPr>
-        <w:t>Ogunkuade</w:t>
-      </w:r>
-      <w:proofErr w:type="spellEnd"/>
-      <w:r>
-        <w:rPr>
-          <w:lang w:val="en-US"/>
-        </w:rPr>
-        <w:t xml:space="preserve">, O., Zhang, Z., &amp; Granello, G. (2026). Experimental and numerical fracture </w:t>
-      </w:r>
-      <w:proofErr w:type="spellStart"/>
-      <w:r>
-        <w:rPr>
-          <w:lang w:val="en-US"/>
-        </w:rPr>
-        <w:t>behaviour</w:t>
-      </w:r>
-      <w:proofErr w:type="spellEnd"/>
-      <w:r>
-        <w:rPr>
-          <w:lang w:val="en-US"/>
-        </w:rPr>
-        <w:t xml:space="preserve"> of CNC-manufactured OSB beams. </w:t>
-      </w:r>
-      <w:proofErr w:type="spellStart"/>
+        <w:t xml:space="preserve">Málaga-Chuquitaype, C., Ogunkuade, O., Zhang, Z., &amp; Granello, G. (2026). Experimental and numerical fracture behaviour of CNC-manufactured OSB beams. </w:t>
+      </w:r>
       <w:r>
         <w:rPr>
           <w:i/>
           <w:iCs/>
           <w:lang w:val="es-CL"/>
         </w:rPr>
-        <w:t>Construction</w:t>
-      </w:r>
-      <w:proofErr w:type="spellEnd"/>
-      <w:r>
-        <w:rPr>
-          <w:i/>
-          <w:iCs/>
-          <w:lang w:val="es-CL"/>
-        </w:rPr>
-        <w:t xml:space="preserve"> and </w:t>
-      </w:r>
-      <w:proofErr w:type="spellStart"/>
-      <w:r>
-        <w:rPr>
-          <w:i/>
-          <w:iCs/>
-          <w:lang w:val="es-CL"/>
-        </w:rPr>
-        <w:t>Building</w:t>
-      </w:r>
-      <w:proofErr w:type="spellEnd"/>
-      <w:r>
-        <w:rPr>
-          <w:i/>
-          <w:iCs/>
-          <w:lang w:val="es-CL"/>
-        </w:rPr>
-        <w:t xml:space="preserve"> </w:t>
-      </w:r>
-      <w:proofErr w:type="spellStart"/>
-      <w:r>
-        <w:rPr>
-          <w:i/>
-          <w:iCs/>
-          <w:lang w:val="es-CL"/>
-        </w:rPr>
-        <w:t>Materials</w:t>
-      </w:r>
-      <w:proofErr w:type="spellEnd"/>
-      <w:r>
-        <w:rPr>
-          <w:i/>
-          <w:iCs/>
-          <w:lang w:val="es-CL"/>
-        </w:rPr>
-        <w:t>, 538</w:t>
+        <w:t>Construction and Building Materials, 538</w:t>
       </w:r>
       <w:r>
         <w:rPr>
@@ -8966,36 +7134,7 @@
         <w:rPr>
           <w:lang w:val="en-US"/>
         </w:rPr>
-        <w:lastRenderedPageBreak/>
-        <w:t xml:space="preserve">Popovic, D., </w:t>
-      </w:r>
-      <w:proofErr w:type="spellStart"/>
-      <w:r>
-        <w:rPr>
-          <w:lang w:val="en-US"/>
-        </w:rPr>
-        <w:t>Schauerte</w:t>
-      </w:r>
-      <w:proofErr w:type="spellEnd"/>
-      <w:r>
-        <w:rPr>
-          <w:lang w:val="en-US"/>
-        </w:rPr>
-        <w:t xml:space="preserve">, T., &amp; Johansson, J. (2017). Prefabrication of single-family timber houses: Problem areas and </w:t>
-      </w:r>
-      <w:proofErr w:type="gramStart"/>
-      <w:r>
-        <w:rPr>
-          <w:lang w:val="en-US"/>
-        </w:rPr>
-        <w:t>wastes</w:t>
-      </w:r>
-      <w:proofErr w:type="gramEnd"/>
-      <w:r>
-        <w:rPr>
-          <w:lang w:val="en-US"/>
-        </w:rPr>
-        <w:t xml:space="preserve">. En </w:t>
+        <w:t xml:space="preserve">Popovic, D., Schauerte, T., &amp; Johansson, J. (2017). Prefabrication of single-family timber houses: Problem areas and wastes. En </w:t>
       </w:r>
       <w:r>
         <w:rPr>
@@ -9038,45 +7177,28 @@
         <w:rPr>
           <w:lang w:val="es-CL"/>
         </w:rPr>
-        <w:t xml:space="preserve">Porras, E., Morales, W., Chang, L., &amp; </w:t>
-      </w:r>
-      <w:proofErr w:type="spellStart"/>
-      <w:r>
-        <w:rPr>
-          <w:lang w:val="es-CL"/>
-        </w:rPr>
-        <w:t>Sucasaca</w:t>
-      </w:r>
-      <w:proofErr w:type="spellEnd"/>
-      <w:r>
-        <w:rPr>
-          <w:lang w:val="es-CL"/>
-        </w:rPr>
-        <w:t xml:space="preserve">, J. (2026). </w:t>
-      </w:r>
-      <w:r>
-        <w:rPr>
-          <w:lang w:val="en-US"/>
-        </w:rPr>
-        <w:t xml:space="preserve">Modular engineered-wood housing in low-technification, seismic-prone settings: A systematic review of structural performance, digital fabrication, and low-carbon performance. </w:t>
-      </w:r>
-      <w:proofErr w:type="spellStart"/>
+        <w:t xml:space="preserve">Porras, E., Morales, W., Chang, L., &amp; Sucasaca, J. (2026). </w:t>
+      </w:r>
+      <w:r>
+        <w:rPr>
+          <w:lang w:val="en-US"/>
+        </w:rPr>
+        <w:t xml:space="preserve">Modular engineered-wood housing in low-technification, seismic-prone settings: A systematic review of structural performance, digital </w:t>
+      </w:r>
+      <w:r>
+        <w:rPr>
+          <w:lang w:val="en-US"/>
+        </w:rPr>
+        <w:lastRenderedPageBreak/>
+        <w:t xml:space="preserve">fabrication, and low-carbon performance. </w:t>
+      </w:r>
       <w:r>
         <w:rPr>
           <w:i/>
           <w:iCs/>
           <w:lang w:val="es-CL"/>
         </w:rPr>
-        <w:t>Sustainability</w:t>
-      </w:r>
-      <w:proofErr w:type="spellEnd"/>
-      <w:r>
-        <w:rPr>
-          <w:i/>
-          <w:iCs/>
-          <w:lang w:val="es-CL"/>
-        </w:rPr>
-        <w:t>, 18</w:t>
+        <w:t>Sustainability, 18</w:t>
       </w:r>
       <w:r>
         <w:rPr>
@@ -9119,23 +7241,13 @@
         </w:rPr>
         <w:t xml:space="preserve">Assessment of modular construction system made with low environmental impact construction materials for achieving sustainable housing projects. </w:t>
       </w:r>
-      <w:proofErr w:type="spellStart"/>
       <w:r>
         <w:rPr>
           <w:i/>
           <w:iCs/>
           <w:lang w:val="es-CL"/>
         </w:rPr>
-        <w:t>Sustainability</w:t>
-      </w:r>
-      <w:proofErr w:type="spellEnd"/>
-      <w:r>
-        <w:rPr>
-          <w:i/>
-          <w:iCs/>
-          <w:lang w:val="es-CL"/>
-        </w:rPr>
-        <w:t>, 15</w:t>
+        <w:t>Sustainability, 15</w:t>
       </w:r>
       <w:r>
         <w:rPr>
@@ -9176,39 +7288,15 @@
         <w:rPr>
           <w:lang w:val="en-US"/>
         </w:rPr>
-        <w:t xml:space="preserve">(2025). Mechanical performance of plywood TIE joints under tension and shear in the </w:t>
-      </w:r>
-      <w:proofErr w:type="spellStart"/>
-      <w:r>
-        <w:rPr>
-          <w:lang w:val="en-US"/>
-        </w:rPr>
-        <w:t>WikiHouse</w:t>
-      </w:r>
-      <w:proofErr w:type="spellEnd"/>
-      <w:r>
-        <w:rPr>
-          <w:lang w:val="en-US"/>
-        </w:rPr>
-        <w:t xml:space="preserve"> Skylark modular system. </w:t>
-      </w:r>
-      <w:proofErr w:type="spellStart"/>
+        <w:t xml:space="preserve">(2025). Mechanical performance of plywood TIE joints under tension and shear in the WikiHouse Skylark modular system. </w:t>
+      </w:r>
       <w:r>
         <w:rPr>
           <w:i/>
           <w:iCs/>
           <w:lang w:val="es-CL"/>
         </w:rPr>
-        <w:t>Materials</w:t>
-      </w:r>
-      <w:proofErr w:type="spellEnd"/>
-      <w:r>
-        <w:rPr>
-          <w:i/>
-          <w:iCs/>
-          <w:lang w:val="es-CL"/>
-        </w:rPr>
-        <w:t>, 18</w:t>
+        <w:t>Materials, 18</w:t>
       </w:r>
       <w:r>
         <w:rPr>
@@ -9292,35 +7380,7 @@
         <w:rPr>
           <w:lang w:val="es-CL"/>
         </w:rPr>
-        <w:t xml:space="preserve">Uysal, M., </w:t>
-      </w:r>
-      <w:proofErr w:type="spellStart"/>
-      <w:r>
-        <w:rPr>
-          <w:lang w:val="es-CL"/>
-        </w:rPr>
-        <w:t>Tasdemir</w:t>
-      </w:r>
-      <w:proofErr w:type="spellEnd"/>
-      <w:r>
-        <w:rPr>
-          <w:lang w:val="es-CL"/>
-        </w:rPr>
-        <w:t xml:space="preserve">, C., </w:t>
-      </w:r>
-      <w:proofErr w:type="spellStart"/>
-      <w:r>
-        <w:rPr>
-          <w:lang w:val="es-CL"/>
-        </w:rPr>
-        <w:t>Haviarova</w:t>
-      </w:r>
-      <w:proofErr w:type="spellEnd"/>
-      <w:r>
-        <w:rPr>
-          <w:lang w:val="es-CL"/>
-        </w:rPr>
-        <w:t xml:space="preserve">, E., &amp; Gazo, R. (2019). </w:t>
+        <w:t xml:space="preserve">Uysal, M., Tasdemir, C., Haviarova, E., &amp; Gazo, R. (2019). </w:t>
       </w:r>
       <w:r>
         <w:rPr>
@@ -9328,23 +7388,13 @@
         </w:rPr>
         <w:t xml:space="preserve">Manufacturing feasibility analysis and load carrying capacity of CNC cut joints with interlocking assembly feature. </w:t>
       </w:r>
-      <w:proofErr w:type="spellStart"/>
       <w:r>
         <w:rPr>
           <w:i/>
           <w:iCs/>
           <w:lang w:val="en-US"/>
         </w:rPr>
-        <w:t>BioResources</w:t>
-      </w:r>
-      <w:proofErr w:type="spellEnd"/>
-      <w:r>
-        <w:rPr>
-          <w:i/>
-          <w:iCs/>
-          <w:lang w:val="en-US"/>
-        </w:rPr>
-        <w:t>, 14</w:t>
+        <w:t>BioResources, 14</w:t>
       </w:r>
       <w:r>
         <w:rPr>
@@ -9375,19 +7425,11 @@
           <w:lang w:val="en-US"/>
         </w:rPr>
       </w:pPr>
-      <w:proofErr w:type="spellStart"/>
-      <w:r>
-        <w:rPr>
-          <w:lang w:val="en-US"/>
-        </w:rPr>
-        <w:t>WikiHouse</w:t>
-      </w:r>
-      <w:proofErr w:type="spellEnd"/>
-      <w:r>
-        <w:rPr>
-          <w:lang w:val="en-US"/>
-        </w:rPr>
-        <w:t xml:space="preserve">. (s. f.-a). </w:t>
+      <w:r>
+        <w:rPr>
+          <w:lang w:val="en-US"/>
+        </w:rPr>
+        <w:t xml:space="preserve">WikiHouse. (s. f.-a). </w:t>
       </w:r>
       <w:r>
         <w:rPr>
@@ -9426,37 +7468,19 @@
           <w:lang w:val="en-US"/>
         </w:rPr>
       </w:pPr>
-      <w:proofErr w:type="spellStart"/>
-      <w:r>
-        <w:rPr>
-          <w:lang w:val="es-CL"/>
-        </w:rPr>
-        <w:t>WikiHouse</w:t>
-      </w:r>
-      <w:proofErr w:type="spellEnd"/>
-      <w:r>
-        <w:rPr>
-          <w:lang w:val="es-CL"/>
-        </w:rPr>
-        <w:t xml:space="preserve">. (s. f.-b). </w:t>
-      </w:r>
-      <w:proofErr w:type="spellStart"/>
+      <w:r>
+        <w:rPr>
+          <w:lang w:val="es-CL"/>
+        </w:rPr>
+        <w:t xml:space="preserve">WikiHouse. (s. f.-b). </w:t>
+      </w:r>
       <w:r>
         <w:rPr>
           <w:i/>
           <w:iCs/>
           <w:lang w:val="es-CL"/>
         </w:rPr>
-        <w:t>Skylark</w:t>
-      </w:r>
-      <w:proofErr w:type="spellEnd"/>
-      <w:r>
-        <w:rPr>
-          <w:i/>
-          <w:iCs/>
-          <w:lang w:val="es-CL"/>
-        </w:rPr>
-        <w:t>: Biblioteca de bloques, versión 1.0</w:t>
+        <w:t>Skylark: Biblioteca de bloques, versión 1.0</w:t>
       </w:r>
       <w:r>
         <w:rPr>
@@ -9531,21 +7555,7 @@
         <w:rPr>
           <w:lang w:val="es-CL"/>
         </w:rPr>
-        <w:t xml:space="preserve">Zhang, Y., Fan, G., </w:t>
-      </w:r>
-      <w:proofErr w:type="spellStart"/>
-      <w:r>
-        <w:rPr>
-          <w:lang w:val="es-CL"/>
-        </w:rPr>
-        <w:t>Lei</w:t>
-      </w:r>
-      <w:proofErr w:type="spellEnd"/>
-      <w:r>
-        <w:rPr>
-          <w:lang w:val="es-CL"/>
-        </w:rPr>
-        <w:t xml:space="preserve">, Z., Han, S., et al. </w:t>
+        <w:t xml:space="preserve">Zhang, Y., Fan, G., Lei, Z., Han, S., et al. </w:t>
       </w:r>
       <w:r>
         <w:rPr>
@@ -12082,7 +10092,6 @@
   <w:style w:type="character" w:default="1" w:styleId="Fuentedeprrafopredeter">
     <w:name w:val="Default Paragraph Font"/>
     <w:uiPriority w:val="1"/>
-    <w:semiHidden/>
     <w:unhideWhenUsed/>
   </w:style>
   <w:style w:type="table" w:default="1" w:styleId="Tablanormal">
